--- a/arb/docx/020.content.docx
+++ b/arb/docx/020.content.docx
@@ -579,136 +579,106 @@
           <w:lang w:val="ar_AE" w:bidi="ar_AE"/>
         </w:rPr>
       </w:r>
-      <w:hyperlink r:id="rId13">
-        <w:r>
-          <w:rPr>
-            <w:rtl/>
-            <w:cs/>
-            <w:lang w:val="ar_AE" w:bidi="ar_AE"/>
-          </w:rPr>
-          <w:rPr>
-            <w:color w:val="0000EE"/>
-            <w:u w:val="single"/>
-          </w:rPr>
-          <w:t>1 أخبار الأيام 26: 31–32</w:t>
-        </w:r>
-      </w:hyperlink>
-    </w:p>
-    <w:p>
-      <w:pPr>
-        <w:pStyle w:val="ListBullet"/>
-        <w:bidi/>
-        <w:spacing w:line="240" w:lineRule="auto"/>
-        <w:ind w:left="720"/>
-      </w:pPr>
-      <w:r>
-        <w:rPr>
-          <w:rtl/>
-          <w:cs/>
-          <w:lang w:val="ar_AE" w:bidi="ar_AE"/>
-        </w:rPr>
-      </w:r>
-      <w:hyperlink r:id="rId14">
-        <w:r>
-          <w:rPr>
-            <w:rtl/>
-            <w:cs/>
-            <w:lang w:val="ar_AE" w:bidi="ar_AE"/>
-          </w:rPr>
-          <w:rPr>
-            <w:color w:val="0000EE"/>
-            <w:u w:val="single"/>
-          </w:rPr>
-          <w:t>1 تيموثاوس 3: 2</w:t>
-        </w:r>
-      </w:hyperlink>
-    </w:p>
-    <w:p>
-      <w:pPr>
-        <w:pStyle w:val="ListBullet"/>
-        <w:bidi/>
-        <w:spacing w:line="240" w:lineRule="auto"/>
-        <w:ind w:left="720"/>
-      </w:pPr>
-      <w:r>
-        <w:rPr>
-          <w:rtl/>
-          <w:cs/>
-          <w:lang w:val="ar_AE" w:bidi="ar_AE"/>
-        </w:rPr>
-      </w:r>
-      <w:hyperlink r:id="rId15">
-        <w:r>
-          <w:rPr>
-            <w:rtl/>
-            <w:cs/>
-            <w:lang w:val="ar_AE" w:bidi="ar_AE"/>
-          </w:rPr>
-          <w:rPr>
-            <w:color w:val="0000EE"/>
-            <w:u w:val="single"/>
-          </w:rPr>
-          <w:t>أعمال الرسل 20: 28</w:t>
-        </w:r>
-      </w:hyperlink>
-    </w:p>
-    <w:p>
-      <w:pPr>
-        <w:pStyle w:val="ListBullet"/>
-        <w:bidi/>
-        <w:spacing w:line="240" w:lineRule="auto"/>
-        <w:ind w:left="720"/>
-      </w:pPr>
-      <w:r>
-        <w:rPr>
-          <w:rtl/>
-          <w:cs/>
-          <w:lang w:val="ar_AE" w:bidi="ar_AE"/>
-        </w:rPr>
-      </w:r>
-      <w:hyperlink r:id="rId16">
-        <w:r>
-          <w:rPr>
-            <w:rtl/>
-            <w:cs/>
-            <w:lang w:val="ar_AE" w:bidi="ar_AE"/>
-          </w:rPr>
-          <w:rPr>
-            <w:color w:val="0000EE"/>
-            <w:u w:val="single"/>
-          </w:rPr>
-          <w:t>تكوين 41: 33–34</w:t>
-        </w:r>
-      </w:hyperlink>
-    </w:p>
-    <w:p>
-      <w:pPr>
-        <w:pStyle w:val="ListBullet"/>
-        <w:bidi/>
-        <w:spacing w:line="240" w:lineRule="auto"/>
-        <w:ind w:left="720"/>
-      </w:pPr>
-      <w:r>
-        <w:rPr>
-          <w:rtl/>
-          <w:cs/>
-          <w:lang w:val="ar_AE" w:bidi="ar_AE"/>
-        </w:rPr>
-      </w:r>
-      <w:hyperlink r:id="rId17">
-        <w:r>
-          <w:rPr>
-            <w:rtl/>
-            <w:cs/>
-            <w:lang w:val="ar_AE" w:bidi="ar_AE"/>
-          </w:rPr>
-          <w:rPr>
-            <w:color w:val="0000EE"/>
-            <w:u w:val="single"/>
-          </w:rPr>
-          <w:t>فيلبي 1: 1</w:t>
-        </w:r>
-      </w:hyperlink>
+      <w:r>
+        <w:rPr>
+          <w:rtl/>
+          <w:cs/>
+          <w:lang w:val="ar_AE" w:bidi="ar_AE"/>
+        </w:rPr>
+        <w:t>1 أخبار الأيام 26: 31–32</w:t>
+      </w:r>
+    </w:p>
+    <w:p>
+      <w:pPr>
+        <w:pStyle w:val="ListBullet"/>
+        <w:bidi/>
+        <w:spacing w:line="240" w:lineRule="auto"/>
+        <w:ind w:left="720"/>
+      </w:pPr>
+      <w:r>
+        <w:rPr>
+          <w:rtl/>
+          <w:cs/>
+          <w:lang w:val="ar_AE" w:bidi="ar_AE"/>
+        </w:rPr>
+      </w:r>
+      <w:r>
+        <w:rPr>
+          <w:rtl/>
+          <w:cs/>
+          <w:lang w:val="ar_AE" w:bidi="ar_AE"/>
+        </w:rPr>
+        <w:t>1 تيموثاوس 3: 2</w:t>
+      </w:r>
+    </w:p>
+    <w:p>
+      <w:pPr>
+        <w:pStyle w:val="ListBullet"/>
+        <w:bidi/>
+        <w:spacing w:line="240" w:lineRule="auto"/>
+        <w:ind w:left="720"/>
+      </w:pPr>
+      <w:r>
+        <w:rPr>
+          <w:rtl/>
+          <w:cs/>
+          <w:lang w:val="ar_AE" w:bidi="ar_AE"/>
+        </w:rPr>
+      </w:r>
+      <w:r>
+        <w:rPr>
+          <w:rtl/>
+          <w:cs/>
+          <w:lang w:val="ar_AE" w:bidi="ar_AE"/>
+        </w:rPr>
+        <w:t>أعمال الرسل 20: 28</w:t>
+      </w:r>
+    </w:p>
+    <w:p>
+      <w:pPr>
+        <w:pStyle w:val="ListBullet"/>
+        <w:bidi/>
+        <w:spacing w:line="240" w:lineRule="auto"/>
+        <w:ind w:left="720"/>
+      </w:pPr>
+      <w:r>
+        <w:rPr>
+          <w:rtl/>
+          <w:cs/>
+          <w:lang w:val="ar_AE" w:bidi="ar_AE"/>
+        </w:rPr>
+      </w:r>
+      <w:r>
+        <w:rPr>
+          <w:rtl/>
+          <w:cs/>
+          <w:lang w:val="ar_AE" w:bidi="ar_AE"/>
+        </w:rPr>
+        <w:t>تكوين 41: 33–34</w:t>
+      </w:r>
+    </w:p>
+    <w:p>
+      <w:pPr>
+        <w:pStyle w:val="ListBullet"/>
+        <w:bidi/>
+        <w:spacing w:line="240" w:lineRule="auto"/>
+        <w:ind w:left="720"/>
+      </w:pPr>
+      <w:r>
+        <w:rPr>
+          <w:rtl/>
+          <w:cs/>
+          <w:lang w:val="ar_AE" w:bidi="ar_AE"/>
+        </w:rPr>
+      </w:r>
+      <w:r>
+        <w:rPr>
+          <w:rtl/>
+          <w:cs/>
+          <w:lang w:val="ar_AE" w:bidi="ar_AE"/>
+        </w:rPr>
+        <w:t>فيلبي 1: 1</w:t>
+      </w:r>
     </w:p>
     <w:p>
       <w:pPr>
@@ -1014,136 +984,106 @@
           <w:lang w:val="ar_AE" w:bidi="ar_AE"/>
         </w:rPr>
       </w:r>
-      <w:hyperlink r:id="rId18">
-        <w:r>
-          <w:rPr>
-            <w:rtl/>
-            <w:cs/>
-            <w:lang w:val="ar_AE" w:bidi="ar_AE"/>
-          </w:rPr>
-          <w:rPr>
-            <w:color w:val="0000EE"/>
-            <w:u w:val="single"/>
-          </w:rPr>
-          <w:t>1 ملوك 9:4</w:t>
-        </w:r>
-      </w:hyperlink>
-    </w:p>
-    <w:p>
-      <w:pPr>
-        <w:pStyle w:val="ListBullet"/>
-        <w:bidi/>
-        <w:spacing w:line="240" w:lineRule="auto"/>
-        <w:ind w:left="720"/>
-      </w:pPr>
-      <w:r>
-        <w:rPr>
-          <w:rtl/>
-          <w:cs/>
-          <w:lang w:val="ar_AE" w:bidi="ar_AE"/>
-        </w:rPr>
-      </w:r>
-      <w:hyperlink r:id="rId19">
-        <w:r>
-          <w:rPr>
-            <w:rtl/>
-            <w:cs/>
-            <w:lang w:val="ar_AE" w:bidi="ar_AE"/>
-          </w:rPr>
-          <w:rPr>
-            <w:color w:val="0000EE"/>
-            <w:u w:val="single"/>
-          </w:rPr>
-          <w:t>أيوب 2:3</w:t>
-        </w:r>
-      </w:hyperlink>
-    </w:p>
-    <w:p>
-      <w:pPr>
-        <w:pStyle w:val="ListBullet"/>
-        <w:bidi/>
-        <w:spacing w:line="240" w:lineRule="auto"/>
-        <w:ind w:left="720"/>
-      </w:pPr>
-      <w:r>
-        <w:rPr>
-          <w:rtl/>
-          <w:cs/>
-          <w:lang w:val="ar_AE" w:bidi="ar_AE"/>
-        </w:rPr>
-      </w:r>
-      <w:hyperlink r:id="rId20">
-        <w:r>
-          <w:rPr>
-            <w:rtl/>
-            <w:cs/>
-            <w:lang w:val="ar_AE" w:bidi="ar_AE"/>
-          </w:rPr>
-          <w:rPr>
-            <w:color w:val="0000EE"/>
-            <w:u w:val="single"/>
-          </w:rPr>
-          <w:t>أيوب 4:6</w:t>
-        </w:r>
-      </w:hyperlink>
-    </w:p>
-    <w:p>
-      <w:pPr>
-        <w:pStyle w:val="ListBullet"/>
-        <w:bidi/>
-        <w:spacing w:line="240" w:lineRule="auto"/>
-        <w:ind w:left="720"/>
-      </w:pPr>
-      <w:r>
-        <w:rPr>
-          <w:rtl/>
-          <w:cs/>
-          <w:lang w:val="ar_AE" w:bidi="ar_AE"/>
-        </w:rPr>
-      </w:r>
-      <w:hyperlink r:id="rId21">
-        <w:r>
-          <w:rPr>
-            <w:rtl/>
-            <w:cs/>
-            <w:lang w:val="ar_AE" w:bidi="ar_AE"/>
-          </w:rPr>
-          <w:rPr>
-            <w:color w:val="0000EE"/>
-            <w:u w:val="single"/>
-          </w:rPr>
-          <w:t>أمثال 10:8–9</w:t>
-        </w:r>
-      </w:hyperlink>
-    </w:p>
-    <w:p>
-      <w:pPr>
-        <w:pStyle w:val="ListBullet"/>
-        <w:bidi/>
-        <w:spacing w:line="240" w:lineRule="auto"/>
-        <w:ind w:left="720"/>
-      </w:pPr>
-      <w:r>
-        <w:rPr>
-          <w:rtl/>
-          <w:cs/>
-          <w:lang w:val="ar_AE" w:bidi="ar_AE"/>
-        </w:rPr>
-      </w:r>
-      <w:hyperlink r:id="rId22">
-        <w:r>
-          <w:rPr>
-            <w:rtl/>
-            <w:cs/>
-            <w:lang w:val="ar_AE" w:bidi="ar_AE"/>
-          </w:rPr>
-          <w:rPr>
-            <w:color w:val="0000EE"/>
-            <w:u w:val="single"/>
-          </w:rPr>
-          <w:t>مزمور 26:1–3</w:t>
-        </w:r>
-      </w:hyperlink>
+      <w:r>
+        <w:rPr>
+          <w:rtl/>
+          <w:cs/>
+          <w:lang w:val="ar_AE" w:bidi="ar_AE"/>
+        </w:rPr>
+        <w:t>1 ملوك 9:4</w:t>
+      </w:r>
+    </w:p>
+    <w:p>
+      <w:pPr>
+        <w:pStyle w:val="ListBullet"/>
+        <w:bidi/>
+        <w:spacing w:line="240" w:lineRule="auto"/>
+        <w:ind w:left="720"/>
+      </w:pPr>
+      <w:r>
+        <w:rPr>
+          <w:rtl/>
+          <w:cs/>
+          <w:lang w:val="ar_AE" w:bidi="ar_AE"/>
+        </w:rPr>
+      </w:r>
+      <w:r>
+        <w:rPr>
+          <w:rtl/>
+          <w:cs/>
+          <w:lang w:val="ar_AE" w:bidi="ar_AE"/>
+        </w:rPr>
+        <w:t>أيوب 2:3</w:t>
+      </w:r>
+    </w:p>
+    <w:p>
+      <w:pPr>
+        <w:pStyle w:val="ListBullet"/>
+        <w:bidi/>
+        <w:spacing w:line="240" w:lineRule="auto"/>
+        <w:ind w:left="720"/>
+      </w:pPr>
+      <w:r>
+        <w:rPr>
+          <w:rtl/>
+          <w:cs/>
+          <w:lang w:val="ar_AE" w:bidi="ar_AE"/>
+        </w:rPr>
+      </w:r>
+      <w:r>
+        <w:rPr>
+          <w:rtl/>
+          <w:cs/>
+          <w:lang w:val="ar_AE" w:bidi="ar_AE"/>
+        </w:rPr>
+        <w:t>أيوب 4:6</w:t>
+      </w:r>
+    </w:p>
+    <w:p>
+      <w:pPr>
+        <w:pStyle w:val="ListBullet"/>
+        <w:bidi/>
+        <w:spacing w:line="240" w:lineRule="auto"/>
+        <w:ind w:left="720"/>
+      </w:pPr>
+      <w:r>
+        <w:rPr>
+          <w:rtl/>
+          <w:cs/>
+          <w:lang w:val="ar_AE" w:bidi="ar_AE"/>
+        </w:rPr>
+      </w:r>
+      <w:r>
+        <w:rPr>
+          <w:rtl/>
+          <w:cs/>
+          <w:lang w:val="ar_AE" w:bidi="ar_AE"/>
+        </w:rPr>
+        <w:t>أمثال 10:8–9</w:t>
+      </w:r>
+    </w:p>
+    <w:p>
+      <w:pPr>
+        <w:pStyle w:val="ListBullet"/>
+        <w:bidi/>
+        <w:spacing w:line="240" w:lineRule="auto"/>
+        <w:ind w:left="720"/>
+      </w:pPr>
+      <w:r>
+        <w:rPr>
+          <w:rtl/>
+          <w:cs/>
+          <w:lang w:val="ar_AE" w:bidi="ar_AE"/>
+        </w:rPr>
+      </w:r>
+      <w:r>
+        <w:rPr>
+          <w:rtl/>
+          <w:cs/>
+          <w:lang w:val="ar_AE" w:bidi="ar_AE"/>
+        </w:rPr>
+        <w:t>مزمور 26:1–3</w:t>
+      </w:r>
     </w:p>
     <w:p>
       <w:pPr>
@@ -1548,339 +1488,267 @@
           <w:lang w:val="ar_AE" w:bidi="ar_AE"/>
         </w:rPr>
       </w:r>
-      <w:hyperlink r:id="rId23">
-        <w:r>
-          <w:rPr>
-            <w:rtl/>
-            <w:cs/>
-            <w:lang w:val="ar_AE" w:bidi="ar_AE"/>
-          </w:rPr>
-          <w:rPr>
-            <w:color w:val="0000EE"/>
-            <w:u w:val="single"/>
-          </w:rPr>
-          <w:t>2 بطرس 2: 8</w:t>
-        </w:r>
-      </w:hyperlink>
-    </w:p>
-    <w:p>
-      <w:pPr>
-        <w:pStyle w:val="ListBullet"/>
-        <w:bidi/>
-        <w:spacing w:line="240" w:lineRule="auto"/>
-        <w:ind w:left="720"/>
-      </w:pPr>
-      <w:r>
-        <w:rPr>
-          <w:rtl/>
-          <w:cs/>
-          <w:lang w:val="ar_AE" w:bidi="ar_AE"/>
-        </w:rPr>
-      </w:r>
-      <w:hyperlink r:id="rId24">
-        <w:r>
-          <w:rPr>
-            <w:rtl/>
-            <w:cs/>
-            <w:lang w:val="ar_AE" w:bidi="ar_AE"/>
-          </w:rPr>
-          <w:rPr>
-            <w:color w:val="0000EE"/>
-            <w:u w:val="single"/>
-          </w:rPr>
-          <w:t>أعمال 2: 27–28</w:t>
-        </w:r>
-      </w:hyperlink>
-    </w:p>
-    <w:p>
-      <w:pPr>
-        <w:pStyle w:val="ListBullet"/>
-        <w:bidi/>
-        <w:spacing w:line="240" w:lineRule="auto"/>
-        <w:ind w:left="720"/>
-      </w:pPr>
-      <w:r>
-        <w:rPr>
-          <w:rtl/>
-          <w:cs/>
-          <w:lang w:val="ar_AE" w:bidi="ar_AE"/>
-        </w:rPr>
-      </w:r>
-      <w:hyperlink r:id="rId25">
-        <w:r>
-          <w:rPr>
-            <w:rtl/>
-            <w:cs/>
-            <w:lang w:val="ar_AE" w:bidi="ar_AE"/>
-          </w:rPr>
-          <w:rPr>
-            <w:color w:val="0000EE"/>
-            <w:u w:val="single"/>
-          </w:rPr>
-          <w:t>أعمال 2 : 41</w:t>
-        </w:r>
-      </w:hyperlink>
-    </w:p>
-    <w:p>
-      <w:pPr>
-        <w:pStyle w:val="ListBullet"/>
-        <w:bidi/>
-        <w:spacing w:line="240" w:lineRule="auto"/>
-        <w:ind w:left="720"/>
-      </w:pPr>
-      <w:r>
-        <w:rPr>
-          <w:rtl/>
-          <w:cs/>
-          <w:lang w:val="ar_AE" w:bidi="ar_AE"/>
-        </w:rPr>
-      </w:r>
-      <w:hyperlink r:id="rId26">
-        <w:r>
-          <w:rPr>
-            <w:rtl/>
-            <w:cs/>
-            <w:lang w:val="ar_AE" w:bidi="ar_AE"/>
-          </w:rPr>
-          <w:rPr>
-            <w:color w:val="0000EE"/>
-            <w:u w:val="single"/>
-          </w:rPr>
-          <w:t>تكوين 49: 6</w:t>
-        </w:r>
-      </w:hyperlink>
-    </w:p>
-    <w:p>
-      <w:pPr>
-        <w:pStyle w:val="ListBullet"/>
-        <w:bidi/>
-        <w:spacing w:line="240" w:lineRule="auto"/>
-        <w:ind w:left="720"/>
-      </w:pPr>
-      <w:r>
-        <w:rPr>
-          <w:rtl/>
-          <w:cs/>
-          <w:lang w:val="ar_AE" w:bidi="ar_AE"/>
-        </w:rPr>
-      </w:r>
-      <w:hyperlink r:id="rId27">
-        <w:r>
-          <w:rPr>
-            <w:rtl/>
-            <w:cs/>
-            <w:lang w:val="ar_AE" w:bidi="ar_AE"/>
-          </w:rPr>
-          <w:rPr>
-            <w:color w:val="0000EE"/>
-            <w:u w:val="single"/>
-          </w:rPr>
-          <w:t>إشعياء 53: 10–11</w:t>
-        </w:r>
-      </w:hyperlink>
-    </w:p>
-    <w:p>
-      <w:pPr>
-        <w:pStyle w:val="ListBullet"/>
-        <w:bidi/>
-        <w:spacing w:line="240" w:lineRule="auto"/>
-        <w:ind w:left="720"/>
-      </w:pPr>
-      <w:r>
-        <w:rPr>
-          <w:rtl/>
-          <w:cs/>
-          <w:lang w:val="ar_AE" w:bidi="ar_AE"/>
-        </w:rPr>
-      </w:r>
-      <w:hyperlink r:id="rId28">
-        <w:r>
-          <w:rPr>
-            <w:rtl/>
-            <w:cs/>
-            <w:lang w:val="ar_AE" w:bidi="ar_AE"/>
-          </w:rPr>
-          <w:rPr>
-            <w:color w:val="0000EE"/>
-            <w:u w:val="single"/>
-          </w:rPr>
-          <w:t>يعقوب 1: 21</w:t>
-        </w:r>
-      </w:hyperlink>
-    </w:p>
-    <w:p>
-      <w:pPr>
-        <w:pStyle w:val="ListBullet"/>
-        <w:bidi/>
-        <w:spacing w:line="240" w:lineRule="auto"/>
-        <w:ind w:left="720"/>
-      </w:pPr>
-      <w:r>
-        <w:rPr>
-          <w:rtl/>
-          <w:cs/>
-          <w:lang w:val="ar_AE" w:bidi="ar_AE"/>
-        </w:rPr>
-      </w:r>
-      <w:hyperlink r:id="rId29">
-        <w:r>
-          <w:rPr>
-            <w:rtl/>
-            <w:cs/>
-            <w:lang w:val="ar_AE" w:bidi="ar_AE"/>
-          </w:rPr>
-          <w:rPr>
-            <w:color w:val="0000EE"/>
-            <w:u w:val="single"/>
-          </w:rPr>
-          <w:t>إرميا 6: 16–19</w:t>
-        </w:r>
-      </w:hyperlink>
-    </w:p>
-    <w:p>
-      <w:pPr>
-        <w:pStyle w:val="ListBullet"/>
-        <w:bidi/>
-        <w:spacing w:line="240" w:lineRule="auto"/>
-        <w:ind w:left="720"/>
-      </w:pPr>
-      <w:r>
-        <w:rPr>
-          <w:rtl/>
-          <w:cs/>
-          <w:lang w:val="ar_AE" w:bidi="ar_AE"/>
-        </w:rPr>
-      </w:r>
-      <w:hyperlink r:id="rId30">
-        <w:r>
-          <w:rPr>
-            <w:rtl/>
-            <w:cs/>
-            <w:lang w:val="ar_AE" w:bidi="ar_AE"/>
-          </w:rPr>
-          <w:rPr>
-            <w:color w:val="0000EE"/>
-            <w:u w:val="single"/>
-          </w:rPr>
-          <w:t>يونان 2: 7–8</w:t>
-        </w:r>
-      </w:hyperlink>
-    </w:p>
-    <w:p>
-      <w:pPr>
-        <w:pStyle w:val="ListBullet"/>
-        <w:bidi/>
-        <w:spacing w:line="240" w:lineRule="auto"/>
-        <w:ind w:left="720"/>
-      </w:pPr>
-      <w:r>
-        <w:rPr>
-          <w:rtl/>
-          <w:cs/>
-          <w:lang w:val="ar_AE" w:bidi="ar_AE"/>
-        </w:rPr>
-      </w:r>
-      <w:hyperlink r:id="rId31">
-        <w:r>
-          <w:rPr>
-            <w:rtl/>
-            <w:cs/>
-            <w:lang w:val="ar_AE" w:bidi="ar_AE"/>
-          </w:rPr>
-          <w:rPr>
-            <w:color w:val="0000EE"/>
-            <w:u w:val="single"/>
-          </w:rPr>
-          <w:t>لوقا 1: 47</w:t>
-        </w:r>
-      </w:hyperlink>
-    </w:p>
-    <w:p>
-      <w:pPr>
-        <w:pStyle w:val="ListBullet"/>
-        <w:bidi/>
-        <w:spacing w:line="240" w:lineRule="auto"/>
-        <w:ind w:left="720"/>
-      </w:pPr>
-      <w:r>
-        <w:rPr>
-          <w:rtl/>
-          <w:cs/>
-          <w:lang w:val="ar_AE" w:bidi="ar_AE"/>
-        </w:rPr>
-      </w:r>
-      <w:hyperlink r:id="rId32">
-        <w:r>
-          <w:rPr>
-            <w:rtl/>
-            <w:cs/>
-            <w:lang w:val="ar_AE" w:bidi="ar_AE"/>
-          </w:rPr>
-          <w:rPr>
-            <w:color w:val="0000EE"/>
-            <w:u w:val="single"/>
-          </w:rPr>
-          <w:t>متى 22: 37</w:t>
-        </w:r>
-      </w:hyperlink>
-    </w:p>
-    <w:p>
-      <w:pPr>
-        <w:pStyle w:val="ListBullet"/>
-        <w:bidi/>
-        <w:spacing w:line="240" w:lineRule="auto"/>
-        <w:ind w:left="720"/>
-      </w:pPr>
-      <w:r>
-        <w:rPr>
-          <w:rtl/>
-          <w:cs/>
-          <w:lang w:val="ar_AE" w:bidi="ar_AE"/>
-        </w:rPr>
-      </w:r>
-      <w:hyperlink r:id="rId33">
-        <w:r>
-          <w:rPr>
-            <w:rtl/>
-            <w:cs/>
-            <w:lang w:val="ar_AE" w:bidi="ar_AE"/>
-          </w:rPr>
-          <w:rPr>
-            <w:color w:val="0000EE"/>
-            <w:u w:val="single"/>
-          </w:rPr>
-          <w:t>مزامير 19: 7</w:t>
-        </w:r>
-      </w:hyperlink>
-    </w:p>
-    <w:p>
-      <w:pPr>
-        <w:pStyle w:val="ListBullet"/>
-        <w:bidi/>
-        <w:spacing w:line="240" w:lineRule="auto"/>
-        <w:ind w:left="720"/>
-      </w:pPr>
-      <w:r>
-        <w:rPr>
-          <w:rtl/>
-          <w:cs/>
-          <w:lang w:val="ar_AE" w:bidi="ar_AE"/>
-        </w:rPr>
-      </w:r>
-      <w:hyperlink r:id="rId34">
-        <w:r>
-          <w:rPr>
-            <w:rtl/>
-            <w:cs/>
-            <w:lang w:val="ar_AE" w:bidi="ar_AE"/>
-          </w:rPr>
-          <w:rPr>
-            <w:color w:val="0000EE"/>
-            <w:u w:val="single"/>
-          </w:rPr>
-          <w:t>رؤيا 20: 4</w:t>
-        </w:r>
-      </w:hyperlink>
+      <w:r>
+        <w:rPr>
+          <w:rtl/>
+          <w:cs/>
+          <w:lang w:val="ar_AE" w:bidi="ar_AE"/>
+        </w:rPr>
+        <w:t>2 بطرس 2: 8</w:t>
+      </w:r>
+    </w:p>
+    <w:p>
+      <w:pPr>
+        <w:pStyle w:val="ListBullet"/>
+        <w:bidi/>
+        <w:spacing w:line="240" w:lineRule="auto"/>
+        <w:ind w:left="720"/>
+      </w:pPr>
+      <w:r>
+        <w:rPr>
+          <w:rtl/>
+          <w:cs/>
+          <w:lang w:val="ar_AE" w:bidi="ar_AE"/>
+        </w:rPr>
+      </w:r>
+      <w:r>
+        <w:rPr>
+          <w:rtl/>
+          <w:cs/>
+          <w:lang w:val="ar_AE" w:bidi="ar_AE"/>
+        </w:rPr>
+        <w:t>أعمال 2: 27–28</w:t>
+      </w:r>
+    </w:p>
+    <w:p>
+      <w:pPr>
+        <w:pStyle w:val="ListBullet"/>
+        <w:bidi/>
+        <w:spacing w:line="240" w:lineRule="auto"/>
+        <w:ind w:left="720"/>
+      </w:pPr>
+      <w:r>
+        <w:rPr>
+          <w:rtl/>
+          <w:cs/>
+          <w:lang w:val="ar_AE" w:bidi="ar_AE"/>
+        </w:rPr>
+      </w:r>
+      <w:r>
+        <w:rPr>
+          <w:rtl/>
+          <w:cs/>
+          <w:lang w:val="ar_AE" w:bidi="ar_AE"/>
+        </w:rPr>
+        <w:t>أعمال 2 : 41</w:t>
+      </w:r>
+    </w:p>
+    <w:p>
+      <w:pPr>
+        <w:pStyle w:val="ListBullet"/>
+        <w:bidi/>
+        <w:spacing w:line="240" w:lineRule="auto"/>
+        <w:ind w:left="720"/>
+      </w:pPr>
+      <w:r>
+        <w:rPr>
+          <w:rtl/>
+          <w:cs/>
+          <w:lang w:val="ar_AE" w:bidi="ar_AE"/>
+        </w:rPr>
+      </w:r>
+      <w:r>
+        <w:rPr>
+          <w:rtl/>
+          <w:cs/>
+          <w:lang w:val="ar_AE" w:bidi="ar_AE"/>
+        </w:rPr>
+        <w:t>تكوين 49: 6</w:t>
+      </w:r>
+    </w:p>
+    <w:p>
+      <w:pPr>
+        <w:pStyle w:val="ListBullet"/>
+        <w:bidi/>
+        <w:spacing w:line="240" w:lineRule="auto"/>
+        <w:ind w:left="720"/>
+      </w:pPr>
+      <w:r>
+        <w:rPr>
+          <w:rtl/>
+          <w:cs/>
+          <w:lang w:val="ar_AE" w:bidi="ar_AE"/>
+        </w:rPr>
+      </w:r>
+      <w:r>
+        <w:rPr>
+          <w:rtl/>
+          <w:cs/>
+          <w:lang w:val="ar_AE" w:bidi="ar_AE"/>
+        </w:rPr>
+        <w:t>إشعياء 53: 10–11</w:t>
+      </w:r>
+    </w:p>
+    <w:p>
+      <w:pPr>
+        <w:pStyle w:val="ListBullet"/>
+        <w:bidi/>
+        <w:spacing w:line="240" w:lineRule="auto"/>
+        <w:ind w:left="720"/>
+      </w:pPr>
+      <w:r>
+        <w:rPr>
+          <w:rtl/>
+          <w:cs/>
+          <w:lang w:val="ar_AE" w:bidi="ar_AE"/>
+        </w:rPr>
+      </w:r>
+      <w:r>
+        <w:rPr>
+          <w:rtl/>
+          <w:cs/>
+          <w:lang w:val="ar_AE" w:bidi="ar_AE"/>
+        </w:rPr>
+        <w:t>يعقوب 1: 21</w:t>
+      </w:r>
+    </w:p>
+    <w:p>
+      <w:pPr>
+        <w:pStyle w:val="ListBullet"/>
+        <w:bidi/>
+        <w:spacing w:line="240" w:lineRule="auto"/>
+        <w:ind w:left="720"/>
+      </w:pPr>
+      <w:r>
+        <w:rPr>
+          <w:rtl/>
+          <w:cs/>
+          <w:lang w:val="ar_AE" w:bidi="ar_AE"/>
+        </w:rPr>
+      </w:r>
+      <w:r>
+        <w:rPr>
+          <w:rtl/>
+          <w:cs/>
+          <w:lang w:val="ar_AE" w:bidi="ar_AE"/>
+        </w:rPr>
+        <w:t>إرميا 6: 16–19</w:t>
+      </w:r>
+    </w:p>
+    <w:p>
+      <w:pPr>
+        <w:pStyle w:val="ListBullet"/>
+        <w:bidi/>
+        <w:spacing w:line="240" w:lineRule="auto"/>
+        <w:ind w:left="720"/>
+      </w:pPr>
+      <w:r>
+        <w:rPr>
+          <w:rtl/>
+          <w:cs/>
+          <w:lang w:val="ar_AE" w:bidi="ar_AE"/>
+        </w:rPr>
+      </w:r>
+      <w:r>
+        <w:rPr>
+          <w:rtl/>
+          <w:cs/>
+          <w:lang w:val="ar_AE" w:bidi="ar_AE"/>
+        </w:rPr>
+        <w:t>يونان 2: 7–8</w:t>
+      </w:r>
+    </w:p>
+    <w:p>
+      <w:pPr>
+        <w:pStyle w:val="ListBullet"/>
+        <w:bidi/>
+        <w:spacing w:line="240" w:lineRule="auto"/>
+        <w:ind w:left="720"/>
+      </w:pPr>
+      <w:r>
+        <w:rPr>
+          <w:rtl/>
+          <w:cs/>
+          <w:lang w:val="ar_AE" w:bidi="ar_AE"/>
+        </w:rPr>
+      </w:r>
+      <w:r>
+        <w:rPr>
+          <w:rtl/>
+          <w:cs/>
+          <w:lang w:val="ar_AE" w:bidi="ar_AE"/>
+        </w:rPr>
+        <w:t>لوقا 1: 47</w:t>
+      </w:r>
+    </w:p>
+    <w:p>
+      <w:pPr>
+        <w:pStyle w:val="ListBullet"/>
+        <w:bidi/>
+        <w:spacing w:line="240" w:lineRule="auto"/>
+        <w:ind w:left="720"/>
+      </w:pPr>
+      <w:r>
+        <w:rPr>
+          <w:rtl/>
+          <w:cs/>
+          <w:lang w:val="ar_AE" w:bidi="ar_AE"/>
+        </w:rPr>
+      </w:r>
+      <w:r>
+        <w:rPr>
+          <w:rtl/>
+          <w:cs/>
+          <w:lang w:val="ar_AE" w:bidi="ar_AE"/>
+        </w:rPr>
+        <w:t>متى 22: 37</w:t>
+      </w:r>
+    </w:p>
+    <w:p>
+      <w:pPr>
+        <w:pStyle w:val="ListBullet"/>
+        <w:bidi/>
+        <w:spacing w:line="240" w:lineRule="auto"/>
+        <w:ind w:left="720"/>
+      </w:pPr>
+      <w:r>
+        <w:rPr>
+          <w:rtl/>
+          <w:cs/>
+          <w:lang w:val="ar_AE" w:bidi="ar_AE"/>
+        </w:rPr>
+      </w:r>
+      <w:r>
+        <w:rPr>
+          <w:rtl/>
+          <w:cs/>
+          <w:lang w:val="ar_AE" w:bidi="ar_AE"/>
+        </w:rPr>
+        <w:t>مزامير 19: 7</w:t>
+      </w:r>
+    </w:p>
+    <w:p>
+      <w:pPr>
+        <w:pStyle w:val="ListBullet"/>
+        <w:bidi/>
+        <w:spacing w:line="240" w:lineRule="auto"/>
+        <w:ind w:left="720"/>
+      </w:pPr>
+      <w:r>
+        <w:rPr>
+          <w:rtl/>
+          <w:cs/>
+          <w:lang w:val="ar_AE" w:bidi="ar_AE"/>
+        </w:rPr>
+      </w:r>
+      <w:r>
+        <w:rPr>
+          <w:rtl/>
+          <w:cs/>
+          <w:lang w:val="ar_AE" w:bidi="ar_AE"/>
+        </w:rPr>
+        <w:t>رؤيا 20: 4</w:t>
+      </w:r>
     </w:p>
     <w:p>
       <w:pPr>
@@ -2318,136 +2186,106 @@
           <w:lang w:val="ar_AE" w:bidi="ar_AE"/>
         </w:rPr>
       </w:r>
-      <w:hyperlink r:id="rId35">
-        <w:r>
-          <w:rPr>
-            <w:rtl/>
-            <w:cs/>
-            <w:lang w:val="ar_AE" w:bidi="ar_AE"/>
-          </w:rPr>
-          <w:rPr>
-            <w:color w:val="0000EE"/>
-            <w:u w:val="single"/>
-          </w:rPr>
-          <w:t>تكوين 12:9</w:t>
-        </w:r>
-      </w:hyperlink>
-    </w:p>
-    <w:p>
-      <w:pPr>
-        <w:pStyle w:val="ListBullet"/>
-        <w:bidi/>
-        <w:spacing w:line="240" w:lineRule="auto"/>
-        <w:ind w:left="720"/>
-      </w:pPr>
-      <w:r>
-        <w:rPr>
-          <w:rtl/>
-          <w:cs/>
-          <w:lang w:val="ar_AE" w:bidi="ar_AE"/>
-        </w:rPr>
-      </w:r>
-      <w:hyperlink r:id="rId36">
-        <w:r>
-          <w:rPr>
-            <w:rtl/>
-            <w:cs/>
-            <w:lang w:val="ar_AE" w:bidi="ar_AE"/>
-          </w:rPr>
-          <w:rPr>
-            <w:color w:val="0000EE"/>
-            <w:u w:val="single"/>
-          </w:rPr>
-          <w:t>تكوين 20:1–3</w:t>
-        </w:r>
-      </w:hyperlink>
-    </w:p>
-    <w:p>
-      <w:pPr>
-        <w:pStyle w:val="ListBullet"/>
-        <w:bidi/>
-        <w:spacing w:line="240" w:lineRule="auto"/>
-        <w:ind w:left="720"/>
-      </w:pPr>
-      <w:r>
-        <w:rPr>
-          <w:rtl/>
-          <w:cs/>
-          <w:lang w:val="ar_AE" w:bidi="ar_AE"/>
-        </w:rPr>
-      </w:r>
-      <w:hyperlink r:id="rId37">
-        <w:r>
-          <w:rPr>
-            <w:rtl/>
-            <w:cs/>
-            <w:lang w:val="ar_AE" w:bidi="ar_AE"/>
-          </w:rPr>
-          <w:rPr>
-            <w:color w:val="0000EE"/>
-            <w:u w:val="single"/>
-          </w:rPr>
-          <w:t>تكوين 24:62</w:t>
-        </w:r>
-      </w:hyperlink>
-    </w:p>
-    <w:p>
-      <w:pPr>
-        <w:pStyle w:val="ListBullet"/>
-        <w:bidi/>
-        <w:spacing w:line="240" w:lineRule="auto"/>
-        <w:ind w:left="720"/>
-      </w:pPr>
-      <w:r>
-        <w:rPr>
-          <w:rtl/>
-          <w:cs/>
-          <w:lang w:val="ar_AE" w:bidi="ar_AE"/>
-        </w:rPr>
-      </w:r>
-      <w:hyperlink r:id="rId38">
-        <w:r>
-          <w:rPr>
-            <w:rtl/>
-            <w:cs/>
-            <w:lang w:val="ar_AE" w:bidi="ar_AE"/>
-          </w:rPr>
-          <w:rPr>
-            <w:color w:val="0000EE"/>
-            <w:u w:val="single"/>
-          </w:rPr>
-          <w:t>يشوع 3:14–16</w:t>
-        </w:r>
-      </w:hyperlink>
-    </w:p>
-    <w:p>
-      <w:pPr>
-        <w:pStyle w:val="ListBullet"/>
-        <w:bidi/>
-        <w:spacing w:line="240" w:lineRule="auto"/>
-        <w:ind w:left="720"/>
-      </w:pPr>
-      <w:r>
-        <w:rPr>
-          <w:rtl/>
-          <w:cs/>
-          <w:lang w:val="ar_AE" w:bidi="ar_AE"/>
-        </w:rPr>
-      </w:r>
-      <w:hyperlink r:id="rId39">
-        <w:r>
-          <w:rPr>
-            <w:rtl/>
-            <w:cs/>
-            <w:lang w:val="ar_AE" w:bidi="ar_AE"/>
-          </w:rPr>
-          <w:rPr>
-            <w:color w:val="0000EE"/>
-            <w:u w:val="single"/>
-          </w:rPr>
-          <w:t>عدد 13:17–20</w:t>
-        </w:r>
-      </w:hyperlink>
+      <w:r>
+        <w:rPr>
+          <w:rtl/>
+          <w:cs/>
+          <w:lang w:val="ar_AE" w:bidi="ar_AE"/>
+        </w:rPr>
+        <w:t>تكوين 12:9</w:t>
+      </w:r>
+    </w:p>
+    <w:p>
+      <w:pPr>
+        <w:pStyle w:val="ListBullet"/>
+        <w:bidi/>
+        <w:spacing w:line="240" w:lineRule="auto"/>
+        <w:ind w:left="720"/>
+      </w:pPr>
+      <w:r>
+        <w:rPr>
+          <w:rtl/>
+          <w:cs/>
+          <w:lang w:val="ar_AE" w:bidi="ar_AE"/>
+        </w:rPr>
+      </w:r>
+      <w:r>
+        <w:rPr>
+          <w:rtl/>
+          <w:cs/>
+          <w:lang w:val="ar_AE" w:bidi="ar_AE"/>
+        </w:rPr>
+        <w:t>تكوين 20:1–3</w:t>
+      </w:r>
+    </w:p>
+    <w:p>
+      <w:pPr>
+        <w:pStyle w:val="ListBullet"/>
+        <w:bidi/>
+        <w:spacing w:line="240" w:lineRule="auto"/>
+        <w:ind w:left="720"/>
+      </w:pPr>
+      <w:r>
+        <w:rPr>
+          <w:rtl/>
+          <w:cs/>
+          <w:lang w:val="ar_AE" w:bidi="ar_AE"/>
+        </w:rPr>
+      </w:r>
+      <w:r>
+        <w:rPr>
+          <w:rtl/>
+          <w:cs/>
+          <w:lang w:val="ar_AE" w:bidi="ar_AE"/>
+        </w:rPr>
+        <w:t>تكوين 24:62</w:t>
+      </w:r>
+    </w:p>
+    <w:p>
+      <w:pPr>
+        <w:pStyle w:val="ListBullet"/>
+        <w:bidi/>
+        <w:spacing w:line="240" w:lineRule="auto"/>
+        <w:ind w:left="720"/>
+      </w:pPr>
+      <w:r>
+        <w:rPr>
+          <w:rtl/>
+          <w:cs/>
+          <w:lang w:val="ar_AE" w:bidi="ar_AE"/>
+        </w:rPr>
+      </w:r>
+      <w:r>
+        <w:rPr>
+          <w:rtl/>
+          <w:cs/>
+          <w:lang w:val="ar_AE" w:bidi="ar_AE"/>
+        </w:rPr>
+        <w:t>يشوع 3:14–16</w:t>
+      </w:r>
+    </w:p>
+    <w:p>
+      <w:pPr>
+        <w:pStyle w:val="ListBullet"/>
+        <w:bidi/>
+        <w:spacing w:line="240" w:lineRule="auto"/>
+        <w:ind w:left="720"/>
+      </w:pPr>
+      <w:r>
+        <w:rPr>
+          <w:rtl/>
+          <w:cs/>
+          <w:lang w:val="ar_AE" w:bidi="ar_AE"/>
+        </w:rPr>
+      </w:r>
+      <w:r>
+        <w:rPr>
+          <w:rtl/>
+          <w:cs/>
+          <w:lang w:val="ar_AE" w:bidi="ar_AE"/>
+        </w:rPr>
+        <w:t>عدد 13:17–20</w:t>
+      </w:r>
     </w:p>
     <w:p>
       <w:pPr>
@@ -2758,136 +2596,106 @@
           <w:lang w:val="ar_AE" w:bidi="ar_AE"/>
         </w:rPr>
       </w:r>
-      <w:hyperlink r:id="rId40">
-        <w:r>
-          <w:rPr>
-            <w:rtl/>
-            <w:cs/>
-            <w:lang w:val="ar_AE" w:bidi="ar_AE"/>
-          </w:rPr>
-          <w:rPr>
-            <w:color w:val="0000EE"/>
-            <w:u w:val="single"/>
-          </w:rPr>
-          <w:t>1 تيموثاوس 5: 13</w:t>
-        </w:r>
-      </w:hyperlink>
-    </w:p>
-    <w:p>
-      <w:pPr>
-        <w:pStyle w:val="ListBullet"/>
-        <w:bidi/>
-        <w:spacing w:line="240" w:lineRule="auto"/>
-        <w:ind w:left="720"/>
-      </w:pPr>
-      <w:r>
-        <w:rPr>
-          <w:rtl/>
-          <w:cs/>
-          <w:lang w:val="ar_AE" w:bidi="ar_AE"/>
-        </w:rPr>
-      </w:r>
-      <w:hyperlink r:id="rId41">
-        <w:r>
-          <w:rPr>
-            <w:rtl/>
-            <w:cs/>
-            <w:lang w:val="ar_AE" w:bidi="ar_AE"/>
-          </w:rPr>
-          <w:rPr>
-            <w:color w:val="0000EE"/>
-            <w:u w:val="single"/>
-          </w:rPr>
-          <w:t>2 كورنثوس 12: 20</w:t>
-        </w:r>
-      </w:hyperlink>
-    </w:p>
-    <w:p>
-      <w:pPr>
-        <w:pStyle w:val="ListBullet"/>
-        <w:bidi/>
-        <w:spacing w:line="240" w:lineRule="auto"/>
-        <w:ind w:left="720"/>
-      </w:pPr>
-      <w:r>
-        <w:rPr>
-          <w:rtl/>
-          <w:cs/>
-          <w:lang w:val="ar_AE" w:bidi="ar_AE"/>
-        </w:rPr>
-      </w:r>
-      <w:hyperlink r:id="rId42">
-        <w:r>
-          <w:rPr>
-            <w:rtl/>
-            <w:cs/>
-            <w:lang w:val="ar_AE" w:bidi="ar_AE"/>
-          </w:rPr>
-          <w:rPr>
-            <w:color w:val="0000EE"/>
-            <w:u w:val="single"/>
-          </w:rPr>
-          <w:t>لاويين 19: 15–16</w:t>
-        </w:r>
-      </w:hyperlink>
-    </w:p>
-    <w:p>
-      <w:pPr>
-        <w:pStyle w:val="ListBullet"/>
-        <w:bidi/>
-        <w:spacing w:line="240" w:lineRule="auto"/>
-        <w:ind w:left="720"/>
-      </w:pPr>
-      <w:r>
-        <w:rPr>
-          <w:rtl/>
-          <w:cs/>
-          <w:lang w:val="ar_AE" w:bidi="ar_AE"/>
-        </w:rPr>
-      </w:r>
-      <w:hyperlink r:id="rId43">
-        <w:r>
-          <w:rPr>
-            <w:rtl/>
-            <w:cs/>
-            <w:lang w:val="ar_AE" w:bidi="ar_AE"/>
-          </w:rPr>
-          <w:rPr>
-            <w:color w:val="0000EE"/>
-            <w:u w:val="single"/>
-          </w:rPr>
-          <w:t>أمثال 16: 28</w:t>
-        </w:r>
-      </w:hyperlink>
-    </w:p>
-    <w:p>
-      <w:pPr>
-        <w:pStyle w:val="ListBullet"/>
-        <w:bidi/>
-        <w:spacing w:line="240" w:lineRule="auto"/>
-        <w:ind w:left="720"/>
-      </w:pPr>
-      <w:r>
-        <w:rPr>
-          <w:rtl/>
-          <w:cs/>
-          <w:lang w:val="ar_AE" w:bidi="ar_AE"/>
-        </w:rPr>
-      </w:r>
-      <w:hyperlink r:id="rId44">
-        <w:r>
-          <w:rPr>
-            <w:rtl/>
-            <w:cs/>
-            <w:lang w:val="ar_AE" w:bidi="ar_AE"/>
-          </w:rPr>
-          <w:rPr>
-            <w:color w:val="0000EE"/>
-            <w:u w:val="single"/>
-          </w:rPr>
-          <w:t>رومية 1: 29–31</w:t>
-        </w:r>
-      </w:hyperlink>
+      <w:r>
+        <w:rPr>
+          <w:rtl/>
+          <w:cs/>
+          <w:lang w:val="ar_AE" w:bidi="ar_AE"/>
+        </w:rPr>
+        <w:t>1 تيموثاوس 5: 13</w:t>
+      </w:r>
+    </w:p>
+    <w:p>
+      <w:pPr>
+        <w:pStyle w:val="ListBullet"/>
+        <w:bidi/>
+        <w:spacing w:line="240" w:lineRule="auto"/>
+        <w:ind w:left="720"/>
+      </w:pPr>
+      <w:r>
+        <w:rPr>
+          <w:rtl/>
+          <w:cs/>
+          <w:lang w:val="ar_AE" w:bidi="ar_AE"/>
+        </w:rPr>
+      </w:r>
+      <w:r>
+        <w:rPr>
+          <w:rtl/>
+          <w:cs/>
+          <w:lang w:val="ar_AE" w:bidi="ar_AE"/>
+        </w:rPr>
+        <w:t>2 كورنثوس 12: 20</w:t>
+      </w:r>
+    </w:p>
+    <w:p>
+      <w:pPr>
+        <w:pStyle w:val="ListBullet"/>
+        <w:bidi/>
+        <w:spacing w:line="240" w:lineRule="auto"/>
+        <w:ind w:left="720"/>
+      </w:pPr>
+      <w:r>
+        <w:rPr>
+          <w:rtl/>
+          <w:cs/>
+          <w:lang w:val="ar_AE" w:bidi="ar_AE"/>
+        </w:rPr>
+      </w:r>
+      <w:r>
+        <w:rPr>
+          <w:rtl/>
+          <w:cs/>
+          <w:lang w:val="ar_AE" w:bidi="ar_AE"/>
+        </w:rPr>
+        <w:t>لاويين 19: 15–16</w:t>
+      </w:r>
+    </w:p>
+    <w:p>
+      <w:pPr>
+        <w:pStyle w:val="ListBullet"/>
+        <w:bidi/>
+        <w:spacing w:line="240" w:lineRule="auto"/>
+        <w:ind w:left="720"/>
+      </w:pPr>
+      <w:r>
+        <w:rPr>
+          <w:rtl/>
+          <w:cs/>
+          <w:lang w:val="ar_AE" w:bidi="ar_AE"/>
+        </w:rPr>
+      </w:r>
+      <w:r>
+        <w:rPr>
+          <w:rtl/>
+          <w:cs/>
+          <w:lang w:val="ar_AE" w:bidi="ar_AE"/>
+        </w:rPr>
+        <w:t>أمثال 16: 28</w:t>
+      </w:r>
+    </w:p>
+    <w:p>
+      <w:pPr>
+        <w:pStyle w:val="ListBullet"/>
+        <w:bidi/>
+        <w:spacing w:line="240" w:lineRule="auto"/>
+        <w:ind w:left="720"/>
+      </w:pPr>
+      <w:r>
+        <w:rPr>
+          <w:rtl/>
+          <w:cs/>
+          <w:lang w:val="ar_AE" w:bidi="ar_AE"/>
+        </w:rPr>
+      </w:r>
+      <w:r>
+        <w:rPr>
+          <w:rtl/>
+          <w:cs/>
+          <w:lang w:val="ar_AE" w:bidi="ar_AE"/>
+        </w:rPr>
+        <w:t>رومية 1: 29–31</w:t>
+      </w:r>
     </w:p>
     <w:p>
       <w:pPr>
@@ -3208,107 +3016,83 @@
           <w:lang w:val="ar_AE" w:bidi="ar_AE"/>
         </w:rPr>
       </w:r>
-      <w:hyperlink r:id="rId45">
-        <w:r>
-          <w:rPr>
-            <w:rtl/>
-            <w:cs/>
-            <w:lang w:val="ar_AE" w:bidi="ar_AE"/>
-          </w:rPr>
-          <w:rPr>
-            <w:color w:val="0000EE"/>
-            <w:u w:val="single"/>
-          </w:rPr>
-          <w:t>1 أخبار الأيام 17:1–2</w:t>
-        </w:r>
-      </w:hyperlink>
-    </w:p>
-    <w:p>
-      <w:pPr>
-        <w:pStyle w:val="ListBullet"/>
-        <w:bidi/>
-        <w:spacing w:line="240" w:lineRule="auto"/>
-        <w:ind w:left="720"/>
-      </w:pPr>
-      <w:r>
-        <w:rPr>
-          <w:rtl/>
-          <w:cs/>
-          <w:lang w:val="ar_AE" w:bidi="ar_AE"/>
-        </w:rPr>
-      </w:r>
-      <w:hyperlink r:id="rId46">
-        <w:r>
-          <w:rPr>
-            <w:rtl/>
-            <w:cs/>
-            <w:lang w:val="ar_AE" w:bidi="ar_AE"/>
-          </w:rPr>
-          <w:rPr>
-            <w:color w:val="0000EE"/>
-            <w:u w:val="single"/>
-          </w:rPr>
-          <w:t>2 أخبار الأيام 9:29</w:t>
-        </w:r>
-      </w:hyperlink>
-    </w:p>
-    <w:p>
-      <w:pPr>
-        <w:pStyle w:val="ListBullet"/>
-        <w:bidi/>
-        <w:spacing w:line="240" w:lineRule="auto"/>
-        <w:ind w:left="720"/>
-      </w:pPr>
-      <w:r>
-        <w:rPr>
-          <w:rtl/>
-          <w:cs/>
-          <w:lang w:val="ar_AE" w:bidi="ar_AE"/>
-        </w:rPr>
-      </w:r>
-      <w:hyperlink r:id="rId47">
-        <w:r>
-          <w:rPr>
-            <w:rtl/>
-            <w:cs/>
-            <w:lang w:val="ar_AE" w:bidi="ar_AE"/>
-          </w:rPr>
-          <w:rPr>
-            <w:color w:val="0000EE"/>
-            <w:u w:val="single"/>
-          </w:rPr>
-          <w:t>2 صموئيل 12:1–3</w:t>
-        </w:r>
-      </w:hyperlink>
-    </w:p>
-    <w:p>
-      <w:pPr>
-        <w:pStyle w:val="ListBullet"/>
-        <w:bidi/>
-        <w:spacing w:line="240" w:lineRule="auto"/>
-        <w:ind w:left="720"/>
-      </w:pPr>
-      <w:r>
-        <w:rPr>
-          <w:rtl/>
-          <w:cs/>
-          <w:lang w:val="ar_AE" w:bidi="ar_AE"/>
-        </w:rPr>
-      </w:r>
-      <w:hyperlink r:id="rId48">
-        <w:r>
-          <w:rPr>
-            <w:rtl/>
-            <w:cs/>
-            <w:lang w:val="ar_AE" w:bidi="ar_AE"/>
-          </w:rPr>
-          <w:rPr>
-            <w:color w:val="0000EE"/>
-            <w:u w:val="single"/>
-          </w:rPr>
-          <w:t>مزمور 51:1</w:t>
-        </w:r>
-      </w:hyperlink>
+      <w:r>
+        <w:rPr>
+          <w:rtl/>
+          <w:cs/>
+          <w:lang w:val="ar_AE" w:bidi="ar_AE"/>
+        </w:rPr>
+        <w:t>1 أخبار الأيام 17:1–2</w:t>
+      </w:r>
+    </w:p>
+    <w:p>
+      <w:pPr>
+        <w:pStyle w:val="ListBullet"/>
+        <w:bidi/>
+        <w:spacing w:line="240" w:lineRule="auto"/>
+        <w:ind w:left="720"/>
+      </w:pPr>
+      <w:r>
+        <w:rPr>
+          <w:rtl/>
+          <w:cs/>
+          <w:lang w:val="ar_AE" w:bidi="ar_AE"/>
+        </w:rPr>
+      </w:r>
+      <w:r>
+        <w:rPr>
+          <w:rtl/>
+          <w:cs/>
+          <w:lang w:val="ar_AE" w:bidi="ar_AE"/>
+        </w:rPr>
+        <w:t>2 أخبار الأيام 9:29</w:t>
+      </w:r>
+    </w:p>
+    <w:p>
+      <w:pPr>
+        <w:pStyle w:val="ListBullet"/>
+        <w:bidi/>
+        <w:spacing w:line="240" w:lineRule="auto"/>
+        <w:ind w:left="720"/>
+      </w:pPr>
+      <w:r>
+        <w:rPr>
+          <w:rtl/>
+          <w:cs/>
+          <w:lang w:val="ar_AE" w:bidi="ar_AE"/>
+        </w:rPr>
+      </w:r>
+      <w:r>
+        <w:rPr>
+          <w:rtl/>
+          <w:cs/>
+          <w:lang w:val="ar_AE" w:bidi="ar_AE"/>
+        </w:rPr>
+        <w:t>2 صموئيل 12:1–3</w:t>
+      </w:r>
+    </w:p>
+    <w:p>
+      <w:pPr>
+        <w:pStyle w:val="ListBullet"/>
+        <w:bidi/>
+        <w:spacing w:line="240" w:lineRule="auto"/>
+        <w:ind w:left="720"/>
+      </w:pPr>
+      <w:r>
+        <w:rPr>
+          <w:rtl/>
+          <w:cs/>
+          <w:lang w:val="ar_AE" w:bidi="ar_AE"/>
+        </w:rPr>
+      </w:r>
+      <w:r>
+        <w:rPr>
+          <w:rtl/>
+          <w:cs/>
+          <w:lang w:val="ar_AE" w:bidi="ar_AE"/>
+        </w:rPr>
+        <w:t>مزمور 51:1</w:t>
+      </w:r>
     </w:p>
     <w:p>
       <w:pPr>
@@ -3686,107 +3470,83 @@
           <w:lang w:val="ar_AE" w:bidi="ar_AE"/>
         </w:rPr>
       </w:r>
-      <w:hyperlink r:id="rId49">
-        <w:r>
-          <w:rPr>
-            <w:rtl/>
-            <w:cs/>
-            <w:lang w:val="ar_AE" w:bidi="ar_AE"/>
-          </w:rPr>
-          <w:rPr>
-            <w:color w:val="0000EE"/>
-            <w:u w:val="single"/>
-          </w:rPr>
-          <w:t>أخبار الأيام الأول 1: 24–27</w:t>
-        </w:r>
-      </w:hyperlink>
-    </w:p>
-    <w:p>
-      <w:pPr>
-        <w:pStyle w:val="ListBullet"/>
-        <w:bidi/>
-        <w:spacing w:line="240" w:lineRule="auto"/>
-        <w:ind w:left="720"/>
-      </w:pPr>
-      <w:r>
-        <w:rPr>
-          <w:rtl/>
-          <w:cs/>
-          <w:lang w:val="ar_AE" w:bidi="ar_AE"/>
-        </w:rPr>
-      </w:r>
-      <w:hyperlink r:id="rId50">
-        <w:r>
-          <w:rPr>
-            <w:rtl/>
-            <w:cs/>
-            <w:lang w:val="ar_AE" w:bidi="ar_AE"/>
-          </w:rPr>
-          <w:rPr>
-            <w:color w:val="0000EE"/>
-            <w:u w:val="single"/>
-          </w:rPr>
-          <w:t>تكوين 31: 53</w:t>
-        </w:r>
-      </w:hyperlink>
-    </w:p>
-    <w:p>
-      <w:pPr>
-        <w:pStyle w:val="ListBullet"/>
-        <w:bidi/>
-        <w:spacing w:line="240" w:lineRule="auto"/>
-        <w:ind w:left="720"/>
-      </w:pPr>
-      <w:r>
-        <w:rPr>
-          <w:rtl/>
-          <w:cs/>
-          <w:lang w:val="ar_AE" w:bidi="ar_AE"/>
-        </w:rPr>
-      </w:r>
-      <w:hyperlink r:id="rId51">
-        <w:r>
-          <w:rPr>
-            <w:rtl/>
-            <w:cs/>
-            <w:lang w:val="ar_AE" w:bidi="ar_AE"/>
-          </w:rPr>
-          <w:rPr>
-            <w:color w:val="0000EE"/>
-            <w:u w:val="single"/>
-          </w:rPr>
-          <w:t>يشوع 24: 2</w:t>
-        </w:r>
-      </w:hyperlink>
-    </w:p>
-    <w:p>
-      <w:pPr>
-        <w:pStyle w:val="ListBullet"/>
-        <w:bidi/>
-        <w:spacing w:line="240" w:lineRule="auto"/>
-        <w:ind w:left="720"/>
-      </w:pPr>
-      <w:r>
-        <w:rPr>
-          <w:rtl/>
-          <w:cs/>
-          <w:lang w:val="ar_AE" w:bidi="ar_AE"/>
-        </w:rPr>
-      </w:r>
-      <w:hyperlink r:id="rId52">
-        <w:r>
-          <w:rPr>
-            <w:rtl/>
-            <w:cs/>
-            <w:lang w:val="ar_AE" w:bidi="ar_AE"/>
-          </w:rPr>
-          <w:rPr>
-            <w:color w:val="0000EE"/>
-            <w:u w:val="single"/>
-          </w:rPr>
-          <w:t>لوقا 3: 34</w:t>
-        </w:r>
-      </w:hyperlink>
+      <w:r>
+        <w:rPr>
+          <w:rtl/>
+          <w:cs/>
+          <w:lang w:val="ar_AE" w:bidi="ar_AE"/>
+        </w:rPr>
+        <w:t>أخبار الأيام الأول 1: 24–27</w:t>
+      </w:r>
+    </w:p>
+    <w:p>
+      <w:pPr>
+        <w:pStyle w:val="ListBullet"/>
+        <w:bidi/>
+        <w:spacing w:line="240" w:lineRule="auto"/>
+        <w:ind w:left="720"/>
+      </w:pPr>
+      <w:r>
+        <w:rPr>
+          <w:rtl/>
+          <w:cs/>
+          <w:lang w:val="ar_AE" w:bidi="ar_AE"/>
+        </w:rPr>
+      </w:r>
+      <w:r>
+        <w:rPr>
+          <w:rtl/>
+          <w:cs/>
+          <w:lang w:val="ar_AE" w:bidi="ar_AE"/>
+        </w:rPr>
+        <w:t>تكوين 31: 53</w:t>
+      </w:r>
+    </w:p>
+    <w:p>
+      <w:pPr>
+        <w:pStyle w:val="ListBullet"/>
+        <w:bidi/>
+        <w:spacing w:line="240" w:lineRule="auto"/>
+        <w:ind w:left="720"/>
+      </w:pPr>
+      <w:r>
+        <w:rPr>
+          <w:rtl/>
+          <w:cs/>
+          <w:lang w:val="ar_AE" w:bidi="ar_AE"/>
+        </w:rPr>
+      </w:r>
+      <w:r>
+        <w:rPr>
+          <w:rtl/>
+          <w:cs/>
+          <w:lang w:val="ar_AE" w:bidi="ar_AE"/>
+        </w:rPr>
+        <w:t>يشوع 24: 2</w:t>
+      </w:r>
+    </w:p>
+    <w:p>
+      <w:pPr>
+        <w:pStyle w:val="ListBullet"/>
+        <w:bidi/>
+        <w:spacing w:line="240" w:lineRule="auto"/>
+        <w:ind w:left="720"/>
+      </w:pPr>
+      <w:r>
+        <w:rPr>
+          <w:rtl/>
+          <w:cs/>
+          <w:lang w:val="ar_AE" w:bidi="ar_AE"/>
+        </w:rPr>
+      </w:r>
+      <w:r>
+        <w:rPr>
+          <w:rtl/>
+          <w:cs/>
+          <w:lang w:val="ar_AE" w:bidi="ar_AE"/>
+        </w:rPr>
+        <w:t>لوقا 3: 34</w:t>
+      </w:r>
     </w:p>
     <w:p>
       <w:pPr>
@@ -4084,20 +3844,14 @@
           <w:lang w:val="ar_AE" w:bidi="ar_AE"/>
         </w:rPr>
       </w:r>
-      <w:hyperlink r:id="rId53">
-        <w:r>
-          <w:rPr>
-            <w:rtl/>
-            <w:cs/>
-            <w:lang w:val="ar_AE" w:bidi="ar_AE"/>
-          </w:rPr>
-          <w:rPr>
-            <w:color w:val="0000EE"/>
-            <w:u w:val="single"/>
-          </w:rPr>
-          <w:t>ناحوم 1: 1</w:t>
-        </w:r>
-      </w:hyperlink>
+      <w:r>
+        <w:rPr>
+          <w:rtl/>
+          <w:cs/>
+          <w:lang w:val="ar_AE" w:bidi="ar_AE"/>
+        </w:rPr>
+        <w:t>ناحوم 1: 1</w:t>
+      </w:r>
     </w:p>
     <w:p>
       <w:pPr>
@@ -4421,194 +4175,152 @@
           <w:lang w:val="ar_AE" w:bidi="ar_AE"/>
         </w:rPr>
       </w:r>
-      <w:hyperlink r:id="rId54">
-        <w:r>
-          <w:rPr>
-            <w:rtl/>
-            <w:cs/>
-            <w:lang w:val="ar_AE" w:bidi="ar_AE"/>
-          </w:rPr>
-          <w:rPr>
-            <w:color w:val="0000EE"/>
-            <w:u w:val="single"/>
-          </w:rPr>
-          <w:t>أعمال الرسل26 :9–11</w:t>
-        </w:r>
-      </w:hyperlink>
-    </w:p>
-    <w:p>
-      <w:pPr>
-        <w:pStyle w:val="ListBullet"/>
-        <w:bidi/>
-        <w:spacing w:line="240" w:lineRule="auto"/>
-        <w:ind w:left="720"/>
-      </w:pPr>
-      <w:r>
-        <w:rPr>
-          <w:rtl/>
-          <w:cs/>
-          <w:lang w:val="ar_AE" w:bidi="ar_AE"/>
-        </w:rPr>
-      </w:r>
-      <w:hyperlink r:id="rId55">
-        <w:r>
-          <w:rPr>
-            <w:rtl/>
-            <w:cs/>
-            <w:lang w:val="ar_AE" w:bidi="ar_AE"/>
-          </w:rPr>
-          <w:rPr>
-            <w:color w:val="0000EE"/>
-            <w:u w:val="single"/>
-          </w:rPr>
-          <w:t>يوحنا1 :43–45</w:t>
-        </w:r>
-      </w:hyperlink>
-    </w:p>
-    <w:p>
-      <w:pPr>
-        <w:pStyle w:val="ListBullet"/>
-        <w:bidi/>
-        <w:spacing w:line="240" w:lineRule="auto"/>
-        <w:ind w:left="720"/>
-      </w:pPr>
-      <w:r>
-        <w:rPr>
-          <w:rtl/>
-          <w:cs/>
-          <w:lang w:val="ar_AE" w:bidi="ar_AE"/>
-        </w:rPr>
-      </w:r>
-      <w:hyperlink r:id="rId56">
-        <w:r>
-          <w:rPr>
-            <w:rtl/>
-            <w:cs/>
-            <w:lang w:val="ar_AE" w:bidi="ar_AE"/>
-          </w:rPr>
-          <w:rPr>
-            <w:color w:val="0000EE"/>
-            <w:u w:val="single"/>
-          </w:rPr>
-          <w:t>لوقا1 :26–29</w:t>
-        </w:r>
-      </w:hyperlink>
-    </w:p>
-    <w:p>
-      <w:pPr>
-        <w:pStyle w:val="ListBullet"/>
-        <w:bidi/>
-        <w:spacing w:line="240" w:lineRule="auto"/>
-        <w:ind w:left="720"/>
-      </w:pPr>
-      <w:r>
-        <w:rPr>
-          <w:rtl/>
-          <w:cs/>
-          <w:lang w:val="ar_AE" w:bidi="ar_AE"/>
-        </w:rPr>
-      </w:r>
-      <w:hyperlink r:id="rId57">
-        <w:r>
-          <w:rPr>
-            <w:rtl/>
-            <w:cs/>
-            <w:lang w:val="ar_AE" w:bidi="ar_AE"/>
-          </w:rPr>
-          <w:rPr>
-            <w:color w:val="0000EE"/>
-            <w:u w:val="single"/>
-          </w:rPr>
-          <w:t>مرقس16 :5–7</w:t>
-        </w:r>
-      </w:hyperlink>
-    </w:p>
-    <w:p>
-      <w:pPr>
-        <w:pStyle w:val="ListBullet"/>
-        <w:bidi/>
-        <w:spacing w:line="240" w:lineRule="auto"/>
-        <w:ind w:left="720"/>
-      </w:pPr>
-      <w:r>
-        <w:rPr>
-          <w:rtl/>
-          <w:cs/>
-          <w:lang w:val="ar_AE" w:bidi="ar_AE"/>
-        </w:rPr>
-      </w:r>
-      <w:hyperlink r:id="rId58">
-        <w:r>
-          <w:rPr>
-            <w:rtl/>
-            <w:cs/>
-            <w:lang w:val="ar_AE" w:bidi="ar_AE"/>
-          </w:rPr>
-          <w:rPr>
-            <w:color w:val="0000EE"/>
-            <w:u w:val="single"/>
-          </w:rPr>
-          <w:t>متى2 :23</w:t>
-        </w:r>
-      </w:hyperlink>
-    </w:p>
-    <w:p>
-      <w:pPr>
-        <w:pStyle w:val="ListBullet"/>
-        <w:bidi/>
-        <w:spacing w:line="240" w:lineRule="auto"/>
-        <w:ind w:left="720"/>
-      </w:pPr>
-      <w:r>
-        <w:rPr>
-          <w:rtl/>
-          <w:cs/>
-          <w:lang w:val="ar_AE" w:bidi="ar_AE"/>
-        </w:rPr>
-      </w:r>
-      <w:hyperlink r:id="rId59">
-        <w:r>
-          <w:rPr>
-            <w:rtl/>
-            <w:cs/>
-            <w:lang w:val="ar_AE" w:bidi="ar_AE"/>
-          </w:rPr>
-          <w:rPr>
-            <w:color w:val="0000EE"/>
-            <w:u w:val="single"/>
-          </w:rPr>
-          <w:t>متى21 :9–11</w:t>
-        </w:r>
-      </w:hyperlink>
-    </w:p>
-    <w:p>
-      <w:pPr>
-        <w:pStyle w:val="ListBullet"/>
-        <w:bidi/>
-        <w:spacing w:line="240" w:lineRule="auto"/>
-        <w:ind w:left="720"/>
-      </w:pPr>
-      <w:r>
-        <w:rPr>
-          <w:rtl/>
-          <w:cs/>
-          <w:lang w:val="ar_AE" w:bidi="ar_AE"/>
-        </w:rPr>
-      </w:r>
-      <w:hyperlink r:id="rId60">
-        <w:r>
-          <w:rPr>
-            <w:rtl/>
-            <w:cs/>
-            <w:lang w:val="ar_AE" w:bidi="ar_AE"/>
-          </w:rPr>
-          <w:rPr>
-            <w:color w:val="0000EE"/>
-            <w:u w:val="single"/>
-          </w:rPr>
-          <w:t>متى26 :71–72</w:t>
-        </w:r>
-      </w:hyperlink>
+      <w:r>
+        <w:rPr>
+          <w:rtl/>
+          <w:cs/>
+          <w:lang w:val="ar_AE" w:bidi="ar_AE"/>
+        </w:rPr>
+        <w:t>أعمال الرسل26 :9–11</w:t>
+      </w:r>
+    </w:p>
+    <w:p>
+      <w:pPr>
+        <w:pStyle w:val="ListBullet"/>
+        <w:bidi/>
+        <w:spacing w:line="240" w:lineRule="auto"/>
+        <w:ind w:left="720"/>
+      </w:pPr>
+      <w:r>
+        <w:rPr>
+          <w:rtl/>
+          <w:cs/>
+          <w:lang w:val="ar_AE" w:bidi="ar_AE"/>
+        </w:rPr>
+      </w:r>
+      <w:r>
+        <w:rPr>
+          <w:rtl/>
+          <w:cs/>
+          <w:lang w:val="ar_AE" w:bidi="ar_AE"/>
+        </w:rPr>
+        <w:t>يوحنا1 :43–45</w:t>
+      </w:r>
+    </w:p>
+    <w:p>
+      <w:pPr>
+        <w:pStyle w:val="ListBullet"/>
+        <w:bidi/>
+        <w:spacing w:line="240" w:lineRule="auto"/>
+        <w:ind w:left="720"/>
+      </w:pPr>
+      <w:r>
+        <w:rPr>
+          <w:rtl/>
+          <w:cs/>
+          <w:lang w:val="ar_AE" w:bidi="ar_AE"/>
+        </w:rPr>
+      </w:r>
+      <w:r>
+        <w:rPr>
+          <w:rtl/>
+          <w:cs/>
+          <w:lang w:val="ar_AE" w:bidi="ar_AE"/>
+        </w:rPr>
+        <w:t>لوقا1 :26–29</w:t>
+      </w:r>
+    </w:p>
+    <w:p>
+      <w:pPr>
+        <w:pStyle w:val="ListBullet"/>
+        <w:bidi/>
+        <w:spacing w:line="240" w:lineRule="auto"/>
+        <w:ind w:left="720"/>
+      </w:pPr>
+      <w:r>
+        <w:rPr>
+          <w:rtl/>
+          <w:cs/>
+          <w:lang w:val="ar_AE" w:bidi="ar_AE"/>
+        </w:rPr>
+      </w:r>
+      <w:r>
+        <w:rPr>
+          <w:rtl/>
+          <w:cs/>
+          <w:lang w:val="ar_AE" w:bidi="ar_AE"/>
+        </w:rPr>
+        <w:t>مرقس16 :5–7</w:t>
+      </w:r>
+    </w:p>
+    <w:p>
+      <w:pPr>
+        <w:pStyle w:val="ListBullet"/>
+        <w:bidi/>
+        <w:spacing w:line="240" w:lineRule="auto"/>
+        <w:ind w:left="720"/>
+      </w:pPr>
+      <w:r>
+        <w:rPr>
+          <w:rtl/>
+          <w:cs/>
+          <w:lang w:val="ar_AE" w:bidi="ar_AE"/>
+        </w:rPr>
+      </w:r>
+      <w:r>
+        <w:rPr>
+          <w:rtl/>
+          <w:cs/>
+          <w:lang w:val="ar_AE" w:bidi="ar_AE"/>
+        </w:rPr>
+        <w:t>متى2 :23</w:t>
+      </w:r>
+    </w:p>
+    <w:p>
+      <w:pPr>
+        <w:pStyle w:val="ListBullet"/>
+        <w:bidi/>
+        <w:spacing w:line="240" w:lineRule="auto"/>
+        <w:ind w:left="720"/>
+      </w:pPr>
+      <w:r>
+        <w:rPr>
+          <w:rtl/>
+          <w:cs/>
+          <w:lang w:val="ar_AE" w:bidi="ar_AE"/>
+        </w:rPr>
+      </w:r>
+      <w:r>
+        <w:rPr>
+          <w:rtl/>
+          <w:cs/>
+          <w:lang w:val="ar_AE" w:bidi="ar_AE"/>
+        </w:rPr>
+        <w:t>متى21 :9–11</w:t>
+      </w:r>
+    </w:p>
+    <w:p>
+      <w:pPr>
+        <w:pStyle w:val="ListBullet"/>
+        <w:bidi/>
+        <w:spacing w:line="240" w:lineRule="auto"/>
+        <w:ind w:left="720"/>
+      </w:pPr>
+      <w:r>
+        <w:rPr>
+          <w:rtl/>
+          <w:cs/>
+          <w:lang w:val="ar_AE" w:bidi="ar_AE"/>
+        </w:rPr>
+      </w:r>
+      <w:r>
+        <w:rPr>
+          <w:rtl/>
+          <w:cs/>
+          <w:lang w:val="ar_AE" w:bidi="ar_AE"/>
+        </w:rPr>
+        <w:t>متى26 :71–72</w:t>
+      </w:r>
     </w:p>
     <w:p>
       <w:pPr>
@@ -5093,165 +4805,129 @@
           <w:lang w:val="ar_AE" w:bidi="ar_AE"/>
         </w:rPr>
       </w:r>
-      <w:hyperlink r:id="rId61">
-        <w:r>
-          <w:rPr>
-            <w:rtl/>
-            <w:cs/>
-            <w:lang w:val="ar_AE" w:bidi="ar_AE"/>
-          </w:rPr>
-          <w:rPr>
-            <w:color w:val="0000EE"/>
-            <w:u w:val="single"/>
-          </w:rPr>
-          <w:t>تثنية 4:2</w:t>
-        </w:r>
-      </w:hyperlink>
-    </w:p>
-    <w:p>
-      <w:pPr>
-        <w:pStyle w:val="ListBullet"/>
-        <w:bidi/>
-        <w:spacing w:line="240" w:lineRule="auto"/>
-        <w:ind w:left="720"/>
-      </w:pPr>
-      <w:r>
-        <w:rPr>
-          <w:rtl/>
-          <w:cs/>
-          <w:lang w:val="ar_AE" w:bidi="ar_AE"/>
-        </w:rPr>
-      </w:r>
-      <w:hyperlink r:id="rId62">
-        <w:r>
-          <w:rPr>
-            <w:rtl/>
-            <w:cs/>
-            <w:lang w:val="ar_AE" w:bidi="ar_AE"/>
-          </w:rPr>
-          <w:rPr>
-            <w:color w:val="0000EE"/>
-            <w:u w:val="single"/>
-          </w:rPr>
-          <w:t>أستير 3:8–9</w:t>
-        </w:r>
-      </w:hyperlink>
-    </w:p>
-    <w:p>
-      <w:pPr>
-        <w:pStyle w:val="ListBullet"/>
-        <w:bidi/>
-        <w:spacing w:line="240" w:lineRule="auto"/>
-        <w:ind w:left="720"/>
-      </w:pPr>
-      <w:r>
-        <w:rPr>
-          <w:rtl/>
-          <w:cs/>
-          <w:lang w:val="ar_AE" w:bidi="ar_AE"/>
-        </w:rPr>
-      </w:r>
-      <w:hyperlink r:id="rId63">
-        <w:r>
-          <w:rPr>
-            <w:rtl/>
-            <w:cs/>
-            <w:lang w:val="ar_AE" w:bidi="ar_AE"/>
-          </w:rPr>
-          <w:rPr>
-            <w:color w:val="0000EE"/>
-            <w:u w:val="single"/>
-          </w:rPr>
-          <w:t>خروج 12:12–14</w:t>
-        </w:r>
-      </w:hyperlink>
-    </w:p>
-    <w:p>
-      <w:pPr>
-        <w:pStyle w:val="ListBullet"/>
-        <w:bidi/>
-        <w:spacing w:line="240" w:lineRule="auto"/>
-        <w:ind w:left="720"/>
-      </w:pPr>
-      <w:r>
-        <w:rPr>
-          <w:rtl/>
-          <w:cs/>
-          <w:lang w:val="ar_AE" w:bidi="ar_AE"/>
-        </w:rPr>
-      </w:r>
-      <w:hyperlink r:id="rId64">
-        <w:r>
-          <w:rPr>
-            <w:rtl/>
-            <w:cs/>
-            <w:lang w:val="ar_AE" w:bidi="ar_AE"/>
-          </w:rPr>
-          <w:rPr>
-            <w:color w:val="0000EE"/>
-            <w:u w:val="single"/>
-          </w:rPr>
-          <w:t>تكوين 26:5</w:t>
-        </w:r>
-      </w:hyperlink>
-    </w:p>
-    <w:p>
-      <w:pPr>
-        <w:pStyle w:val="ListBullet"/>
-        <w:bidi/>
-        <w:spacing w:line="240" w:lineRule="auto"/>
-        <w:ind w:left="720"/>
-      </w:pPr>
-      <w:r>
-        <w:rPr>
-          <w:rtl/>
-          <w:cs/>
-          <w:lang w:val="ar_AE" w:bidi="ar_AE"/>
-        </w:rPr>
-      </w:r>
-      <w:hyperlink r:id="rId65">
-        <w:r>
-          <w:rPr>
-            <w:rtl/>
-            <w:cs/>
-            <w:lang w:val="ar_AE" w:bidi="ar_AE"/>
-          </w:rPr>
-          <w:rPr>
-            <w:color w:val="0000EE"/>
-            <w:u w:val="single"/>
-          </w:rPr>
-          <w:t>يوحنا 18:31</w:t>
-        </w:r>
-      </w:hyperlink>
-    </w:p>
-    <w:p>
-      <w:pPr>
-        <w:pStyle w:val="ListBullet"/>
-        <w:bidi/>
-        <w:spacing w:line="240" w:lineRule="auto"/>
-        <w:ind w:left="720"/>
-      </w:pPr>
-      <w:r>
-        <w:rPr>
-          <w:rtl/>
-          <w:cs/>
-          <w:lang w:val="ar_AE" w:bidi="ar_AE"/>
-        </w:rPr>
-      </w:r>
-      <w:hyperlink r:id="rId66">
-        <w:r>
-          <w:rPr>
-            <w:rtl/>
-            <w:cs/>
-            <w:lang w:val="ar_AE" w:bidi="ar_AE"/>
-          </w:rPr>
-          <w:rPr>
-            <w:color w:val="0000EE"/>
-            <w:u w:val="single"/>
-          </w:rPr>
-          <w:t>رومية 7:1</w:t>
-        </w:r>
-      </w:hyperlink>
+      <w:r>
+        <w:rPr>
+          <w:rtl/>
+          <w:cs/>
+          <w:lang w:val="ar_AE" w:bidi="ar_AE"/>
+        </w:rPr>
+        <w:t>تثنية 4:2</w:t>
+      </w:r>
+    </w:p>
+    <w:p>
+      <w:pPr>
+        <w:pStyle w:val="ListBullet"/>
+        <w:bidi/>
+        <w:spacing w:line="240" w:lineRule="auto"/>
+        <w:ind w:left="720"/>
+      </w:pPr>
+      <w:r>
+        <w:rPr>
+          <w:rtl/>
+          <w:cs/>
+          <w:lang w:val="ar_AE" w:bidi="ar_AE"/>
+        </w:rPr>
+      </w:r>
+      <w:r>
+        <w:rPr>
+          <w:rtl/>
+          <w:cs/>
+          <w:lang w:val="ar_AE" w:bidi="ar_AE"/>
+        </w:rPr>
+        <w:t>أستير 3:8–9</w:t>
+      </w:r>
+    </w:p>
+    <w:p>
+      <w:pPr>
+        <w:pStyle w:val="ListBullet"/>
+        <w:bidi/>
+        <w:spacing w:line="240" w:lineRule="auto"/>
+        <w:ind w:left="720"/>
+      </w:pPr>
+      <w:r>
+        <w:rPr>
+          <w:rtl/>
+          <w:cs/>
+          <w:lang w:val="ar_AE" w:bidi="ar_AE"/>
+        </w:rPr>
+      </w:r>
+      <w:r>
+        <w:rPr>
+          <w:rtl/>
+          <w:cs/>
+          <w:lang w:val="ar_AE" w:bidi="ar_AE"/>
+        </w:rPr>
+        <w:t>خروج 12:12–14</w:t>
+      </w:r>
+    </w:p>
+    <w:p>
+      <w:pPr>
+        <w:pStyle w:val="ListBullet"/>
+        <w:bidi/>
+        <w:spacing w:line="240" w:lineRule="auto"/>
+        <w:ind w:left="720"/>
+      </w:pPr>
+      <w:r>
+        <w:rPr>
+          <w:rtl/>
+          <w:cs/>
+          <w:lang w:val="ar_AE" w:bidi="ar_AE"/>
+        </w:rPr>
+      </w:r>
+      <w:r>
+        <w:rPr>
+          <w:rtl/>
+          <w:cs/>
+          <w:lang w:val="ar_AE" w:bidi="ar_AE"/>
+        </w:rPr>
+        <w:t>تكوين 26:5</w:t>
+      </w:r>
+    </w:p>
+    <w:p>
+      <w:pPr>
+        <w:pStyle w:val="ListBullet"/>
+        <w:bidi/>
+        <w:spacing w:line="240" w:lineRule="auto"/>
+        <w:ind w:left="720"/>
+      </w:pPr>
+      <w:r>
+        <w:rPr>
+          <w:rtl/>
+          <w:cs/>
+          <w:lang w:val="ar_AE" w:bidi="ar_AE"/>
+        </w:rPr>
+      </w:r>
+      <w:r>
+        <w:rPr>
+          <w:rtl/>
+          <w:cs/>
+          <w:lang w:val="ar_AE" w:bidi="ar_AE"/>
+        </w:rPr>
+        <w:t>يوحنا 18:31</w:t>
+      </w:r>
+    </w:p>
+    <w:p>
+      <w:pPr>
+        <w:pStyle w:val="ListBullet"/>
+        <w:bidi/>
+        <w:spacing w:line="240" w:lineRule="auto"/>
+        <w:ind w:left="720"/>
+      </w:pPr>
+      <w:r>
+        <w:rPr>
+          <w:rtl/>
+          <w:cs/>
+          <w:lang w:val="ar_AE" w:bidi="ar_AE"/>
+        </w:rPr>
+      </w:r>
+      <w:r>
+        <w:rPr>
+          <w:rtl/>
+          <w:cs/>
+          <w:lang w:val="ar_AE" w:bidi="ar_AE"/>
+        </w:rPr>
+        <w:t>رومية 7:1</w:t>
+      </w:r>
     </w:p>
     <w:p>
       <w:pPr>
@@ -5565,165 +5241,129 @@
           <w:lang w:val="ar_AE" w:bidi="ar_AE"/>
         </w:rPr>
       </w:r>
-      <w:hyperlink r:id="rId67">
-        <w:r>
-          <w:rPr>
-            <w:rtl/>
-            <w:cs/>
-            <w:lang w:val="ar_AE" w:bidi="ar_AE"/>
-          </w:rPr>
-          <w:rPr>
-            <w:color w:val="0000EE"/>
-            <w:u w:val="single"/>
-          </w:rPr>
-          <w:t>كورنثوس الأولى 14: 7</w:t>
-        </w:r>
-      </w:hyperlink>
-    </w:p>
-    <w:p>
-      <w:pPr>
-        <w:pStyle w:val="ListBullet"/>
-        <w:bidi/>
-        <w:spacing w:line="240" w:lineRule="auto"/>
-        <w:ind w:left="720"/>
-      </w:pPr>
-      <w:r>
-        <w:rPr>
-          <w:rtl/>
-          <w:cs/>
-          <w:lang w:val="ar_AE" w:bidi="ar_AE"/>
-        </w:rPr>
-      </w:r>
-      <w:hyperlink r:id="rId68">
-        <w:r>
-          <w:rPr>
-            <w:rtl/>
-            <w:cs/>
-            <w:lang w:val="ar_AE" w:bidi="ar_AE"/>
-          </w:rPr>
-          <w:rPr>
-            <w:color w:val="0000EE"/>
-            <w:u w:val="single"/>
-          </w:rPr>
-          <w:t>الملوك الأول 1: 38–40</w:t>
-        </w:r>
-      </w:hyperlink>
-    </w:p>
-    <w:p>
-      <w:pPr>
-        <w:pStyle w:val="ListBullet"/>
-        <w:bidi/>
-        <w:spacing w:line="240" w:lineRule="auto"/>
-        <w:ind w:left="720"/>
-      </w:pPr>
-      <w:r>
-        <w:rPr>
-          <w:rtl/>
-          <w:cs/>
-          <w:lang w:val="ar_AE" w:bidi="ar_AE"/>
-        </w:rPr>
-      </w:r>
-      <w:hyperlink r:id="rId69">
-        <w:r>
-          <w:rPr>
-            <w:rtl/>
-            <w:cs/>
-            <w:lang w:val="ar_AE" w:bidi="ar_AE"/>
-          </w:rPr>
-          <w:rPr>
-            <w:color w:val="0000EE"/>
-            <w:u w:val="single"/>
-          </w:rPr>
-          <w:t>دانيال 3: 3–5</w:t>
-        </w:r>
-      </w:hyperlink>
-    </w:p>
-    <w:p>
-      <w:pPr>
-        <w:pStyle w:val="ListBullet"/>
-        <w:bidi/>
-        <w:spacing w:line="240" w:lineRule="auto"/>
-        <w:ind w:left="720"/>
-      </w:pPr>
-      <w:r>
-        <w:rPr>
-          <w:rtl/>
-          <w:cs/>
-          <w:lang w:val="ar_AE" w:bidi="ar_AE"/>
-        </w:rPr>
-      </w:r>
-      <w:hyperlink r:id="rId70">
-        <w:r>
-          <w:rPr>
-            <w:rtl/>
-            <w:cs/>
-            <w:lang w:val="ar_AE" w:bidi="ar_AE"/>
-          </w:rPr>
-          <w:rPr>
-            <w:color w:val="0000EE"/>
-            <w:u w:val="single"/>
-          </w:rPr>
-          <w:t>لوقا 7: 31–32</w:t>
-        </w:r>
-      </w:hyperlink>
-    </w:p>
-    <w:p>
-      <w:pPr>
-        <w:pStyle w:val="ListBullet"/>
-        <w:bidi/>
-        <w:spacing w:line="240" w:lineRule="auto"/>
-        <w:ind w:left="720"/>
-      </w:pPr>
-      <w:r>
-        <w:rPr>
-          <w:rtl/>
-          <w:cs/>
-          <w:lang w:val="ar_AE" w:bidi="ar_AE"/>
-        </w:rPr>
-      </w:r>
-      <w:hyperlink r:id="rId71">
-        <w:r>
-          <w:rPr>
-            <w:rtl/>
-            <w:cs/>
-            <w:lang w:val="ar_AE" w:bidi="ar_AE"/>
-          </w:rPr>
-          <w:rPr>
-            <w:color w:val="0000EE"/>
-            <w:u w:val="single"/>
-          </w:rPr>
-          <w:t>متى 9: 23</w:t>
-        </w:r>
-      </w:hyperlink>
-    </w:p>
-    <w:p>
-      <w:pPr>
-        <w:pStyle w:val="ListBullet"/>
-        <w:bidi/>
-        <w:spacing w:line="240" w:lineRule="auto"/>
-        <w:ind w:left="720"/>
-      </w:pPr>
-      <w:r>
-        <w:rPr>
-          <w:rtl/>
-          <w:cs/>
-          <w:lang w:val="ar_AE" w:bidi="ar_AE"/>
-        </w:rPr>
-      </w:r>
-      <w:hyperlink r:id="rId72">
-        <w:r>
-          <w:rPr>
-            <w:rtl/>
-            <w:cs/>
-            <w:lang w:val="ar_AE" w:bidi="ar_AE"/>
-          </w:rPr>
-          <w:rPr>
-            <w:color w:val="0000EE"/>
-            <w:u w:val="single"/>
-          </w:rPr>
-          <w:t>متى 11: 17</w:t>
-        </w:r>
-      </w:hyperlink>
+      <w:r>
+        <w:rPr>
+          <w:rtl/>
+          <w:cs/>
+          <w:lang w:val="ar_AE" w:bidi="ar_AE"/>
+        </w:rPr>
+        <w:t>كورنثوس الأولى 14: 7</w:t>
+      </w:r>
+    </w:p>
+    <w:p>
+      <w:pPr>
+        <w:pStyle w:val="ListBullet"/>
+        <w:bidi/>
+        <w:spacing w:line="240" w:lineRule="auto"/>
+        <w:ind w:left="720"/>
+      </w:pPr>
+      <w:r>
+        <w:rPr>
+          <w:rtl/>
+          <w:cs/>
+          <w:lang w:val="ar_AE" w:bidi="ar_AE"/>
+        </w:rPr>
+      </w:r>
+      <w:r>
+        <w:rPr>
+          <w:rtl/>
+          <w:cs/>
+          <w:lang w:val="ar_AE" w:bidi="ar_AE"/>
+        </w:rPr>
+        <w:t>الملوك الأول 1: 38–40</w:t>
+      </w:r>
+    </w:p>
+    <w:p>
+      <w:pPr>
+        <w:pStyle w:val="ListBullet"/>
+        <w:bidi/>
+        <w:spacing w:line="240" w:lineRule="auto"/>
+        <w:ind w:left="720"/>
+      </w:pPr>
+      <w:r>
+        <w:rPr>
+          <w:rtl/>
+          <w:cs/>
+          <w:lang w:val="ar_AE" w:bidi="ar_AE"/>
+        </w:rPr>
+      </w:r>
+      <w:r>
+        <w:rPr>
+          <w:rtl/>
+          <w:cs/>
+          <w:lang w:val="ar_AE" w:bidi="ar_AE"/>
+        </w:rPr>
+        <w:t>دانيال 3: 3–5</w:t>
+      </w:r>
+    </w:p>
+    <w:p>
+      <w:pPr>
+        <w:pStyle w:val="ListBullet"/>
+        <w:bidi/>
+        <w:spacing w:line="240" w:lineRule="auto"/>
+        <w:ind w:left="720"/>
+      </w:pPr>
+      <w:r>
+        <w:rPr>
+          <w:rtl/>
+          <w:cs/>
+          <w:lang w:val="ar_AE" w:bidi="ar_AE"/>
+        </w:rPr>
+      </w:r>
+      <w:r>
+        <w:rPr>
+          <w:rtl/>
+          <w:cs/>
+          <w:lang w:val="ar_AE" w:bidi="ar_AE"/>
+        </w:rPr>
+        <w:t>لوقا 7: 31–32</w:t>
+      </w:r>
+    </w:p>
+    <w:p>
+      <w:pPr>
+        <w:pStyle w:val="ListBullet"/>
+        <w:bidi/>
+        <w:spacing w:line="240" w:lineRule="auto"/>
+        <w:ind w:left="720"/>
+      </w:pPr>
+      <w:r>
+        <w:rPr>
+          <w:rtl/>
+          <w:cs/>
+          <w:lang w:val="ar_AE" w:bidi="ar_AE"/>
+        </w:rPr>
+      </w:r>
+      <w:r>
+        <w:rPr>
+          <w:rtl/>
+          <w:cs/>
+          <w:lang w:val="ar_AE" w:bidi="ar_AE"/>
+        </w:rPr>
+        <w:t>متى 9: 23</w:t>
+      </w:r>
+    </w:p>
+    <w:p>
+      <w:pPr>
+        <w:pStyle w:val="ListBullet"/>
+        <w:bidi/>
+        <w:spacing w:line="240" w:lineRule="auto"/>
+        <w:ind w:left="720"/>
+      </w:pPr>
+      <w:r>
+        <w:rPr>
+          <w:rtl/>
+          <w:cs/>
+          <w:lang w:val="ar_AE" w:bidi="ar_AE"/>
+        </w:rPr>
+      </w:r>
+      <w:r>
+        <w:rPr>
+          <w:rtl/>
+          <w:cs/>
+          <w:lang w:val="ar_AE" w:bidi="ar_AE"/>
+        </w:rPr>
+        <w:t>متى 11: 17</w:t>
+      </w:r>
     </w:p>
     <w:p>
       <w:pPr>
@@ -6129,136 +5769,106 @@
           <w:lang w:val="ar_AE" w:bidi="ar_AE"/>
         </w:rPr>
       </w:r>
-      <w:hyperlink r:id="rId73">
-        <w:r>
-          <w:rPr>
-            <w:rtl/>
-            <w:cs/>
-            <w:lang w:val="ar_AE" w:bidi="ar_AE"/>
-          </w:rPr>
-          <w:rPr>
-            <w:color w:val="0000EE"/>
-            <w:u w:val="single"/>
-          </w:rPr>
-          <w:t>1أخبار الأيام 6: 15</w:t>
-        </w:r>
-      </w:hyperlink>
-    </w:p>
-    <w:p>
-      <w:pPr>
-        <w:pStyle w:val="ListBullet"/>
-        <w:bidi/>
-        <w:spacing w:line="240" w:lineRule="auto"/>
-        <w:ind w:left="720"/>
-      </w:pPr>
-      <w:r>
-        <w:rPr>
-          <w:rtl/>
-          <w:cs/>
-          <w:lang w:val="ar_AE" w:bidi="ar_AE"/>
-        </w:rPr>
-      </w:r>
-      <w:hyperlink r:id="rId74">
-        <w:r>
-          <w:rPr>
-            <w:rtl/>
-            <w:cs/>
-            <w:lang w:val="ar_AE" w:bidi="ar_AE"/>
-          </w:rPr>
-          <w:rPr>
-            <w:color w:val="0000EE"/>
-            <w:u w:val="single"/>
-          </w:rPr>
-          <w:t>2ملوك 25: 1–3</w:t>
-        </w:r>
-      </w:hyperlink>
-    </w:p>
-    <w:p>
-      <w:pPr>
-        <w:pStyle w:val="ListBullet"/>
-        <w:bidi/>
-        <w:spacing w:line="240" w:lineRule="auto"/>
-        <w:ind w:left="720"/>
-      </w:pPr>
-      <w:r>
-        <w:rPr>
-          <w:rtl/>
-          <w:cs/>
-          <w:lang w:val="ar_AE" w:bidi="ar_AE"/>
-        </w:rPr>
-      </w:r>
-      <w:hyperlink r:id="rId75">
-        <w:r>
-          <w:rPr>
-            <w:rtl/>
-            <w:cs/>
-            <w:lang w:val="ar_AE" w:bidi="ar_AE"/>
-          </w:rPr>
-          <w:rPr>
-            <w:color w:val="0000EE"/>
-            <w:u w:val="single"/>
-          </w:rPr>
-          <w:t>دانيال 1: 2</w:t>
-        </w:r>
-      </w:hyperlink>
-    </w:p>
-    <w:p>
-      <w:pPr>
-        <w:pStyle w:val="ListBullet"/>
-        <w:bidi/>
-        <w:spacing w:line="240" w:lineRule="auto"/>
-        <w:ind w:left="720"/>
-      </w:pPr>
-      <w:r>
-        <w:rPr>
-          <w:rtl/>
-          <w:cs/>
-          <w:lang w:val="ar_AE" w:bidi="ar_AE"/>
-        </w:rPr>
-      </w:r>
-      <w:hyperlink r:id="rId76">
-        <w:r>
-          <w:rPr>
-            <w:rtl/>
-            <w:cs/>
-            <w:lang w:val="ar_AE" w:bidi="ar_AE"/>
-          </w:rPr>
-          <w:rPr>
-            <w:color w:val="0000EE"/>
-            <w:u w:val="single"/>
-          </w:rPr>
-          <w:t>دانيال 4: 4</w:t>
-        </w:r>
-      </w:hyperlink>
-    </w:p>
-    <w:p>
-      <w:pPr>
-        <w:pStyle w:val="ListBullet"/>
-        <w:bidi/>
-        <w:spacing w:line="240" w:lineRule="auto"/>
-        <w:ind w:left="720"/>
-      </w:pPr>
-      <w:r>
-        <w:rPr>
-          <w:rtl/>
-          <w:cs/>
-          <w:lang w:val="ar_AE" w:bidi="ar_AE"/>
-        </w:rPr>
-      </w:r>
-      <w:hyperlink r:id="rId77">
-        <w:r>
-          <w:rPr>
-            <w:rtl/>
-            <w:cs/>
-            <w:lang w:val="ar_AE" w:bidi="ar_AE"/>
-          </w:rPr>
-          <w:rPr>
-            <w:color w:val="0000EE"/>
-            <w:u w:val="single"/>
-          </w:rPr>
-          <w:t>حزقيال 26: 8</w:t>
-        </w:r>
-      </w:hyperlink>
+      <w:r>
+        <w:rPr>
+          <w:rtl/>
+          <w:cs/>
+          <w:lang w:val="ar_AE" w:bidi="ar_AE"/>
+        </w:rPr>
+        <w:t>1أخبار الأيام 6: 15</w:t>
+      </w:r>
+    </w:p>
+    <w:p>
+      <w:pPr>
+        <w:pStyle w:val="ListBullet"/>
+        <w:bidi/>
+        <w:spacing w:line="240" w:lineRule="auto"/>
+        <w:ind w:left="720"/>
+      </w:pPr>
+      <w:r>
+        <w:rPr>
+          <w:rtl/>
+          <w:cs/>
+          <w:lang w:val="ar_AE" w:bidi="ar_AE"/>
+        </w:rPr>
+      </w:r>
+      <w:r>
+        <w:rPr>
+          <w:rtl/>
+          <w:cs/>
+          <w:lang w:val="ar_AE" w:bidi="ar_AE"/>
+        </w:rPr>
+        <w:t>2ملوك 25: 1–3</w:t>
+      </w:r>
+    </w:p>
+    <w:p>
+      <w:pPr>
+        <w:pStyle w:val="ListBullet"/>
+        <w:bidi/>
+        <w:spacing w:line="240" w:lineRule="auto"/>
+        <w:ind w:left="720"/>
+      </w:pPr>
+      <w:r>
+        <w:rPr>
+          <w:rtl/>
+          <w:cs/>
+          <w:lang w:val="ar_AE" w:bidi="ar_AE"/>
+        </w:rPr>
+      </w:r>
+      <w:r>
+        <w:rPr>
+          <w:rtl/>
+          <w:cs/>
+          <w:lang w:val="ar_AE" w:bidi="ar_AE"/>
+        </w:rPr>
+        <w:t>دانيال 1: 2</w:t>
+      </w:r>
+    </w:p>
+    <w:p>
+      <w:pPr>
+        <w:pStyle w:val="ListBullet"/>
+        <w:bidi/>
+        <w:spacing w:line="240" w:lineRule="auto"/>
+        <w:ind w:left="720"/>
+      </w:pPr>
+      <w:r>
+        <w:rPr>
+          <w:rtl/>
+          <w:cs/>
+          <w:lang w:val="ar_AE" w:bidi="ar_AE"/>
+        </w:rPr>
+      </w:r>
+      <w:r>
+        <w:rPr>
+          <w:rtl/>
+          <w:cs/>
+          <w:lang w:val="ar_AE" w:bidi="ar_AE"/>
+        </w:rPr>
+        <w:t>دانيال 4: 4</w:t>
+      </w:r>
+    </w:p>
+    <w:p>
+      <w:pPr>
+        <w:pStyle w:val="ListBullet"/>
+        <w:bidi/>
+        <w:spacing w:line="240" w:lineRule="auto"/>
+        <w:ind w:left="720"/>
+      </w:pPr>
+      <w:r>
+        <w:rPr>
+          <w:rtl/>
+          <w:cs/>
+          <w:lang w:val="ar_AE" w:bidi="ar_AE"/>
+        </w:rPr>
+      </w:r>
+      <w:r>
+        <w:rPr>
+          <w:rtl/>
+          <w:cs/>
+          <w:lang w:val="ar_AE" w:bidi="ar_AE"/>
+        </w:rPr>
+        <w:t>حزقيال 26: 8</w:t>
+      </w:r>
     </w:p>
     <w:p>
       <w:pPr>
@@ -7107,223 +6717,175 @@
           <w:lang w:val="ar_AE" w:bidi="ar_AE"/>
         </w:rPr>
       </w:r>
-      <w:hyperlink r:id="rId78">
-        <w:r>
-          <w:rPr>
-            <w:rtl/>
-            <w:cs/>
-            <w:lang w:val="ar_AE" w:bidi="ar_AE"/>
-          </w:rPr>
-          <w:rPr>
-            <w:color w:val="0000EE"/>
-            <w:u w:val="single"/>
-          </w:rPr>
-          <w:t>1 تسالونيكي 2: 14–16</w:t>
-        </w:r>
-      </w:hyperlink>
-    </w:p>
-    <w:p>
-      <w:pPr>
-        <w:pStyle w:val="ListBullet"/>
-        <w:bidi/>
-        <w:spacing w:line="240" w:lineRule="auto"/>
-        <w:ind w:left="720"/>
-      </w:pPr>
-      <w:r>
-        <w:rPr>
-          <w:rtl/>
-          <w:cs/>
-          <w:lang w:val="ar_AE" w:bidi="ar_AE"/>
-        </w:rPr>
-      </w:r>
-      <w:hyperlink r:id="rId79">
-        <w:r>
-          <w:rPr>
-            <w:rtl/>
-            <w:cs/>
-            <w:lang w:val="ar_AE" w:bidi="ar_AE"/>
-          </w:rPr>
-          <w:rPr>
-            <w:color w:val="0000EE"/>
-            <w:u w:val="single"/>
-          </w:rPr>
-          <w:t>أعمال الرسل 3: 25</w:t>
-        </w:r>
-      </w:hyperlink>
-    </w:p>
-    <w:p>
-      <w:pPr>
-        <w:pStyle w:val="ListBullet"/>
-        <w:bidi/>
-        <w:spacing w:line="240" w:lineRule="auto"/>
-        <w:ind w:left="720"/>
-      </w:pPr>
-      <w:r>
-        <w:rPr>
-          <w:rtl/>
-          <w:cs/>
-          <w:lang w:val="ar_AE" w:bidi="ar_AE"/>
-        </w:rPr>
-      </w:r>
-      <w:hyperlink r:id="rId55">
-        <w:r>
-          <w:rPr>
-            <w:rtl/>
-            <w:cs/>
-            <w:lang w:val="ar_AE" w:bidi="ar_AE"/>
-          </w:rPr>
-          <w:rPr>
-            <w:color w:val="0000EE"/>
-            <w:u w:val="single"/>
-          </w:rPr>
-          <w:t>يوحنا 1: 43–45</w:t>
-        </w:r>
-      </w:hyperlink>
-    </w:p>
-    <w:p>
-      <w:pPr>
-        <w:pStyle w:val="ListBullet"/>
-        <w:bidi/>
-        <w:spacing w:line="240" w:lineRule="auto"/>
-        <w:ind w:left="720"/>
-      </w:pPr>
-      <w:r>
-        <w:rPr>
-          <w:rtl/>
-          <w:cs/>
-          <w:lang w:val="ar_AE" w:bidi="ar_AE"/>
-        </w:rPr>
-      </w:r>
-      <w:hyperlink r:id="rId80">
-        <w:r>
-          <w:rPr>
-            <w:rtl/>
-            <w:cs/>
-            <w:lang w:val="ar_AE" w:bidi="ar_AE"/>
-          </w:rPr>
-          <w:rPr>
-            <w:color w:val="0000EE"/>
-            <w:u w:val="single"/>
-          </w:rPr>
-          <w:t>ملاخي 4: 4–6</w:t>
-        </w:r>
-      </w:hyperlink>
-    </w:p>
-    <w:p>
-      <w:pPr>
-        <w:pStyle w:val="ListBullet"/>
-        <w:bidi/>
-        <w:spacing w:line="240" w:lineRule="auto"/>
-        <w:ind w:left="720"/>
-      </w:pPr>
-      <w:r>
-        <w:rPr>
-          <w:rtl/>
-          <w:cs/>
-          <w:lang w:val="ar_AE" w:bidi="ar_AE"/>
-        </w:rPr>
-      </w:r>
-      <w:hyperlink r:id="rId81">
-        <w:r>
-          <w:rPr>
-            <w:rtl/>
-            <w:cs/>
-            <w:lang w:val="ar_AE" w:bidi="ar_AE"/>
-          </w:rPr>
-          <w:rPr>
-            <w:color w:val="0000EE"/>
-            <w:u w:val="single"/>
-          </w:rPr>
-          <w:t>متى 1: 23</w:t>
-        </w:r>
-      </w:hyperlink>
-    </w:p>
-    <w:p>
-      <w:pPr>
-        <w:pStyle w:val="ListBullet"/>
-        <w:bidi/>
-        <w:spacing w:line="240" w:lineRule="auto"/>
-        <w:ind w:left="720"/>
-      </w:pPr>
-      <w:r>
-        <w:rPr>
-          <w:rtl/>
-          <w:cs/>
-          <w:lang w:val="ar_AE" w:bidi="ar_AE"/>
-        </w:rPr>
-      </w:r>
-      <w:hyperlink r:id="rId82">
-        <w:r>
-          <w:rPr>
-            <w:rtl/>
-            <w:cs/>
-            <w:lang w:val="ar_AE" w:bidi="ar_AE"/>
-          </w:rPr>
-          <w:rPr>
-            <w:color w:val="0000EE"/>
-            <w:u w:val="single"/>
-          </w:rPr>
-          <w:t>متى 2: 18</w:t>
-        </w:r>
-      </w:hyperlink>
-    </w:p>
-    <w:p>
-      <w:pPr>
-        <w:pStyle w:val="ListBullet"/>
-        <w:bidi/>
-        <w:spacing w:line="240" w:lineRule="auto"/>
-        <w:ind w:left="720"/>
-      </w:pPr>
-      <w:r>
-        <w:rPr>
-          <w:rtl/>
-          <w:cs/>
-          <w:lang w:val="ar_AE" w:bidi="ar_AE"/>
-        </w:rPr>
-      </w:r>
-      <w:hyperlink r:id="rId83">
-        <w:r>
-          <w:rPr>
-            <w:rtl/>
-            <w:cs/>
-            <w:lang w:val="ar_AE" w:bidi="ar_AE"/>
-          </w:rPr>
-          <w:rPr>
-            <w:color w:val="0000EE"/>
-            <w:u w:val="single"/>
-          </w:rPr>
-          <w:t>متى 5: 17</w:t>
-        </w:r>
-      </w:hyperlink>
-    </w:p>
-    <w:p>
-      <w:pPr>
-        <w:pStyle w:val="ListBullet"/>
-        <w:bidi/>
-        <w:spacing w:line="240" w:lineRule="auto"/>
-        <w:ind w:left="720"/>
-      </w:pPr>
-      <w:r>
-        <w:rPr>
-          <w:rtl/>
-          <w:cs/>
-          <w:lang w:val="ar_AE" w:bidi="ar_AE"/>
-        </w:rPr>
-      </w:r>
-      <w:hyperlink r:id="rId48">
-        <w:r>
-          <w:rPr>
-            <w:rtl/>
-            <w:cs/>
-            <w:lang w:val="ar_AE" w:bidi="ar_AE"/>
-          </w:rPr>
-          <w:rPr>
-            <w:color w:val="0000EE"/>
-            <w:u w:val="single"/>
-          </w:rPr>
-          <w:t>مزمور 51: 1</w:t>
-        </w:r>
-      </w:hyperlink>
+      <w:r>
+        <w:rPr>
+          <w:rtl/>
+          <w:cs/>
+          <w:lang w:val="ar_AE" w:bidi="ar_AE"/>
+        </w:rPr>
+        <w:t>1 تسالونيكي 2: 14–16</w:t>
+      </w:r>
+    </w:p>
+    <w:p>
+      <w:pPr>
+        <w:pStyle w:val="ListBullet"/>
+        <w:bidi/>
+        <w:spacing w:line="240" w:lineRule="auto"/>
+        <w:ind w:left="720"/>
+      </w:pPr>
+      <w:r>
+        <w:rPr>
+          <w:rtl/>
+          <w:cs/>
+          <w:lang w:val="ar_AE" w:bidi="ar_AE"/>
+        </w:rPr>
+      </w:r>
+      <w:r>
+        <w:rPr>
+          <w:rtl/>
+          <w:cs/>
+          <w:lang w:val="ar_AE" w:bidi="ar_AE"/>
+        </w:rPr>
+        <w:t>أعمال الرسل 3: 25</w:t>
+      </w:r>
+    </w:p>
+    <w:p>
+      <w:pPr>
+        <w:pStyle w:val="ListBullet"/>
+        <w:bidi/>
+        <w:spacing w:line="240" w:lineRule="auto"/>
+        <w:ind w:left="720"/>
+      </w:pPr>
+      <w:r>
+        <w:rPr>
+          <w:rtl/>
+          <w:cs/>
+          <w:lang w:val="ar_AE" w:bidi="ar_AE"/>
+        </w:rPr>
+      </w:r>
+      <w:r>
+        <w:rPr>
+          <w:rtl/>
+          <w:cs/>
+          <w:lang w:val="ar_AE" w:bidi="ar_AE"/>
+        </w:rPr>
+        <w:t>يوحنا 1: 43–45</w:t>
+      </w:r>
+    </w:p>
+    <w:p>
+      <w:pPr>
+        <w:pStyle w:val="ListBullet"/>
+        <w:bidi/>
+        <w:spacing w:line="240" w:lineRule="auto"/>
+        <w:ind w:left="720"/>
+      </w:pPr>
+      <w:r>
+        <w:rPr>
+          <w:rtl/>
+          <w:cs/>
+          <w:lang w:val="ar_AE" w:bidi="ar_AE"/>
+        </w:rPr>
+      </w:r>
+      <w:r>
+        <w:rPr>
+          <w:rtl/>
+          <w:cs/>
+          <w:lang w:val="ar_AE" w:bidi="ar_AE"/>
+        </w:rPr>
+        <w:t>ملاخي 4: 4–6</w:t>
+      </w:r>
+    </w:p>
+    <w:p>
+      <w:pPr>
+        <w:pStyle w:val="ListBullet"/>
+        <w:bidi/>
+        <w:spacing w:line="240" w:lineRule="auto"/>
+        <w:ind w:left="720"/>
+      </w:pPr>
+      <w:r>
+        <w:rPr>
+          <w:rtl/>
+          <w:cs/>
+          <w:lang w:val="ar_AE" w:bidi="ar_AE"/>
+        </w:rPr>
+      </w:r>
+      <w:r>
+        <w:rPr>
+          <w:rtl/>
+          <w:cs/>
+          <w:lang w:val="ar_AE" w:bidi="ar_AE"/>
+        </w:rPr>
+        <w:t>متى 1: 23</w:t>
+      </w:r>
+    </w:p>
+    <w:p>
+      <w:pPr>
+        <w:pStyle w:val="ListBullet"/>
+        <w:bidi/>
+        <w:spacing w:line="240" w:lineRule="auto"/>
+        <w:ind w:left="720"/>
+      </w:pPr>
+      <w:r>
+        <w:rPr>
+          <w:rtl/>
+          <w:cs/>
+          <w:lang w:val="ar_AE" w:bidi="ar_AE"/>
+        </w:rPr>
+      </w:r>
+      <w:r>
+        <w:rPr>
+          <w:rtl/>
+          <w:cs/>
+          <w:lang w:val="ar_AE" w:bidi="ar_AE"/>
+        </w:rPr>
+        <w:t>متى 2: 18</w:t>
+      </w:r>
+    </w:p>
+    <w:p>
+      <w:pPr>
+        <w:pStyle w:val="ListBullet"/>
+        <w:bidi/>
+        <w:spacing w:line="240" w:lineRule="auto"/>
+        <w:ind w:left="720"/>
+      </w:pPr>
+      <w:r>
+        <w:rPr>
+          <w:rtl/>
+          <w:cs/>
+          <w:lang w:val="ar_AE" w:bidi="ar_AE"/>
+        </w:rPr>
+      </w:r>
+      <w:r>
+        <w:rPr>
+          <w:rtl/>
+          <w:cs/>
+          <w:lang w:val="ar_AE" w:bidi="ar_AE"/>
+        </w:rPr>
+        <w:t>متى 5: 17</w:t>
+      </w:r>
+    </w:p>
+    <w:p>
+      <w:pPr>
+        <w:pStyle w:val="ListBullet"/>
+        <w:bidi/>
+        <w:spacing w:line="240" w:lineRule="auto"/>
+        <w:ind w:left="720"/>
+      </w:pPr>
+      <w:r>
+        <w:rPr>
+          <w:rtl/>
+          <w:cs/>
+          <w:lang w:val="ar_AE" w:bidi="ar_AE"/>
+        </w:rPr>
+      </w:r>
+      <w:r>
+        <w:rPr>
+          <w:rtl/>
+          <w:cs/>
+          <w:lang w:val="ar_AE" w:bidi="ar_AE"/>
+        </w:rPr>
+        <w:t>مزمور 51: 1</w:t>
+      </w:r>
     </w:p>
     <w:p>
       <w:pPr>
@@ -7933,165 +7495,129 @@
           <w:lang w:val="ar_AE" w:bidi="ar_AE"/>
         </w:rPr>
       </w:r>
-      <w:hyperlink r:id="rId84">
-        <w:r>
-          <w:rPr>
-            <w:rtl/>
-            <w:cs/>
-            <w:lang w:val="ar_AE" w:bidi="ar_AE"/>
-          </w:rPr>
-          <w:rPr>
-            <w:color w:val="0000EE"/>
-            <w:u w:val="single"/>
-          </w:rPr>
-          <w:t>1 يوحنا 4: 1–3</w:t>
-        </w:r>
-      </w:hyperlink>
-    </w:p>
-    <w:p>
-      <w:pPr>
-        <w:pStyle w:val="ListBullet"/>
-        <w:bidi/>
-        <w:spacing w:line="240" w:lineRule="auto"/>
-        <w:ind w:left="720"/>
-      </w:pPr>
-      <w:r>
-        <w:rPr>
-          <w:rtl/>
-          <w:cs/>
-          <w:lang w:val="ar_AE" w:bidi="ar_AE"/>
-        </w:rPr>
-      </w:r>
-      <w:hyperlink r:id="rId85">
-        <w:r>
-          <w:rPr>
-            <w:rtl/>
-            <w:cs/>
-            <w:lang w:val="ar_AE" w:bidi="ar_AE"/>
-          </w:rPr>
-          <w:rPr>
-            <w:color w:val="0000EE"/>
-            <w:u w:val="single"/>
-          </w:rPr>
-          <w:t>2 بطرس 2: 1</w:t>
-        </w:r>
-      </w:hyperlink>
-    </w:p>
-    <w:p>
-      <w:pPr>
-        <w:pStyle w:val="ListBullet"/>
-        <w:bidi/>
-        <w:spacing w:line="240" w:lineRule="auto"/>
-        <w:ind w:left="720"/>
-      </w:pPr>
-      <w:r>
-        <w:rPr>
-          <w:rtl/>
-          <w:cs/>
-          <w:lang w:val="ar_AE" w:bidi="ar_AE"/>
-        </w:rPr>
-      </w:r>
-      <w:hyperlink r:id="rId86">
-        <w:r>
-          <w:rPr>
-            <w:rtl/>
-            <w:cs/>
-            <w:lang w:val="ar_AE" w:bidi="ar_AE"/>
-          </w:rPr>
-          <w:rPr>
-            <w:color w:val="0000EE"/>
-            <w:u w:val="single"/>
-          </w:rPr>
-          <w:t>أعمال الرسل 13: 6–8</w:t>
-        </w:r>
-      </w:hyperlink>
-    </w:p>
-    <w:p>
-      <w:pPr>
-        <w:pStyle w:val="ListBullet"/>
-        <w:bidi/>
-        <w:spacing w:line="240" w:lineRule="auto"/>
-        <w:ind w:left="720"/>
-      </w:pPr>
-      <w:r>
-        <w:rPr>
-          <w:rtl/>
-          <w:cs/>
-          <w:lang w:val="ar_AE" w:bidi="ar_AE"/>
-        </w:rPr>
-      </w:r>
-      <w:hyperlink r:id="rId87">
-        <w:r>
-          <w:rPr>
-            <w:rtl/>
-            <w:cs/>
-            <w:lang w:val="ar_AE" w:bidi="ar_AE"/>
-          </w:rPr>
-          <w:rPr>
-            <w:color w:val="0000EE"/>
-            <w:u w:val="single"/>
-          </w:rPr>
-          <w:t>لوقا 6: 26</w:t>
-        </w:r>
-      </w:hyperlink>
-    </w:p>
-    <w:p>
-      <w:pPr>
-        <w:pStyle w:val="ListBullet"/>
-        <w:bidi/>
-        <w:spacing w:line="240" w:lineRule="auto"/>
-        <w:ind w:left="720"/>
-      </w:pPr>
-      <w:r>
-        <w:rPr>
-          <w:rtl/>
-          <w:cs/>
-          <w:lang w:val="ar_AE" w:bidi="ar_AE"/>
-        </w:rPr>
-      </w:r>
-      <w:hyperlink r:id="rId88">
-        <w:r>
-          <w:rPr>
-            <w:rtl/>
-            <w:cs/>
-            <w:lang w:val="ar_AE" w:bidi="ar_AE"/>
-          </w:rPr>
-          <w:rPr>
-            <w:color w:val="0000EE"/>
-            <w:u w:val="single"/>
-          </w:rPr>
-          <w:t>متى 7: 16</w:t>
-        </w:r>
-      </w:hyperlink>
-    </w:p>
-    <w:p>
-      <w:pPr>
-        <w:pStyle w:val="ListBullet"/>
-        <w:bidi/>
-        <w:spacing w:line="240" w:lineRule="auto"/>
-        <w:ind w:left="720"/>
-      </w:pPr>
-      <w:r>
-        <w:rPr>
-          <w:rtl/>
-          <w:cs/>
-          <w:lang w:val="ar_AE" w:bidi="ar_AE"/>
-        </w:rPr>
-      </w:r>
-      <w:hyperlink r:id="rId89">
-        <w:r>
-          <w:rPr>
-            <w:rtl/>
-            <w:cs/>
-            <w:lang w:val="ar_AE" w:bidi="ar_AE"/>
-          </w:rPr>
-          <w:rPr>
-            <w:color w:val="0000EE"/>
-            <w:u w:val="single"/>
-          </w:rPr>
-          <w:t>متى 24: 23–25</w:t>
-        </w:r>
-      </w:hyperlink>
+      <w:r>
+        <w:rPr>
+          <w:rtl/>
+          <w:cs/>
+          <w:lang w:val="ar_AE" w:bidi="ar_AE"/>
+        </w:rPr>
+        <w:t>1 يوحنا 4: 1–3</w:t>
+      </w:r>
+    </w:p>
+    <w:p>
+      <w:pPr>
+        <w:pStyle w:val="ListBullet"/>
+        <w:bidi/>
+        <w:spacing w:line="240" w:lineRule="auto"/>
+        <w:ind w:left="720"/>
+      </w:pPr>
+      <w:r>
+        <w:rPr>
+          <w:rtl/>
+          <w:cs/>
+          <w:lang w:val="ar_AE" w:bidi="ar_AE"/>
+        </w:rPr>
+      </w:r>
+      <w:r>
+        <w:rPr>
+          <w:rtl/>
+          <w:cs/>
+          <w:lang w:val="ar_AE" w:bidi="ar_AE"/>
+        </w:rPr>
+        <w:t>2 بطرس 2: 1</w:t>
+      </w:r>
+    </w:p>
+    <w:p>
+      <w:pPr>
+        <w:pStyle w:val="ListBullet"/>
+        <w:bidi/>
+        <w:spacing w:line="240" w:lineRule="auto"/>
+        <w:ind w:left="720"/>
+      </w:pPr>
+      <w:r>
+        <w:rPr>
+          <w:rtl/>
+          <w:cs/>
+          <w:lang w:val="ar_AE" w:bidi="ar_AE"/>
+        </w:rPr>
+      </w:r>
+      <w:r>
+        <w:rPr>
+          <w:rtl/>
+          <w:cs/>
+          <w:lang w:val="ar_AE" w:bidi="ar_AE"/>
+        </w:rPr>
+        <w:t>أعمال الرسل 13: 6–8</w:t>
+      </w:r>
+    </w:p>
+    <w:p>
+      <w:pPr>
+        <w:pStyle w:val="ListBullet"/>
+        <w:bidi/>
+        <w:spacing w:line="240" w:lineRule="auto"/>
+        <w:ind w:left="720"/>
+      </w:pPr>
+      <w:r>
+        <w:rPr>
+          <w:rtl/>
+          <w:cs/>
+          <w:lang w:val="ar_AE" w:bidi="ar_AE"/>
+        </w:rPr>
+      </w:r>
+      <w:r>
+        <w:rPr>
+          <w:rtl/>
+          <w:cs/>
+          <w:lang w:val="ar_AE" w:bidi="ar_AE"/>
+        </w:rPr>
+        <w:t>لوقا 6: 26</w:t>
+      </w:r>
+    </w:p>
+    <w:p>
+      <w:pPr>
+        <w:pStyle w:val="ListBullet"/>
+        <w:bidi/>
+        <w:spacing w:line="240" w:lineRule="auto"/>
+        <w:ind w:left="720"/>
+      </w:pPr>
+      <w:r>
+        <w:rPr>
+          <w:rtl/>
+          <w:cs/>
+          <w:lang w:val="ar_AE" w:bidi="ar_AE"/>
+        </w:rPr>
+      </w:r>
+      <w:r>
+        <w:rPr>
+          <w:rtl/>
+          <w:cs/>
+          <w:lang w:val="ar_AE" w:bidi="ar_AE"/>
+        </w:rPr>
+        <w:t>متى 7: 16</w:t>
+      </w:r>
+    </w:p>
+    <w:p>
+      <w:pPr>
+        <w:pStyle w:val="ListBullet"/>
+        <w:bidi/>
+        <w:spacing w:line="240" w:lineRule="auto"/>
+        <w:ind w:left="720"/>
+      </w:pPr>
+      <w:r>
+        <w:rPr>
+          <w:rtl/>
+          <w:cs/>
+          <w:lang w:val="ar_AE" w:bidi="ar_AE"/>
+        </w:rPr>
+      </w:r>
+      <w:r>
+        <w:rPr>
+          <w:rtl/>
+          <w:cs/>
+          <w:lang w:val="ar_AE" w:bidi="ar_AE"/>
+        </w:rPr>
+        <w:t>متى 24: 23–25</w:t>
+      </w:r>
     </w:p>
     <w:p>
       <w:pPr>
@@ -8442,136 +7968,106 @@
           <w:lang w:val="ar_AE" w:bidi="ar_AE"/>
         </w:rPr>
       </w:r>
-      <w:hyperlink r:id="rId90">
-        <w:r>
-          <w:rPr>
-            <w:rtl/>
-            <w:cs/>
-            <w:lang w:val="ar_AE" w:bidi="ar_AE"/>
-          </w:rPr>
-          <w:rPr>
-            <w:color w:val="0000EE"/>
-            <w:u w:val="single"/>
-          </w:rPr>
-          <w:t>1 ملوك 7: 16</w:t>
-        </w:r>
-      </w:hyperlink>
-    </w:p>
-    <w:p>
-      <w:pPr>
-        <w:pStyle w:val="ListBullet"/>
-        <w:bidi/>
-        <w:spacing w:line="240" w:lineRule="auto"/>
-        <w:ind w:left="720"/>
-      </w:pPr>
-      <w:r>
-        <w:rPr>
-          <w:rtl/>
-          <w:cs/>
-          <w:lang w:val="ar_AE" w:bidi="ar_AE"/>
-        </w:rPr>
-      </w:r>
-      <w:hyperlink r:id="rId91">
-        <w:r>
-          <w:rPr>
-            <w:rtl/>
-            <w:cs/>
-            <w:lang w:val="ar_AE" w:bidi="ar_AE"/>
-          </w:rPr>
-          <w:rPr>
-            <w:color w:val="0000EE"/>
-            <w:u w:val="single"/>
-          </w:rPr>
-          <w:t>1 صموئيل 17: 37–38</w:t>
-        </w:r>
-      </w:hyperlink>
-    </w:p>
-    <w:p>
-      <w:pPr>
-        <w:pStyle w:val="ListBullet"/>
-        <w:bidi/>
-        <w:spacing w:line="240" w:lineRule="auto"/>
-        <w:ind w:left="720"/>
-      </w:pPr>
-      <w:r>
-        <w:rPr>
-          <w:rtl/>
-          <w:cs/>
-          <w:lang w:val="ar_AE" w:bidi="ar_AE"/>
-        </w:rPr>
-      </w:r>
-      <w:hyperlink r:id="rId92">
-        <w:r>
-          <w:rPr>
-            <w:rtl/>
-            <w:cs/>
-            <w:lang w:val="ar_AE" w:bidi="ar_AE"/>
-          </w:rPr>
-          <w:rPr>
-            <w:color w:val="0000EE"/>
-            <w:u w:val="single"/>
-          </w:rPr>
-          <w:t>دانيال 2: 44–45</w:t>
-        </w:r>
-      </w:hyperlink>
-    </w:p>
-    <w:p>
-      <w:pPr>
-        <w:pStyle w:val="ListBullet"/>
-        <w:bidi/>
-        <w:spacing w:line="240" w:lineRule="auto"/>
-        <w:ind w:left="720"/>
-      </w:pPr>
-      <w:r>
-        <w:rPr>
-          <w:rtl/>
-          <w:cs/>
-          <w:lang w:val="ar_AE" w:bidi="ar_AE"/>
-        </w:rPr>
-      </w:r>
-      <w:hyperlink r:id="rId93">
-        <w:r>
-          <w:rPr>
-            <w:rtl/>
-            <w:cs/>
-            <w:lang w:val="ar_AE" w:bidi="ar_AE"/>
-          </w:rPr>
-          <w:rPr>
-            <w:color w:val="0000EE"/>
-            <w:u w:val="single"/>
-          </w:rPr>
-          <w:t>خروج 25: 3–7</w:t>
-        </w:r>
-      </w:hyperlink>
-    </w:p>
-    <w:p>
-      <w:pPr>
-        <w:pStyle w:val="ListBullet"/>
-        <w:bidi/>
-        <w:spacing w:line="240" w:lineRule="auto"/>
-        <w:ind w:left="720"/>
-      </w:pPr>
-      <w:r>
-        <w:rPr>
-          <w:rtl/>
-          <w:cs/>
-          <w:lang w:val="ar_AE" w:bidi="ar_AE"/>
-        </w:rPr>
-      </w:r>
-      <w:hyperlink r:id="rId94">
-        <w:r>
-          <w:rPr>
-            <w:rtl/>
-            <w:cs/>
-            <w:lang w:val="ar_AE" w:bidi="ar_AE"/>
-          </w:rPr>
-          <w:rPr>
-            <w:color w:val="0000EE"/>
-            <w:u w:val="single"/>
-          </w:rPr>
-          <w:t>رؤيا 1: 15</w:t>
-        </w:r>
-      </w:hyperlink>
+      <w:r>
+        <w:rPr>
+          <w:rtl/>
+          <w:cs/>
+          <w:lang w:val="ar_AE" w:bidi="ar_AE"/>
+        </w:rPr>
+        <w:t>1 ملوك 7: 16</w:t>
+      </w:r>
+    </w:p>
+    <w:p>
+      <w:pPr>
+        <w:pStyle w:val="ListBullet"/>
+        <w:bidi/>
+        <w:spacing w:line="240" w:lineRule="auto"/>
+        <w:ind w:left="720"/>
+      </w:pPr>
+      <w:r>
+        <w:rPr>
+          <w:rtl/>
+          <w:cs/>
+          <w:lang w:val="ar_AE" w:bidi="ar_AE"/>
+        </w:rPr>
+      </w:r>
+      <w:r>
+        <w:rPr>
+          <w:rtl/>
+          <w:cs/>
+          <w:lang w:val="ar_AE" w:bidi="ar_AE"/>
+        </w:rPr>
+        <w:t>1 صموئيل 17: 37–38</w:t>
+      </w:r>
+    </w:p>
+    <w:p>
+      <w:pPr>
+        <w:pStyle w:val="ListBullet"/>
+        <w:bidi/>
+        <w:spacing w:line="240" w:lineRule="auto"/>
+        <w:ind w:left="720"/>
+      </w:pPr>
+      <w:r>
+        <w:rPr>
+          <w:rtl/>
+          <w:cs/>
+          <w:lang w:val="ar_AE" w:bidi="ar_AE"/>
+        </w:rPr>
+      </w:r>
+      <w:r>
+        <w:rPr>
+          <w:rtl/>
+          <w:cs/>
+          <w:lang w:val="ar_AE" w:bidi="ar_AE"/>
+        </w:rPr>
+        <w:t>دانيال 2: 44–45</w:t>
+      </w:r>
+    </w:p>
+    <w:p>
+      <w:pPr>
+        <w:pStyle w:val="ListBullet"/>
+        <w:bidi/>
+        <w:spacing w:line="240" w:lineRule="auto"/>
+        <w:ind w:left="720"/>
+      </w:pPr>
+      <w:r>
+        <w:rPr>
+          <w:rtl/>
+          <w:cs/>
+          <w:lang w:val="ar_AE" w:bidi="ar_AE"/>
+        </w:rPr>
+      </w:r>
+      <w:r>
+        <w:rPr>
+          <w:rtl/>
+          <w:cs/>
+          <w:lang w:val="ar_AE" w:bidi="ar_AE"/>
+        </w:rPr>
+        <w:t>خروج 25: 3–7</w:t>
+      </w:r>
+    </w:p>
+    <w:p>
+      <w:pPr>
+        <w:pStyle w:val="ListBullet"/>
+        <w:bidi/>
+        <w:spacing w:line="240" w:lineRule="auto"/>
+        <w:ind w:left="720"/>
+      </w:pPr>
+      <w:r>
+        <w:rPr>
+          <w:rtl/>
+          <w:cs/>
+          <w:lang w:val="ar_AE" w:bidi="ar_AE"/>
+        </w:rPr>
+      </w:r>
+      <w:r>
+        <w:rPr>
+          <w:rtl/>
+          <w:cs/>
+          <w:lang w:val="ar_AE" w:bidi="ar_AE"/>
+        </w:rPr>
+        <w:t>رؤيا 1: 15</w:t>
+      </w:r>
     </w:p>
     <w:p>
       <w:pPr>
@@ -8938,107 +8434,83 @@
           <w:lang w:val="ar_AE" w:bidi="ar_AE"/>
         </w:rPr>
       </w:r>
-      <w:hyperlink r:id="rId95">
-        <w:r>
-          <w:rPr>
-            <w:rtl/>
-            <w:cs/>
-            <w:lang w:val="ar_AE" w:bidi="ar_AE"/>
-          </w:rPr>
-          <w:rPr>
-            <w:color w:val="0000EE"/>
-            <w:u w:val="single"/>
-          </w:rPr>
-          <w:t>عزرا 2:1–2</w:t>
-        </w:r>
-      </w:hyperlink>
-    </w:p>
-    <w:p>
-      <w:pPr>
-        <w:pStyle w:val="ListBullet"/>
-        <w:bidi/>
-        <w:spacing w:line="240" w:lineRule="auto"/>
-        <w:ind w:left="720"/>
-      </w:pPr>
-      <w:r>
-        <w:rPr>
-          <w:rtl/>
-          <w:cs/>
-          <w:lang w:val="ar_AE" w:bidi="ar_AE"/>
-        </w:rPr>
-      </w:r>
-      <w:hyperlink r:id="rId96">
-        <w:r>
-          <w:rPr>
-            <w:rtl/>
-            <w:cs/>
-            <w:lang w:val="ar_AE" w:bidi="ar_AE"/>
-          </w:rPr>
-          <w:rPr>
-            <w:color w:val="0000EE"/>
-            <w:u w:val="single"/>
-          </w:rPr>
-          <w:t>نحميا 1:2</w:t>
-        </w:r>
-      </w:hyperlink>
-    </w:p>
-    <w:p>
-      <w:pPr>
-        <w:pStyle w:val="ListBullet"/>
-        <w:bidi/>
-        <w:spacing w:line="240" w:lineRule="auto"/>
-        <w:ind w:left="720"/>
-      </w:pPr>
-      <w:r>
-        <w:rPr>
-          <w:rtl/>
-          <w:cs/>
-          <w:lang w:val="ar_AE" w:bidi="ar_AE"/>
-        </w:rPr>
-      </w:r>
-      <w:hyperlink r:id="rId97">
-        <w:r>
-          <w:rPr>
-            <w:rtl/>
-            <w:cs/>
-            <w:lang w:val="ar_AE" w:bidi="ar_AE"/>
-          </w:rPr>
-          <w:rPr>
-            <w:color w:val="0000EE"/>
-            <w:u w:val="single"/>
-          </w:rPr>
-          <w:t>نحميا 10:3</w:t>
-        </w:r>
-      </w:hyperlink>
-    </w:p>
-    <w:p>
-      <w:pPr>
-        <w:pStyle w:val="ListBullet"/>
-        <w:bidi/>
-        <w:spacing w:line="240" w:lineRule="auto"/>
-        <w:ind w:left="720"/>
-      </w:pPr>
-      <w:r>
-        <w:rPr>
-          <w:rtl/>
-          <w:cs/>
-          <w:lang w:val="ar_AE" w:bidi="ar_AE"/>
-        </w:rPr>
-      </w:r>
-      <w:hyperlink r:id="rId98">
-        <w:r>
-          <w:rPr>
-            <w:rtl/>
-            <w:cs/>
-            <w:lang w:val="ar_AE" w:bidi="ar_AE"/>
-          </w:rPr>
-          <w:rPr>
-            <w:color w:val="0000EE"/>
-            <w:u w:val="single"/>
-          </w:rPr>
-          <w:t>نحميا 12:46</w:t>
-        </w:r>
-      </w:hyperlink>
+      <w:r>
+        <w:rPr>
+          <w:rtl/>
+          <w:cs/>
+          <w:lang w:val="ar_AE" w:bidi="ar_AE"/>
+        </w:rPr>
+        <w:t>عزرا 2:1–2</w:t>
+      </w:r>
+    </w:p>
+    <w:p>
+      <w:pPr>
+        <w:pStyle w:val="ListBullet"/>
+        <w:bidi/>
+        <w:spacing w:line="240" w:lineRule="auto"/>
+        <w:ind w:left="720"/>
+      </w:pPr>
+      <w:r>
+        <w:rPr>
+          <w:rtl/>
+          <w:cs/>
+          <w:lang w:val="ar_AE" w:bidi="ar_AE"/>
+        </w:rPr>
+      </w:r>
+      <w:r>
+        <w:rPr>
+          <w:rtl/>
+          <w:cs/>
+          <w:lang w:val="ar_AE" w:bidi="ar_AE"/>
+        </w:rPr>
+        <w:t>نحميا 1:2</w:t>
+      </w:r>
+    </w:p>
+    <w:p>
+      <w:pPr>
+        <w:pStyle w:val="ListBullet"/>
+        <w:bidi/>
+        <w:spacing w:line="240" w:lineRule="auto"/>
+        <w:ind w:left="720"/>
+      </w:pPr>
+      <w:r>
+        <w:rPr>
+          <w:rtl/>
+          <w:cs/>
+          <w:lang w:val="ar_AE" w:bidi="ar_AE"/>
+        </w:rPr>
+      </w:r>
+      <w:r>
+        <w:rPr>
+          <w:rtl/>
+          <w:cs/>
+          <w:lang w:val="ar_AE" w:bidi="ar_AE"/>
+        </w:rPr>
+        <w:t>نحميا 10:3</w:t>
+      </w:r>
+    </w:p>
+    <w:p>
+      <w:pPr>
+        <w:pStyle w:val="ListBullet"/>
+        <w:bidi/>
+        <w:spacing w:line="240" w:lineRule="auto"/>
+        <w:ind w:left="720"/>
+      </w:pPr>
+      <w:r>
+        <w:rPr>
+          <w:rtl/>
+          <w:cs/>
+          <w:lang w:val="ar_AE" w:bidi="ar_AE"/>
+        </w:rPr>
+      </w:r>
+      <w:r>
+        <w:rPr>
+          <w:rtl/>
+          <w:cs/>
+          <w:lang w:val="ar_AE" w:bidi="ar_AE"/>
+        </w:rPr>
+        <w:t>نحميا 12:46</w:t>
+      </w:r>
     </w:p>
     <w:p>
       <w:pPr>
@@ -9346,107 +8818,83 @@
           <w:lang w:val="ar_AE" w:bidi="ar_AE"/>
         </w:rPr>
       </w:r>
-      <w:hyperlink r:id="rId99">
-        <w:r>
-          <w:rPr>
-            <w:rtl/>
-            <w:cs/>
-            <w:lang w:val="ar_AE" w:bidi="ar_AE"/>
-          </w:rPr>
-          <w:rPr>
-            <w:color w:val="0000EE"/>
-            <w:u w:val="single"/>
-          </w:rPr>
-          <w:t>1 ملوك 6:29–30</w:t>
-        </w:r>
-      </w:hyperlink>
-    </w:p>
-    <w:p>
-      <w:pPr>
-        <w:pStyle w:val="ListBullet"/>
-        <w:bidi/>
-        <w:spacing w:line="240" w:lineRule="auto"/>
-        <w:ind w:left="720"/>
-      </w:pPr>
-      <w:r>
-        <w:rPr>
-          <w:rtl/>
-          <w:cs/>
-          <w:lang w:val="ar_AE" w:bidi="ar_AE"/>
-        </w:rPr>
-      </w:r>
-      <w:hyperlink r:id="rId100">
-        <w:r>
-          <w:rPr>
-            <w:rtl/>
-            <w:cs/>
-            <w:lang w:val="ar_AE" w:bidi="ar_AE"/>
-          </w:rPr>
-          <w:rPr>
-            <w:color w:val="0000EE"/>
-            <w:u w:val="single"/>
-          </w:rPr>
-          <w:t>حزقيال 40:14–16</w:t>
-        </w:r>
-      </w:hyperlink>
-    </w:p>
-    <w:p>
-      <w:pPr>
-        <w:pStyle w:val="ListBullet"/>
-        <w:bidi/>
-        <w:spacing w:line="240" w:lineRule="auto"/>
-        <w:ind w:left="720"/>
-      </w:pPr>
-      <w:r>
-        <w:rPr>
-          <w:rtl/>
-          <w:cs/>
-          <w:lang w:val="ar_AE" w:bidi="ar_AE"/>
-        </w:rPr>
-      </w:r>
-      <w:hyperlink r:id="rId101">
-        <w:r>
-          <w:rPr>
-            <w:rtl/>
-            <w:cs/>
-            <w:lang w:val="ar_AE" w:bidi="ar_AE"/>
-          </w:rPr>
-          <w:rPr>
-            <w:color w:val="0000EE"/>
-            <w:u w:val="single"/>
-          </w:rPr>
-          <w:t>يوحنا 12:12–13</w:t>
-        </w:r>
-      </w:hyperlink>
-    </w:p>
-    <w:p>
-      <w:pPr>
-        <w:pStyle w:val="ListBullet"/>
-        <w:bidi/>
-        <w:spacing w:line="240" w:lineRule="auto"/>
-        <w:ind w:left="720"/>
-      </w:pPr>
-      <w:r>
-        <w:rPr>
-          <w:rtl/>
-          <w:cs/>
-          <w:lang w:val="ar_AE" w:bidi="ar_AE"/>
-        </w:rPr>
-      </w:r>
-      <w:hyperlink r:id="rId102">
-        <w:r>
-          <w:rPr>
-            <w:rtl/>
-            <w:cs/>
-            <w:lang w:val="ar_AE" w:bidi="ar_AE"/>
-          </w:rPr>
-          <w:rPr>
-            <w:color w:val="0000EE"/>
-            <w:u w:val="single"/>
-          </w:rPr>
-          <w:t>عدد 33:9</w:t>
-        </w:r>
-      </w:hyperlink>
+      <w:r>
+        <w:rPr>
+          <w:rtl/>
+          <w:cs/>
+          <w:lang w:val="ar_AE" w:bidi="ar_AE"/>
+        </w:rPr>
+        <w:t>1 ملوك 6:29–30</w:t>
+      </w:r>
+    </w:p>
+    <w:p>
+      <w:pPr>
+        <w:pStyle w:val="ListBullet"/>
+        <w:bidi/>
+        <w:spacing w:line="240" w:lineRule="auto"/>
+        <w:ind w:left="720"/>
+      </w:pPr>
+      <w:r>
+        <w:rPr>
+          <w:rtl/>
+          <w:cs/>
+          <w:lang w:val="ar_AE" w:bidi="ar_AE"/>
+        </w:rPr>
+      </w:r>
+      <w:r>
+        <w:rPr>
+          <w:rtl/>
+          <w:cs/>
+          <w:lang w:val="ar_AE" w:bidi="ar_AE"/>
+        </w:rPr>
+        <w:t>حزقيال 40:14–16</w:t>
+      </w:r>
+    </w:p>
+    <w:p>
+      <w:pPr>
+        <w:pStyle w:val="ListBullet"/>
+        <w:bidi/>
+        <w:spacing w:line="240" w:lineRule="auto"/>
+        <w:ind w:left="720"/>
+      </w:pPr>
+      <w:r>
+        <w:rPr>
+          <w:rtl/>
+          <w:cs/>
+          <w:lang w:val="ar_AE" w:bidi="ar_AE"/>
+        </w:rPr>
+      </w:r>
+      <w:r>
+        <w:rPr>
+          <w:rtl/>
+          <w:cs/>
+          <w:lang w:val="ar_AE" w:bidi="ar_AE"/>
+        </w:rPr>
+        <w:t>يوحنا 12:12–13</w:t>
+      </w:r>
+    </w:p>
+    <w:p>
+      <w:pPr>
+        <w:pStyle w:val="ListBullet"/>
+        <w:bidi/>
+        <w:spacing w:line="240" w:lineRule="auto"/>
+        <w:ind w:left="720"/>
+      </w:pPr>
+      <w:r>
+        <w:rPr>
+          <w:rtl/>
+          <w:cs/>
+          <w:lang w:val="ar_AE" w:bidi="ar_AE"/>
+        </w:rPr>
+      </w:r>
+      <w:r>
+        <w:rPr>
+          <w:rtl/>
+          <w:cs/>
+          <w:lang w:val="ar_AE" w:bidi="ar_AE"/>
+        </w:rPr>
+        <w:t>عدد 33:9</w:t>
+      </w:r>
     </w:p>
     <w:p>
       <w:pPr>
@@ -9829,107 +9277,83 @@
           <w:lang w:val="ar_AE" w:bidi="ar_AE"/>
         </w:rPr>
       </w:r>
-      <w:hyperlink r:id="rId103">
-        <w:r>
-          <w:rPr>
-            <w:rtl/>
-            <w:cs/>
-            <w:lang w:val="ar_AE" w:bidi="ar_AE"/>
-          </w:rPr>
-          <w:rPr>
-            <w:color w:val="0000EE"/>
-            <w:u w:val="single"/>
-          </w:rPr>
-          <w:t>أعمال 18: 18–19</w:t>
-        </w:r>
-      </w:hyperlink>
-    </w:p>
-    <w:p>
-      <w:pPr>
-        <w:pStyle w:val="ListBullet"/>
-        <w:bidi/>
-        <w:spacing w:line="240" w:lineRule="auto"/>
-        <w:ind w:left="720"/>
-      </w:pPr>
-      <w:r>
-        <w:rPr>
-          <w:rtl/>
-          <w:cs/>
-          <w:lang w:val="ar_AE" w:bidi="ar_AE"/>
-        </w:rPr>
-      </w:r>
-      <w:hyperlink r:id="rId104">
-        <w:r>
-          <w:rPr>
-            <w:rtl/>
-            <w:cs/>
-            <w:lang w:val="ar_AE" w:bidi="ar_AE"/>
-          </w:rPr>
-          <w:rPr>
-            <w:color w:val="0000EE"/>
-            <w:u w:val="single"/>
-          </w:rPr>
-          <w:t>عاموس 2: 11–12</w:t>
-        </w:r>
-      </w:hyperlink>
-    </w:p>
-    <w:p>
-      <w:pPr>
-        <w:pStyle w:val="ListBullet"/>
-        <w:bidi/>
-        <w:spacing w:line="240" w:lineRule="auto"/>
-        <w:ind w:left="720"/>
-      </w:pPr>
-      <w:r>
-        <w:rPr>
-          <w:rtl/>
-          <w:cs/>
-          <w:lang w:val="ar_AE" w:bidi="ar_AE"/>
-        </w:rPr>
-      </w:r>
-      <w:hyperlink r:id="rId105">
-        <w:r>
-          <w:rPr>
-            <w:rtl/>
-            <w:cs/>
-            <w:lang w:val="ar_AE" w:bidi="ar_AE"/>
-          </w:rPr>
-          <w:rPr>
-            <w:color w:val="0000EE"/>
-            <w:u w:val="single"/>
-          </w:rPr>
-          <w:t>قضاة 13: 5</w:t>
-        </w:r>
-      </w:hyperlink>
-    </w:p>
-    <w:p>
-      <w:pPr>
-        <w:pStyle w:val="ListBullet"/>
-        <w:bidi/>
-        <w:spacing w:line="240" w:lineRule="auto"/>
-        <w:ind w:left="720"/>
-      </w:pPr>
-      <w:r>
-        <w:rPr>
-          <w:rtl/>
-          <w:cs/>
-          <w:lang w:val="ar_AE" w:bidi="ar_AE"/>
-        </w:rPr>
-      </w:r>
-      <w:hyperlink r:id="rId106">
-        <w:r>
-          <w:rPr>
-            <w:rtl/>
-            <w:cs/>
-            <w:lang w:val="ar_AE" w:bidi="ar_AE"/>
-          </w:rPr>
-          <w:rPr>
-            <w:color w:val="0000EE"/>
-            <w:u w:val="single"/>
-          </w:rPr>
-          <w:t>عدد 6: 1–4</w:t>
-        </w:r>
-      </w:hyperlink>
+      <w:r>
+        <w:rPr>
+          <w:rtl/>
+          <w:cs/>
+          <w:lang w:val="ar_AE" w:bidi="ar_AE"/>
+        </w:rPr>
+        <w:t>أعمال 18: 18–19</w:t>
+      </w:r>
+    </w:p>
+    <w:p>
+      <w:pPr>
+        <w:pStyle w:val="ListBullet"/>
+        <w:bidi/>
+        <w:spacing w:line="240" w:lineRule="auto"/>
+        <w:ind w:left="720"/>
+      </w:pPr>
+      <w:r>
+        <w:rPr>
+          <w:rtl/>
+          <w:cs/>
+          <w:lang w:val="ar_AE" w:bidi="ar_AE"/>
+        </w:rPr>
+      </w:r>
+      <w:r>
+        <w:rPr>
+          <w:rtl/>
+          <w:cs/>
+          <w:lang w:val="ar_AE" w:bidi="ar_AE"/>
+        </w:rPr>
+        <w:t>عاموس 2: 11–12</w:t>
+      </w:r>
+    </w:p>
+    <w:p>
+      <w:pPr>
+        <w:pStyle w:val="ListBullet"/>
+        <w:bidi/>
+        <w:spacing w:line="240" w:lineRule="auto"/>
+        <w:ind w:left="720"/>
+      </w:pPr>
+      <w:r>
+        <w:rPr>
+          <w:rtl/>
+          <w:cs/>
+          <w:lang w:val="ar_AE" w:bidi="ar_AE"/>
+        </w:rPr>
+      </w:r>
+      <w:r>
+        <w:rPr>
+          <w:rtl/>
+          <w:cs/>
+          <w:lang w:val="ar_AE" w:bidi="ar_AE"/>
+        </w:rPr>
+        <w:t>قضاة 13: 5</w:t>
+      </w:r>
+    </w:p>
+    <w:p>
+      <w:pPr>
+        <w:pStyle w:val="ListBullet"/>
+        <w:bidi/>
+        <w:spacing w:line="240" w:lineRule="auto"/>
+        <w:ind w:left="720"/>
+      </w:pPr>
+      <w:r>
+        <w:rPr>
+          <w:rtl/>
+          <w:cs/>
+          <w:lang w:val="ar_AE" w:bidi="ar_AE"/>
+        </w:rPr>
+      </w:r>
+      <w:r>
+        <w:rPr>
+          <w:rtl/>
+          <w:cs/>
+          <w:lang w:val="ar_AE" w:bidi="ar_AE"/>
+        </w:rPr>
+        <w:t>عدد 6: 1–4</w:t>
+      </w:r>
     </w:p>
     <w:p>
       <w:pPr>
@@ -10250,136 +9674,106 @@
           <w:lang w:val="ar_AE" w:bidi="ar_AE"/>
         </w:rPr>
       </w:r>
-      <w:hyperlink r:id="rId107">
-        <w:r>
-          <w:rPr>
-            <w:rtl/>
-            <w:cs/>
-            <w:lang w:val="ar_AE" w:bidi="ar_AE"/>
-          </w:rPr>
-          <w:rPr>
-            <w:color w:val="0000EE"/>
-            <w:u w:val="single"/>
-          </w:rPr>
-          <w:t>صموئيل الثاني 1:23</w:t>
-        </w:r>
-      </w:hyperlink>
-    </w:p>
-    <w:p>
-      <w:pPr>
-        <w:pStyle w:val="ListBullet"/>
-        <w:bidi/>
-        <w:spacing w:line="240" w:lineRule="auto"/>
-        <w:ind w:left="720"/>
-      </w:pPr>
-      <w:r>
-        <w:rPr>
-          <w:rtl/>
-          <w:cs/>
-          <w:lang w:val="ar_AE" w:bidi="ar_AE"/>
-        </w:rPr>
-      </w:r>
-      <w:hyperlink r:id="rId108">
-        <w:r>
-          <w:rPr>
-            <w:rtl/>
-            <w:cs/>
-            <w:lang w:val="ar_AE" w:bidi="ar_AE"/>
-          </w:rPr>
-          <w:rPr>
-            <w:color w:val="0000EE"/>
-            <w:u w:val="single"/>
-          </w:rPr>
-          <w:t>دانيال 7:4</w:t>
-        </w:r>
-      </w:hyperlink>
-    </w:p>
-    <w:p>
-      <w:pPr>
-        <w:pStyle w:val="ListBullet"/>
-        <w:bidi/>
-        <w:spacing w:line="240" w:lineRule="auto"/>
-        <w:ind w:left="720"/>
-      </w:pPr>
-      <w:r>
-        <w:rPr>
-          <w:rtl/>
-          <w:cs/>
-          <w:lang w:val="ar_AE" w:bidi="ar_AE"/>
-        </w:rPr>
-      </w:r>
-      <w:hyperlink r:id="rId109">
-        <w:r>
-          <w:rPr>
-            <w:rtl/>
-            <w:cs/>
-            <w:lang w:val="ar_AE" w:bidi="ar_AE"/>
-          </w:rPr>
-          <w:rPr>
-            <w:color w:val="0000EE"/>
-            <w:u w:val="single"/>
-          </w:rPr>
-          <w:t>إرميا 4:13–15</w:t>
-        </w:r>
-      </w:hyperlink>
-    </w:p>
-    <w:p>
-      <w:pPr>
-        <w:pStyle w:val="ListBullet"/>
-        <w:bidi/>
-        <w:spacing w:line="240" w:lineRule="auto"/>
-        <w:ind w:left="720"/>
-      </w:pPr>
-      <w:r>
-        <w:rPr>
-          <w:rtl/>
-          <w:cs/>
-          <w:lang w:val="ar_AE" w:bidi="ar_AE"/>
-        </w:rPr>
-      </w:r>
-      <w:hyperlink r:id="rId110">
-        <w:r>
-          <w:rPr>
-            <w:rtl/>
-            <w:cs/>
-            <w:lang w:val="ar_AE" w:bidi="ar_AE"/>
-          </w:rPr>
-          <w:rPr>
-            <w:color w:val="0000EE"/>
-            <w:u w:val="single"/>
-          </w:rPr>
-          <w:t>لاويين 11:13–16</w:t>
-        </w:r>
-      </w:hyperlink>
-    </w:p>
-    <w:p>
-      <w:pPr>
-        <w:pStyle w:val="ListBullet"/>
-        <w:bidi/>
-        <w:spacing w:line="240" w:lineRule="auto"/>
-        <w:ind w:left="720"/>
-      </w:pPr>
-      <w:r>
-        <w:rPr>
-          <w:rtl/>
-          <w:cs/>
-          <w:lang w:val="ar_AE" w:bidi="ar_AE"/>
-        </w:rPr>
-      </w:r>
-      <w:hyperlink r:id="rId111">
-        <w:r>
-          <w:rPr>
-            <w:rtl/>
-            <w:cs/>
-            <w:lang w:val="ar_AE" w:bidi="ar_AE"/>
-          </w:rPr>
-          <w:rPr>
-            <w:color w:val="0000EE"/>
-            <w:u w:val="single"/>
-          </w:rPr>
-          <w:t>رؤيا 4:7</w:t>
-        </w:r>
-      </w:hyperlink>
+      <w:r>
+        <w:rPr>
+          <w:rtl/>
+          <w:cs/>
+          <w:lang w:val="ar_AE" w:bidi="ar_AE"/>
+        </w:rPr>
+        <w:t>صموئيل الثاني 1:23</w:t>
+      </w:r>
+    </w:p>
+    <w:p>
+      <w:pPr>
+        <w:pStyle w:val="ListBullet"/>
+        <w:bidi/>
+        <w:spacing w:line="240" w:lineRule="auto"/>
+        <w:ind w:left="720"/>
+      </w:pPr>
+      <w:r>
+        <w:rPr>
+          <w:rtl/>
+          <w:cs/>
+          <w:lang w:val="ar_AE" w:bidi="ar_AE"/>
+        </w:rPr>
+      </w:r>
+      <w:r>
+        <w:rPr>
+          <w:rtl/>
+          <w:cs/>
+          <w:lang w:val="ar_AE" w:bidi="ar_AE"/>
+        </w:rPr>
+        <w:t>دانيال 7:4</w:t>
+      </w:r>
+    </w:p>
+    <w:p>
+      <w:pPr>
+        <w:pStyle w:val="ListBullet"/>
+        <w:bidi/>
+        <w:spacing w:line="240" w:lineRule="auto"/>
+        <w:ind w:left="720"/>
+      </w:pPr>
+      <w:r>
+        <w:rPr>
+          <w:rtl/>
+          <w:cs/>
+          <w:lang w:val="ar_AE" w:bidi="ar_AE"/>
+        </w:rPr>
+      </w:r>
+      <w:r>
+        <w:rPr>
+          <w:rtl/>
+          <w:cs/>
+          <w:lang w:val="ar_AE" w:bidi="ar_AE"/>
+        </w:rPr>
+        <w:t>إرميا 4:13–15</w:t>
+      </w:r>
+    </w:p>
+    <w:p>
+      <w:pPr>
+        <w:pStyle w:val="ListBullet"/>
+        <w:bidi/>
+        <w:spacing w:line="240" w:lineRule="auto"/>
+        <w:ind w:left="720"/>
+      </w:pPr>
+      <w:r>
+        <w:rPr>
+          <w:rtl/>
+          <w:cs/>
+          <w:lang w:val="ar_AE" w:bidi="ar_AE"/>
+        </w:rPr>
+      </w:r>
+      <w:r>
+        <w:rPr>
+          <w:rtl/>
+          <w:cs/>
+          <w:lang w:val="ar_AE" w:bidi="ar_AE"/>
+        </w:rPr>
+        <w:t>لاويين 11:13–16</w:t>
+      </w:r>
+    </w:p>
+    <w:p>
+      <w:pPr>
+        <w:pStyle w:val="ListBullet"/>
+        <w:bidi/>
+        <w:spacing w:line="240" w:lineRule="auto"/>
+        <w:ind w:left="720"/>
+      </w:pPr>
+      <w:r>
+        <w:rPr>
+          <w:rtl/>
+          <w:cs/>
+          <w:lang w:val="ar_AE" w:bidi="ar_AE"/>
+        </w:rPr>
+      </w:r>
+      <w:r>
+        <w:rPr>
+          <w:rtl/>
+          <w:cs/>
+          <w:lang w:val="ar_AE" w:bidi="ar_AE"/>
+        </w:rPr>
+        <w:t>رؤيا 4:7</w:t>
+      </w:r>
     </w:p>
     <w:p>
       <w:pPr>
@@ -10696,136 +10090,106 @@
           <w:lang w:val="ar_AE" w:bidi="ar_AE"/>
         </w:rPr>
       </w:r>
-      <w:hyperlink r:id="rId112">
-        <w:r>
-          <w:rPr>
-            <w:rtl/>
-            <w:cs/>
-            <w:lang w:val="ar_AE" w:bidi="ar_AE"/>
-          </w:rPr>
-          <w:rPr>
-            <w:color w:val="0000EE"/>
-            <w:u w:val="single"/>
-          </w:rPr>
-          <w:t>1 ملوك 9: 4–5</w:t>
-        </w:r>
-      </w:hyperlink>
-    </w:p>
-    <w:p>
-      <w:pPr>
-        <w:pStyle w:val="ListBullet"/>
-        <w:bidi/>
-        <w:spacing w:line="240" w:lineRule="auto"/>
-        <w:ind w:left="720"/>
-      </w:pPr>
-      <w:r>
-        <w:rPr>
-          <w:rtl/>
-          <w:cs/>
-          <w:lang w:val="ar_AE" w:bidi="ar_AE"/>
-        </w:rPr>
-      </w:r>
-      <w:hyperlink r:id="rId113">
-        <w:r>
-          <w:rPr>
-            <w:rtl/>
-            <w:cs/>
-            <w:lang w:val="ar_AE" w:bidi="ar_AE"/>
-          </w:rPr>
-          <w:rPr>
-            <w:color w:val="0000EE"/>
-            <w:u w:val="single"/>
-          </w:rPr>
-          <w:t>أعمال الرسل 13: 23</w:t>
-        </w:r>
-      </w:hyperlink>
-    </w:p>
-    <w:p>
-      <w:pPr>
-        <w:pStyle w:val="ListBullet"/>
-        <w:bidi/>
-        <w:spacing w:line="240" w:lineRule="auto"/>
-        <w:ind w:left="720"/>
-      </w:pPr>
-      <w:r>
-        <w:rPr>
-          <w:rtl/>
-          <w:cs/>
-          <w:lang w:val="ar_AE" w:bidi="ar_AE"/>
-        </w:rPr>
-      </w:r>
-      <w:hyperlink r:id="rId114">
-        <w:r>
-          <w:rPr>
-            <w:rtl/>
-            <w:cs/>
-            <w:lang w:val="ar_AE" w:bidi="ar_AE"/>
-          </w:rPr>
-          <w:rPr>
-            <w:color w:val="0000EE"/>
-            <w:u w:val="single"/>
-          </w:rPr>
-          <w:t>تثنية 2: 20–22</w:t>
-        </w:r>
-      </w:hyperlink>
-    </w:p>
-    <w:p>
-      <w:pPr>
-        <w:pStyle w:val="ListBullet"/>
-        <w:bidi/>
-        <w:spacing w:line="240" w:lineRule="auto"/>
-        <w:ind w:left="720"/>
-      </w:pPr>
-      <w:r>
-        <w:rPr>
-          <w:rtl/>
-          <w:cs/>
-          <w:lang w:val="ar_AE" w:bidi="ar_AE"/>
-        </w:rPr>
-      </w:r>
-      <w:hyperlink r:id="rId115">
-        <w:r>
-          <w:rPr>
-            <w:rtl/>
-            <w:cs/>
-            <w:lang w:val="ar_AE" w:bidi="ar_AE"/>
-          </w:rPr>
-          <w:rPr>
-            <w:color w:val="0000EE"/>
-            <w:u w:val="single"/>
-          </w:rPr>
-          <w:t>تكوين 10: 1</w:t>
-        </w:r>
-      </w:hyperlink>
-    </w:p>
-    <w:p>
-      <w:pPr>
-        <w:pStyle w:val="ListBullet"/>
-        <w:bidi/>
-        <w:spacing w:line="240" w:lineRule="auto"/>
-        <w:ind w:left="720"/>
-      </w:pPr>
-      <w:r>
-        <w:rPr>
-          <w:rtl/>
-          <w:cs/>
-          <w:lang w:val="ar_AE" w:bidi="ar_AE"/>
-        </w:rPr>
-      </w:r>
-      <w:hyperlink r:id="rId116">
-        <w:r>
-          <w:rPr>
-            <w:rtl/>
-            <w:cs/>
-            <w:lang w:val="ar_AE" w:bidi="ar_AE"/>
-          </w:rPr>
-          <w:rPr>
-            <w:color w:val="0000EE"/>
-            <w:u w:val="single"/>
-          </w:rPr>
-          <w:t>تكوين 28: 12–13</w:t>
-        </w:r>
-      </w:hyperlink>
+      <w:r>
+        <w:rPr>
+          <w:rtl/>
+          <w:cs/>
+          <w:lang w:val="ar_AE" w:bidi="ar_AE"/>
+        </w:rPr>
+        <w:t>1 ملوك 9: 4–5</w:t>
+      </w:r>
+    </w:p>
+    <w:p>
+      <w:pPr>
+        <w:pStyle w:val="ListBullet"/>
+        <w:bidi/>
+        <w:spacing w:line="240" w:lineRule="auto"/>
+        <w:ind w:left="720"/>
+      </w:pPr>
+      <w:r>
+        <w:rPr>
+          <w:rtl/>
+          <w:cs/>
+          <w:lang w:val="ar_AE" w:bidi="ar_AE"/>
+        </w:rPr>
+      </w:r>
+      <w:r>
+        <w:rPr>
+          <w:rtl/>
+          <w:cs/>
+          <w:lang w:val="ar_AE" w:bidi="ar_AE"/>
+        </w:rPr>
+        <w:t>أعمال الرسل 13: 23</w:t>
+      </w:r>
+    </w:p>
+    <w:p>
+      <w:pPr>
+        <w:pStyle w:val="ListBullet"/>
+        <w:bidi/>
+        <w:spacing w:line="240" w:lineRule="auto"/>
+        <w:ind w:left="720"/>
+      </w:pPr>
+      <w:r>
+        <w:rPr>
+          <w:rtl/>
+          <w:cs/>
+          <w:lang w:val="ar_AE" w:bidi="ar_AE"/>
+        </w:rPr>
+      </w:r>
+      <w:r>
+        <w:rPr>
+          <w:rtl/>
+          <w:cs/>
+          <w:lang w:val="ar_AE" w:bidi="ar_AE"/>
+        </w:rPr>
+        <w:t>تثنية 2: 20–22</w:t>
+      </w:r>
+    </w:p>
+    <w:p>
+      <w:pPr>
+        <w:pStyle w:val="ListBullet"/>
+        <w:bidi/>
+        <w:spacing w:line="240" w:lineRule="auto"/>
+        <w:ind w:left="720"/>
+      </w:pPr>
+      <w:r>
+        <w:rPr>
+          <w:rtl/>
+          <w:cs/>
+          <w:lang w:val="ar_AE" w:bidi="ar_AE"/>
+        </w:rPr>
+      </w:r>
+      <w:r>
+        <w:rPr>
+          <w:rtl/>
+          <w:cs/>
+          <w:lang w:val="ar_AE" w:bidi="ar_AE"/>
+        </w:rPr>
+        <w:t>تكوين 10: 1</w:t>
+      </w:r>
+    </w:p>
+    <w:p>
+      <w:pPr>
+        <w:pStyle w:val="ListBullet"/>
+        <w:bidi/>
+        <w:spacing w:line="240" w:lineRule="auto"/>
+        <w:ind w:left="720"/>
+      </w:pPr>
+      <w:r>
+        <w:rPr>
+          <w:rtl/>
+          <w:cs/>
+          <w:lang w:val="ar_AE" w:bidi="ar_AE"/>
+        </w:rPr>
+      </w:r>
+      <w:r>
+        <w:rPr>
+          <w:rtl/>
+          <w:cs/>
+          <w:lang w:val="ar_AE" w:bidi="ar_AE"/>
+        </w:rPr>
+        <w:t>تكوين 28: 12–13</w:t>
+      </w:r>
     </w:p>
     <w:p>
       <w:pPr>
@@ -11257,136 +10621,106 @@
           <w:lang w:val="ar_AE" w:bidi="ar_AE"/>
         </w:rPr>
       </w:r>
-      <w:hyperlink r:id="rId117">
-        <w:r>
-          <w:rPr>
-            <w:rtl/>
-            <w:cs/>
-            <w:lang w:val="ar_AE" w:bidi="ar_AE"/>
-          </w:rPr>
-          <w:rPr>
-            <w:color w:val="0000EE"/>
-            <w:u w:val="single"/>
-          </w:rPr>
-          <w:t>أعمال الرسل7 :33</w:t>
-        </w:r>
-      </w:hyperlink>
-    </w:p>
-    <w:p>
-      <w:pPr>
-        <w:pStyle w:val="ListBullet"/>
-        <w:bidi/>
-        <w:spacing w:line="240" w:lineRule="auto"/>
-        <w:ind w:left="720"/>
-      </w:pPr>
-      <w:r>
-        <w:rPr>
-          <w:rtl/>
-          <w:cs/>
-          <w:lang w:val="ar_AE" w:bidi="ar_AE"/>
-        </w:rPr>
-      </w:r>
-      <w:hyperlink r:id="rId118">
-        <w:r>
-          <w:rPr>
-            <w:rtl/>
-            <w:cs/>
-            <w:lang w:val="ar_AE" w:bidi="ar_AE"/>
-          </w:rPr>
-          <w:rPr>
-            <w:color w:val="0000EE"/>
-            <w:u w:val="single"/>
-          </w:rPr>
-          <w:t>تثنية25 :10</w:t>
-        </w:r>
-      </w:hyperlink>
-    </w:p>
-    <w:p>
-      <w:pPr>
-        <w:pStyle w:val="ListBullet"/>
-        <w:bidi/>
-        <w:spacing w:line="240" w:lineRule="auto"/>
-        <w:ind w:left="720"/>
-      </w:pPr>
-      <w:r>
-        <w:rPr>
-          <w:rtl/>
-          <w:cs/>
-          <w:lang w:val="ar_AE" w:bidi="ar_AE"/>
-        </w:rPr>
-      </w:r>
-      <w:hyperlink r:id="rId119">
-        <w:r>
-          <w:rPr>
-            <w:rtl/>
-            <w:cs/>
-            <w:lang w:val="ar_AE" w:bidi="ar_AE"/>
-          </w:rPr>
-          <w:rPr>
-            <w:color w:val="0000EE"/>
-            <w:u w:val="single"/>
-          </w:rPr>
-          <w:t>يوحنا1 :27</w:t>
-        </w:r>
-      </w:hyperlink>
-    </w:p>
-    <w:p>
-      <w:pPr>
-        <w:pStyle w:val="ListBullet"/>
-        <w:bidi/>
-        <w:spacing w:line="240" w:lineRule="auto"/>
-        <w:ind w:left="720"/>
-      </w:pPr>
-      <w:r>
-        <w:rPr>
-          <w:rtl/>
-          <w:cs/>
-          <w:lang w:val="ar_AE" w:bidi="ar_AE"/>
-        </w:rPr>
-      </w:r>
-      <w:hyperlink r:id="rId120">
-        <w:r>
-          <w:rPr>
-            <w:rtl/>
-            <w:cs/>
-            <w:lang w:val="ar_AE" w:bidi="ar_AE"/>
-          </w:rPr>
-          <w:rPr>
-            <w:color w:val="0000EE"/>
-            <w:u w:val="single"/>
-          </w:rPr>
-          <w:t>يشوع5 :15</w:t>
-        </w:r>
-      </w:hyperlink>
-    </w:p>
-    <w:p>
-      <w:pPr>
-        <w:pStyle w:val="ListBullet"/>
-        <w:bidi/>
-        <w:spacing w:line="240" w:lineRule="auto"/>
-        <w:ind w:left="720"/>
-      </w:pPr>
-      <w:r>
-        <w:rPr>
-          <w:rtl/>
-          <w:cs/>
-          <w:lang w:val="ar_AE" w:bidi="ar_AE"/>
-        </w:rPr>
-      </w:r>
-      <w:hyperlink r:id="rId121">
-        <w:r>
-          <w:rPr>
-            <w:rtl/>
-            <w:cs/>
-            <w:lang w:val="ar_AE" w:bidi="ar_AE"/>
-          </w:rPr>
-          <w:rPr>
-            <w:color w:val="0000EE"/>
-            <w:u w:val="single"/>
-          </w:rPr>
-          <w:t>مرقس6 :7–9</w:t>
-        </w:r>
-      </w:hyperlink>
+      <w:r>
+        <w:rPr>
+          <w:rtl/>
+          <w:cs/>
+          <w:lang w:val="ar_AE" w:bidi="ar_AE"/>
+        </w:rPr>
+        <w:t>أعمال الرسل7 :33</w:t>
+      </w:r>
+    </w:p>
+    <w:p>
+      <w:pPr>
+        <w:pStyle w:val="ListBullet"/>
+        <w:bidi/>
+        <w:spacing w:line="240" w:lineRule="auto"/>
+        <w:ind w:left="720"/>
+      </w:pPr>
+      <w:r>
+        <w:rPr>
+          <w:rtl/>
+          <w:cs/>
+          <w:lang w:val="ar_AE" w:bidi="ar_AE"/>
+        </w:rPr>
+      </w:r>
+      <w:r>
+        <w:rPr>
+          <w:rtl/>
+          <w:cs/>
+          <w:lang w:val="ar_AE" w:bidi="ar_AE"/>
+        </w:rPr>
+        <w:t>تثنية25 :10</w:t>
+      </w:r>
+    </w:p>
+    <w:p>
+      <w:pPr>
+        <w:pStyle w:val="ListBullet"/>
+        <w:bidi/>
+        <w:spacing w:line="240" w:lineRule="auto"/>
+        <w:ind w:left="720"/>
+      </w:pPr>
+      <w:r>
+        <w:rPr>
+          <w:rtl/>
+          <w:cs/>
+          <w:lang w:val="ar_AE" w:bidi="ar_AE"/>
+        </w:rPr>
+      </w:r>
+      <w:r>
+        <w:rPr>
+          <w:rtl/>
+          <w:cs/>
+          <w:lang w:val="ar_AE" w:bidi="ar_AE"/>
+        </w:rPr>
+        <w:t>يوحنا1 :27</w:t>
+      </w:r>
+    </w:p>
+    <w:p>
+      <w:pPr>
+        <w:pStyle w:val="ListBullet"/>
+        <w:bidi/>
+        <w:spacing w:line="240" w:lineRule="auto"/>
+        <w:ind w:left="720"/>
+      </w:pPr>
+      <w:r>
+        <w:rPr>
+          <w:rtl/>
+          <w:cs/>
+          <w:lang w:val="ar_AE" w:bidi="ar_AE"/>
+        </w:rPr>
+      </w:r>
+      <w:r>
+        <w:rPr>
+          <w:rtl/>
+          <w:cs/>
+          <w:lang w:val="ar_AE" w:bidi="ar_AE"/>
+        </w:rPr>
+        <w:t>يشوع5 :15</w:t>
+      </w:r>
+    </w:p>
+    <w:p>
+      <w:pPr>
+        <w:pStyle w:val="ListBullet"/>
+        <w:bidi/>
+        <w:spacing w:line="240" w:lineRule="auto"/>
+        <w:ind w:left="720"/>
+      </w:pPr>
+      <w:r>
+        <w:rPr>
+          <w:rtl/>
+          <w:cs/>
+          <w:lang w:val="ar_AE" w:bidi="ar_AE"/>
+        </w:rPr>
+      </w:r>
+      <w:r>
+        <w:rPr>
+          <w:rtl/>
+          <w:cs/>
+          <w:lang w:val="ar_AE" w:bidi="ar_AE"/>
+        </w:rPr>
+        <w:t>مرقس6 :7–9</w:t>
+      </w:r>
     </w:p>
     <w:p>
       <w:pPr>
@@ -11753,78 +11087,60 @@
           <w:lang w:val="ar_AE" w:bidi="ar_AE"/>
         </w:rPr>
       </w:r>
-      <w:hyperlink r:id="rId122">
-        <w:r>
-          <w:rPr>
-            <w:rtl/>
-            <w:cs/>
-            <w:lang w:val="ar_AE" w:bidi="ar_AE"/>
-          </w:rPr>
-          <w:rPr>
-            <w:color w:val="0000EE"/>
-            <w:u w:val="single"/>
-          </w:rPr>
-          <w:t>1 أخبار الأيام 8: 6–7</w:t>
-        </w:r>
-      </w:hyperlink>
-    </w:p>
-    <w:p>
-      <w:pPr>
-        <w:pStyle w:val="ListBullet"/>
-        <w:bidi/>
-        <w:spacing w:line="240" w:lineRule="auto"/>
-        <w:ind w:left="720"/>
-      </w:pPr>
-      <w:r>
-        <w:rPr>
-          <w:rtl/>
-          <w:cs/>
-          <w:lang w:val="ar_AE" w:bidi="ar_AE"/>
-        </w:rPr>
-      </w:r>
-      <w:hyperlink r:id="rId123">
-        <w:r>
-          <w:rPr>
-            <w:rtl/>
-            <w:cs/>
-            <w:lang w:val="ar_AE" w:bidi="ar_AE"/>
-          </w:rPr>
-          <w:rPr>
-            <w:color w:val="0000EE"/>
-            <w:u w:val="single"/>
-          </w:rPr>
-          <w:t>2 ملوك 5: 1</w:t>
-        </w:r>
-      </w:hyperlink>
-    </w:p>
-    <w:p>
-      <w:pPr>
-        <w:pStyle w:val="ListBullet"/>
-        <w:bidi/>
-        <w:spacing w:line="240" w:lineRule="auto"/>
-        <w:ind w:left="720"/>
-      </w:pPr>
-      <w:r>
-        <w:rPr>
-          <w:rtl/>
-          <w:cs/>
-          <w:lang w:val="ar_AE" w:bidi="ar_AE"/>
-        </w:rPr>
-      </w:r>
-      <w:hyperlink r:id="rId124">
-        <w:r>
-          <w:rPr>
-            <w:rtl/>
-            <w:cs/>
-            <w:lang w:val="ar_AE" w:bidi="ar_AE"/>
-          </w:rPr>
-          <w:rPr>
-            <w:color w:val="0000EE"/>
-            <w:u w:val="single"/>
-          </w:rPr>
-          <w:t>لوقا 4: 27</w:t>
-        </w:r>
-      </w:hyperlink>
+      <w:r>
+        <w:rPr>
+          <w:rtl/>
+          <w:cs/>
+          <w:lang w:val="ar_AE" w:bidi="ar_AE"/>
+        </w:rPr>
+        <w:t>1 أخبار الأيام 8: 6–7</w:t>
+      </w:r>
+    </w:p>
+    <w:p>
+      <w:pPr>
+        <w:pStyle w:val="ListBullet"/>
+        <w:bidi/>
+        <w:spacing w:line="240" w:lineRule="auto"/>
+        <w:ind w:left="720"/>
+      </w:pPr>
+      <w:r>
+        <w:rPr>
+          <w:rtl/>
+          <w:cs/>
+          <w:lang w:val="ar_AE" w:bidi="ar_AE"/>
+        </w:rPr>
+      </w:r>
+      <w:r>
+        <w:rPr>
+          <w:rtl/>
+          <w:cs/>
+          <w:lang w:val="ar_AE" w:bidi="ar_AE"/>
+        </w:rPr>
+        <w:t>2 ملوك 5: 1</w:t>
+      </w:r>
+    </w:p>
+    <w:p>
+      <w:pPr>
+        <w:pStyle w:val="ListBullet"/>
+        <w:bidi/>
+        <w:spacing w:line="240" w:lineRule="auto"/>
+        <w:ind w:left="720"/>
+      </w:pPr>
+      <w:r>
+        <w:rPr>
+          <w:rtl/>
+          <w:cs/>
+          <w:lang w:val="ar_AE" w:bidi="ar_AE"/>
+        </w:rPr>
+      </w:r>
+      <w:r>
+        <w:rPr>
+          <w:rtl/>
+          <w:cs/>
+          <w:lang w:val="ar_AE" w:bidi="ar_AE"/>
+        </w:rPr>
+        <w:t>لوقا 4: 27</w:t>
+      </w:r>
     </w:p>
     <w:p>
       <w:pPr>
@@ -12285,281 +11601,221 @@
           <w:lang w:val="ar_AE" w:bidi="ar_AE"/>
         </w:rPr>
       </w:r>
-      <w:hyperlink r:id="rId125">
-        <w:r>
-          <w:rPr>
-            <w:rtl/>
-            <w:cs/>
-            <w:lang w:val="ar_AE" w:bidi="ar_AE"/>
-          </w:rPr>
-          <w:rPr>
-            <w:color w:val="0000EE"/>
-            <w:u w:val="single"/>
-          </w:rPr>
-          <w:t>أعمال الرسل 4: 33</w:t>
-        </w:r>
-      </w:hyperlink>
-    </w:p>
-    <w:p>
-      <w:pPr>
-        <w:pStyle w:val="ListBullet"/>
-        <w:bidi/>
-        <w:spacing w:line="240" w:lineRule="auto"/>
-        <w:ind w:left="720"/>
-      </w:pPr>
-      <w:r>
-        <w:rPr>
-          <w:rtl/>
-          <w:cs/>
-          <w:lang w:val="ar_AE" w:bidi="ar_AE"/>
-        </w:rPr>
-      </w:r>
-      <w:hyperlink r:id="rId126">
-        <w:r>
-          <w:rPr>
-            <w:rtl/>
-            <w:cs/>
-            <w:lang w:val="ar_AE" w:bidi="ar_AE"/>
-          </w:rPr>
-          <w:rPr>
-            <w:color w:val="0000EE"/>
-            <w:u w:val="single"/>
-          </w:rPr>
-          <w:t>أعمال الرسل 6: 8</w:t>
-        </w:r>
-      </w:hyperlink>
-    </w:p>
-    <w:p>
-      <w:pPr>
-        <w:pStyle w:val="ListBullet"/>
-        <w:bidi/>
-        <w:spacing w:line="240" w:lineRule="auto"/>
-        <w:ind w:left="720"/>
-      </w:pPr>
-      <w:r>
-        <w:rPr>
-          <w:rtl/>
-          <w:cs/>
-          <w:lang w:val="ar_AE" w:bidi="ar_AE"/>
-        </w:rPr>
-      </w:r>
-      <w:hyperlink r:id="rId127">
-        <w:r>
-          <w:rPr>
-            <w:rtl/>
-            <w:cs/>
-            <w:lang w:val="ar_AE" w:bidi="ar_AE"/>
-          </w:rPr>
-          <w:rPr>
-            <w:color w:val="0000EE"/>
-            <w:u w:val="single"/>
-          </w:rPr>
-          <w:t>أعمال الرسل 14: 4</w:t>
-        </w:r>
-      </w:hyperlink>
-    </w:p>
-    <w:p>
-      <w:pPr>
-        <w:pStyle w:val="ListBullet"/>
-        <w:bidi/>
-        <w:spacing w:line="240" w:lineRule="auto"/>
-        <w:ind w:left="720"/>
-      </w:pPr>
-      <w:r>
-        <w:rPr>
-          <w:rtl/>
-          <w:cs/>
-          <w:lang w:val="ar_AE" w:bidi="ar_AE"/>
-        </w:rPr>
-      </w:r>
-      <w:hyperlink r:id="rId128">
-        <w:r>
-          <w:rPr>
-            <w:rtl/>
-            <w:cs/>
-            <w:lang w:val="ar_AE" w:bidi="ar_AE"/>
-          </w:rPr>
-          <w:rPr>
-            <w:color w:val="0000EE"/>
-            <w:u w:val="single"/>
-          </w:rPr>
-          <w:t>كولوسي 4: 6</w:t>
-        </w:r>
-      </w:hyperlink>
-    </w:p>
-    <w:p>
-      <w:pPr>
-        <w:pStyle w:val="ListBullet"/>
-        <w:bidi/>
-        <w:spacing w:line="240" w:lineRule="auto"/>
-        <w:ind w:left="720"/>
-      </w:pPr>
-      <w:r>
-        <w:rPr>
-          <w:rtl/>
-          <w:cs/>
-          <w:lang w:val="ar_AE" w:bidi="ar_AE"/>
-        </w:rPr>
-      </w:r>
-      <w:hyperlink r:id="rId129">
-        <w:r>
-          <w:rPr>
-            <w:rtl/>
-            <w:cs/>
-            <w:lang w:val="ar_AE" w:bidi="ar_AE"/>
-          </w:rPr>
-          <w:rPr>
-            <w:color w:val="0000EE"/>
-            <w:u w:val="single"/>
-          </w:rPr>
-          <w:t>كولوسي 4: 18</w:t>
-        </w:r>
-      </w:hyperlink>
-    </w:p>
-    <w:p>
-      <w:pPr>
-        <w:pStyle w:val="ListBullet"/>
-        <w:bidi/>
-        <w:spacing w:line="240" w:lineRule="auto"/>
-        <w:ind w:left="720"/>
-      </w:pPr>
-      <w:r>
-        <w:rPr>
-          <w:rtl/>
-          <w:cs/>
-          <w:lang w:val="ar_AE" w:bidi="ar_AE"/>
-        </w:rPr>
-      </w:r>
-      <w:hyperlink r:id="rId130">
-        <w:r>
-          <w:rPr>
-            <w:rtl/>
-            <w:cs/>
-            <w:lang w:val="ar_AE" w:bidi="ar_AE"/>
-          </w:rPr>
-          <w:rPr>
-            <w:color w:val="0000EE"/>
-            <w:u w:val="single"/>
-          </w:rPr>
-          <w:t>تكوين 43: 28–29</w:t>
-        </w:r>
-      </w:hyperlink>
-    </w:p>
-    <w:p>
-      <w:pPr>
-        <w:pStyle w:val="ListBullet"/>
-        <w:bidi/>
-        <w:spacing w:line="240" w:lineRule="auto"/>
-        <w:ind w:left="720"/>
-      </w:pPr>
-      <w:r>
-        <w:rPr>
-          <w:rtl/>
-          <w:cs/>
-          <w:lang w:val="ar_AE" w:bidi="ar_AE"/>
-        </w:rPr>
-      </w:r>
-      <w:hyperlink r:id="rId131">
-        <w:r>
-          <w:rPr>
-            <w:rtl/>
-            <w:cs/>
-            <w:lang w:val="ar_AE" w:bidi="ar_AE"/>
-          </w:rPr>
-          <w:rPr>
-            <w:color w:val="0000EE"/>
-            <w:u w:val="single"/>
-          </w:rPr>
-          <w:t>يعقوب 4: 7</w:t>
-        </w:r>
-      </w:hyperlink>
-    </w:p>
-    <w:p>
-      <w:pPr>
-        <w:pStyle w:val="ListBullet"/>
-        <w:bidi/>
-        <w:spacing w:line="240" w:lineRule="auto"/>
-        <w:ind w:left="720"/>
-      </w:pPr>
-      <w:r>
-        <w:rPr>
-          <w:rtl/>
-          <w:cs/>
-          <w:lang w:val="ar_AE" w:bidi="ar_AE"/>
-        </w:rPr>
-      </w:r>
-      <w:hyperlink r:id="rId132">
-        <w:r>
-          <w:rPr>
-            <w:rtl/>
-            <w:cs/>
-            <w:lang w:val="ar_AE" w:bidi="ar_AE"/>
-          </w:rPr>
-          <w:rPr>
-            <w:color w:val="0000EE"/>
-            <w:u w:val="single"/>
-          </w:rPr>
-          <w:t>يوحنا 1: 16</w:t>
-        </w:r>
-      </w:hyperlink>
-    </w:p>
-    <w:p>
-      <w:pPr>
-        <w:pStyle w:val="ListBullet"/>
-        <w:bidi/>
-        <w:spacing w:line="240" w:lineRule="auto"/>
-        <w:ind w:left="720"/>
-      </w:pPr>
-      <w:r>
-        <w:rPr>
-          <w:rtl/>
-          <w:cs/>
-          <w:lang w:val="ar_AE" w:bidi="ar_AE"/>
-        </w:rPr>
-      </w:r>
-      <w:hyperlink r:id="rId133">
-        <w:r>
-          <w:rPr>
-            <w:rtl/>
-            <w:cs/>
-            <w:lang w:val="ar_AE" w:bidi="ar_AE"/>
-          </w:rPr>
-          <w:rPr>
-            <w:color w:val="0000EE"/>
-            <w:u w:val="single"/>
-          </w:rPr>
-          <w:t>فيلبي 4: 21–23</w:t>
-        </w:r>
-      </w:hyperlink>
-    </w:p>
-    <w:p>
-      <w:pPr>
-        <w:pStyle w:val="ListBullet"/>
-        <w:bidi/>
-        <w:spacing w:line="240" w:lineRule="auto"/>
-        <w:ind w:left="720"/>
-      </w:pPr>
-      <w:r>
-        <w:rPr>
-          <w:rtl/>
-          <w:cs/>
-          <w:lang w:val="ar_AE" w:bidi="ar_AE"/>
-        </w:rPr>
-      </w:r>
-      <w:hyperlink r:id="rId134">
-        <w:r>
-          <w:rPr>
-            <w:rtl/>
-            <w:cs/>
-            <w:lang w:val="ar_AE" w:bidi="ar_AE"/>
-          </w:rPr>
-          <w:rPr>
-            <w:color w:val="0000EE"/>
-            <w:u w:val="single"/>
-          </w:rPr>
-          <w:t>رؤيا 22: 20–21</w:t>
-        </w:r>
-      </w:hyperlink>
+      <w:r>
+        <w:rPr>
+          <w:rtl/>
+          <w:cs/>
+          <w:lang w:val="ar_AE" w:bidi="ar_AE"/>
+        </w:rPr>
+        <w:t>أعمال الرسل 4: 33</w:t>
+      </w:r>
+    </w:p>
+    <w:p>
+      <w:pPr>
+        <w:pStyle w:val="ListBullet"/>
+        <w:bidi/>
+        <w:spacing w:line="240" w:lineRule="auto"/>
+        <w:ind w:left="720"/>
+      </w:pPr>
+      <w:r>
+        <w:rPr>
+          <w:rtl/>
+          <w:cs/>
+          <w:lang w:val="ar_AE" w:bidi="ar_AE"/>
+        </w:rPr>
+      </w:r>
+      <w:r>
+        <w:rPr>
+          <w:rtl/>
+          <w:cs/>
+          <w:lang w:val="ar_AE" w:bidi="ar_AE"/>
+        </w:rPr>
+        <w:t>أعمال الرسل 6: 8</w:t>
+      </w:r>
+    </w:p>
+    <w:p>
+      <w:pPr>
+        <w:pStyle w:val="ListBullet"/>
+        <w:bidi/>
+        <w:spacing w:line="240" w:lineRule="auto"/>
+        <w:ind w:left="720"/>
+      </w:pPr>
+      <w:r>
+        <w:rPr>
+          <w:rtl/>
+          <w:cs/>
+          <w:lang w:val="ar_AE" w:bidi="ar_AE"/>
+        </w:rPr>
+      </w:r>
+      <w:r>
+        <w:rPr>
+          <w:rtl/>
+          <w:cs/>
+          <w:lang w:val="ar_AE" w:bidi="ar_AE"/>
+        </w:rPr>
+        <w:t>أعمال الرسل 14: 4</w:t>
+      </w:r>
+    </w:p>
+    <w:p>
+      <w:pPr>
+        <w:pStyle w:val="ListBullet"/>
+        <w:bidi/>
+        <w:spacing w:line="240" w:lineRule="auto"/>
+        <w:ind w:left="720"/>
+      </w:pPr>
+      <w:r>
+        <w:rPr>
+          <w:rtl/>
+          <w:cs/>
+          <w:lang w:val="ar_AE" w:bidi="ar_AE"/>
+        </w:rPr>
+      </w:r>
+      <w:r>
+        <w:rPr>
+          <w:rtl/>
+          <w:cs/>
+          <w:lang w:val="ar_AE" w:bidi="ar_AE"/>
+        </w:rPr>
+        <w:t>كولوسي 4: 6</w:t>
+      </w:r>
+    </w:p>
+    <w:p>
+      <w:pPr>
+        <w:pStyle w:val="ListBullet"/>
+        <w:bidi/>
+        <w:spacing w:line="240" w:lineRule="auto"/>
+        <w:ind w:left="720"/>
+      </w:pPr>
+      <w:r>
+        <w:rPr>
+          <w:rtl/>
+          <w:cs/>
+          <w:lang w:val="ar_AE" w:bidi="ar_AE"/>
+        </w:rPr>
+      </w:r>
+      <w:r>
+        <w:rPr>
+          <w:rtl/>
+          <w:cs/>
+          <w:lang w:val="ar_AE" w:bidi="ar_AE"/>
+        </w:rPr>
+        <w:t>كولوسي 4: 18</w:t>
+      </w:r>
+    </w:p>
+    <w:p>
+      <w:pPr>
+        <w:pStyle w:val="ListBullet"/>
+        <w:bidi/>
+        <w:spacing w:line="240" w:lineRule="auto"/>
+        <w:ind w:left="720"/>
+      </w:pPr>
+      <w:r>
+        <w:rPr>
+          <w:rtl/>
+          <w:cs/>
+          <w:lang w:val="ar_AE" w:bidi="ar_AE"/>
+        </w:rPr>
+      </w:r>
+      <w:r>
+        <w:rPr>
+          <w:rtl/>
+          <w:cs/>
+          <w:lang w:val="ar_AE" w:bidi="ar_AE"/>
+        </w:rPr>
+        <w:t>تكوين 43: 28–29</w:t>
+      </w:r>
+    </w:p>
+    <w:p>
+      <w:pPr>
+        <w:pStyle w:val="ListBullet"/>
+        <w:bidi/>
+        <w:spacing w:line="240" w:lineRule="auto"/>
+        <w:ind w:left="720"/>
+      </w:pPr>
+      <w:r>
+        <w:rPr>
+          <w:rtl/>
+          <w:cs/>
+          <w:lang w:val="ar_AE" w:bidi="ar_AE"/>
+        </w:rPr>
+      </w:r>
+      <w:r>
+        <w:rPr>
+          <w:rtl/>
+          <w:cs/>
+          <w:lang w:val="ar_AE" w:bidi="ar_AE"/>
+        </w:rPr>
+        <w:t>يعقوب 4: 7</w:t>
+      </w:r>
+    </w:p>
+    <w:p>
+      <w:pPr>
+        <w:pStyle w:val="ListBullet"/>
+        <w:bidi/>
+        <w:spacing w:line="240" w:lineRule="auto"/>
+        <w:ind w:left="720"/>
+      </w:pPr>
+      <w:r>
+        <w:rPr>
+          <w:rtl/>
+          <w:cs/>
+          <w:lang w:val="ar_AE" w:bidi="ar_AE"/>
+        </w:rPr>
+      </w:r>
+      <w:r>
+        <w:rPr>
+          <w:rtl/>
+          <w:cs/>
+          <w:lang w:val="ar_AE" w:bidi="ar_AE"/>
+        </w:rPr>
+        <w:t>يوحنا 1: 16</w:t>
+      </w:r>
+    </w:p>
+    <w:p>
+      <w:pPr>
+        <w:pStyle w:val="ListBullet"/>
+        <w:bidi/>
+        <w:spacing w:line="240" w:lineRule="auto"/>
+        <w:ind w:left="720"/>
+      </w:pPr>
+      <w:r>
+        <w:rPr>
+          <w:rtl/>
+          <w:cs/>
+          <w:lang w:val="ar_AE" w:bidi="ar_AE"/>
+        </w:rPr>
+      </w:r>
+      <w:r>
+        <w:rPr>
+          <w:rtl/>
+          <w:cs/>
+          <w:lang w:val="ar_AE" w:bidi="ar_AE"/>
+        </w:rPr>
+        <w:t>فيلبي 4: 21–23</w:t>
+      </w:r>
+    </w:p>
+    <w:p>
+      <w:pPr>
+        <w:pStyle w:val="ListBullet"/>
+        <w:bidi/>
+        <w:spacing w:line="240" w:lineRule="auto"/>
+        <w:ind w:left="720"/>
+      </w:pPr>
+      <w:r>
+        <w:rPr>
+          <w:rtl/>
+          <w:cs/>
+          <w:lang w:val="ar_AE" w:bidi="ar_AE"/>
+        </w:rPr>
+      </w:r>
+      <w:r>
+        <w:rPr>
+          <w:rtl/>
+          <w:cs/>
+          <w:lang w:val="ar_AE" w:bidi="ar_AE"/>
+        </w:rPr>
+        <w:t>رؤيا 22: 20–21</w:t>
+      </w:r>
     </w:p>
     <w:p>
       <w:pPr>
@@ -12864,165 +12120,129 @@
           <w:lang w:val="ar_AE" w:bidi="ar_AE"/>
         </w:rPr>
       </w:r>
-      <w:hyperlink r:id="rId135">
-        <w:r>
-          <w:rPr>
-            <w:rtl/>
-            <w:cs/>
-            <w:lang w:val="ar_AE" w:bidi="ar_AE"/>
-          </w:rPr>
-          <w:rPr>
-            <w:color w:val="0000EE"/>
-            <w:u w:val="single"/>
-          </w:rPr>
-          <w:t>1 ملوك 4:15</w:t>
-        </w:r>
-      </w:hyperlink>
-    </w:p>
-    <w:p>
-      <w:pPr>
-        <w:pStyle w:val="ListBullet"/>
-        <w:bidi/>
-        <w:spacing w:line="240" w:lineRule="auto"/>
-        <w:ind w:left="720"/>
-      </w:pPr>
-      <w:r>
-        <w:rPr>
-          <w:rtl/>
-          <w:cs/>
-          <w:lang w:val="ar_AE" w:bidi="ar_AE"/>
-        </w:rPr>
-      </w:r>
-      <w:hyperlink r:id="rId136">
-        <w:r>
-          <w:rPr>
-            <w:rtl/>
-            <w:cs/>
-            <w:lang w:val="ar_AE" w:bidi="ar_AE"/>
-          </w:rPr>
-          <w:rPr>
-            <w:color w:val="0000EE"/>
-            <w:u w:val="single"/>
-          </w:rPr>
-          <w:t>تثنية 27:13–14</w:t>
-        </w:r>
-      </w:hyperlink>
-    </w:p>
-    <w:p>
-      <w:pPr>
-        <w:pStyle w:val="ListBullet"/>
-        <w:bidi/>
-        <w:spacing w:line="240" w:lineRule="auto"/>
-        <w:ind w:left="720"/>
-      </w:pPr>
-      <w:r>
-        <w:rPr>
-          <w:rtl/>
-          <w:cs/>
-          <w:lang w:val="ar_AE" w:bidi="ar_AE"/>
-        </w:rPr>
-      </w:r>
-      <w:hyperlink r:id="rId137">
-        <w:r>
-          <w:rPr>
-            <w:rtl/>
-            <w:cs/>
-            <w:lang w:val="ar_AE" w:bidi="ar_AE"/>
-          </w:rPr>
-          <w:rPr>
-            <w:color w:val="0000EE"/>
-            <w:u w:val="single"/>
-          </w:rPr>
-          <w:t>حزقيال 48:1–3</w:t>
-        </w:r>
-      </w:hyperlink>
-    </w:p>
-    <w:p>
-      <w:pPr>
-        <w:pStyle w:val="ListBullet"/>
-        <w:bidi/>
-        <w:spacing w:line="240" w:lineRule="auto"/>
-        <w:ind w:left="720"/>
-      </w:pPr>
-      <w:r>
-        <w:rPr>
-          <w:rtl/>
-          <w:cs/>
-          <w:lang w:val="ar_AE" w:bidi="ar_AE"/>
-        </w:rPr>
-      </w:r>
-      <w:hyperlink r:id="rId138">
-        <w:r>
-          <w:rPr>
-            <w:rtl/>
-            <w:cs/>
-            <w:lang w:val="ar_AE" w:bidi="ar_AE"/>
-          </w:rPr>
-          <w:rPr>
-            <w:color w:val="0000EE"/>
-            <w:u w:val="single"/>
-          </w:rPr>
-          <w:t>تكوين 30:8</w:t>
-        </w:r>
-      </w:hyperlink>
-    </w:p>
-    <w:p>
-      <w:pPr>
-        <w:pStyle w:val="ListBullet"/>
-        <w:bidi/>
-        <w:spacing w:line="240" w:lineRule="auto"/>
-        <w:ind w:left="720"/>
-      </w:pPr>
-      <w:r>
-        <w:rPr>
-          <w:rtl/>
-          <w:cs/>
-          <w:lang w:val="ar_AE" w:bidi="ar_AE"/>
-        </w:rPr>
-      </w:r>
-      <w:hyperlink r:id="rId139">
-        <w:r>
-          <w:rPr>
-            <w:rtl/>
-            <w:cs/>
-            <w:lang w:val="ar_AE" w:bidi="ar_AE"/>
-          </w:rPr>
-          <w:rPr>
-            <w:color w:val="0000EE"/>
-            <w:u w:val="single"/>
-          </w:rPr>
-          <w:t>قضاة 1:33</w:t>
-        </w:r>
-      </w:hyperlink>
-    </w:p>
-    <w:p>
-      <w:pPr>
-        <w:pStyle w:val="ListBullet"/>
-        <w:bidi/>
-        <w:spacing w:line="240" w:lineRule="auto"/>
-        <w:ind w:left="720"/>
-      </w:pPr>
-      <w:r>
-        <w:rPr>
-          <w:rtl/>
-          <w:cs/>
-          <w:lang w:val="ar_AE" w:bidi="ar_AE"/>
-        </w:rPr>
-      </w:r>
-      <w:hyperlink r:id="rId140">
-        <w:r>
-          <w:rPr>
-            <w:rtl/>
-            <w:cs/>
-            <w:lang w:val="ar_AE" w:bidi="ar_AE"/>
-          </w:rPr>
-          <w:rPr>
-            <w:color w:val="0000EE"/>
-            <w:u w:val="single"/>
-          </w:rPr>
-          <w:t>متى 4:13</w:t>
-        </w:r>
-      </w:hyperlink>
+      <w:r>
+        <w:rPr>
+          <w:rtl/>
+          <w:cs/>
+          <w:lang w:val="ar_AE" w:bidi="ar_AE"/>
+        </w:rPr>
+        <w:t>1 ملوك 4:15</w:t>
+      </w:r>
+    </w:p>
+    <w:p>
+      <w:pPr>
+        <w:pStyle w:val="ListBullet"/>
+        <w:bidi/>
+        <w:spacing w:line="240" w:lineRule="auto"/>
+        <w:ind w:left="720"/>
+      </w:pPr>
+      <w:r>
+        <w:rPr>
+          <w:rtl/>
+          <w:cs/>
+          <w:lang w:val="ar_AE" w:bidi="ar_AE"/>
+        </w:rPr>
+      </w:r>
+      <w:r>
+        <w:rPr>
+          <w:rtl/>
+          <w:cs/>
+          <w:lang w:val="ar_AE" w:bidi="ar_AE"/>
+        </w:rPr>
+        <w:t>تثنية 27:13–14</w:t>
+      </w:r>
+    </w:p>
+    <w:p>
+      <w:pPr>
+        <w:pStyle w:val="ListBullet"/>
+        <w:bidi/>
+        <w:spacing w:line="240" w:lineRule="auto"/>
+        <w:ind w:left="720"/>
+      </w:pPr>
+      <w:r>
+        <w:rPr>
+          <w:rtl/>
+          <w:cs/>
+          <w:lang w:val="ar_AE" w:bidi="ar_AE"/>
+        </w:rPr>
+      </w:r>
+      <w:r>
+        <w:rPr>
+          <w:rtl/>
+          <w:cs/>
+          <w:lang w:val="ar_AE" w:bidi="ar_AE"/>
+        </w:rPr>
+        <w:t>حزقيال 48:1–3</w:t>
+      </w:r>
+    </w:p>
+    <w:p>
+      <w:pPr>
+        <w:pStyle w:val="ListBullet"/>
+        <w:bidi/>
+        <w:spacing w:line="240" w:lineRule="auto"/>
+        <w:ind w:left="720"/>
+      </w:pPr>
+      <w:r>
+        <w:rPr>
+          <w:rtl/>
+          <w:cs/>
+          <w:lang w:val="ar_AE" w:bidi="ar_AE"/>
+        </w:rPr>
+      </w:r>
+      <w:r>
+        <w:rPr>
+          <w:rtl/>
+          <w:cs/>
+          <w:lang w:val="ar_AE" w:bidi="ar_AE"/>
+        </w:rPr>
+        <w:t>تكوين 30:8</w:t>
+      </w:r>
+    </w:p>
+    <w:p>
+      <w:pPr>
+        <w:pStyle w:val="ListBullet"/>
+        <w:bidi/>
+        <w:spacing w:line="240" w:lineRule="auto"/>
+        <w:ind w:left="720"/>
+      </w:pPr>
+      <w:r>
+        <w:rPr>
+          <w:rtl/>
+          <w:cs/>
+          <w:lang w:val="ar_AE" w:bidi="ar_AE"/>
+        </w:rPr>
+      </w:r>
+      <w:r>
+        <w:rPr>
+          <w:rtl/>
+          <w:cs/>
+          <w:lang w:val="ar_AE" w:bidi="ar_AE"/>
+        </w:rPr>
+        <w:t>قضاة 1:33</w:t>
+      </w:r>
+    </w:p>
+    <w:p>
+      <w:pPr>
+        <w:pStyle w:val="ListBullet"/>
+        <w:bidi/>
+        <w:spacing w:line="240" w:lineRule="auto"/>
+        <w:ind w:left="720"/>
+      </w:pPr>
+      <w:r>
+        <w:rPr>
+          <w:rtl/>
+          <w:cs/>
+          <w:lang w:val="ar_AE" w:bidi="ar_AE"/>
+        </w:rPr>
+      </w:r>
+      <w:r>
+        <w:rPr>
+          <w:rtl/>
+          <w:cs/>
+          <w:lang w:val="ar_AE" w:bidi="ar_AE"/>
+        </w:rPr>
+        <w:t>متى 4:13</w:t>
+      </w:r>
     </w:p>
     <w:p>
       <w:pPr>
@@ -13381,136 +12601,106 @@
           <w:lang w:val="ar_AE" w:bidi="ar_AE"/>
         </w:rPr>
       </w:r>
-      <w:hyperlink r:id="rId141">
-        <w:r>
-          <w:rPr>
-            <w:rtl/>
-            <w:cs/>
-            <w:lang w:val="ar_AE" w:bidi="ar_AE"/>
-          </w:rPr>
-          <w:rPr>
-            <w:color w:val="0000EE"/>
-            <w:u w:val="single"/>
-          </w:rPr>
-          <w:t>2 كورنثوس 3: 12–13</w:t>
-        </w:r>
-      </w:hyperlink>
-    </w:p>
-    <w:p>
-      <w:pPr>
-        <w:pStyle w:val="ListBullet"/>
-        <w:bidi/>
-        <w:spacing w:line="240" w:lineRule="auto"/>
-        <w:ind w:left="720"/>
-      </w:pPr>
-      <w:r>
-        <w:rPr>
-          <w:rtl/>
-          <w:cs/>
-          <w:lang w:val="ar_AE" w:bidi="ar_AE"/>
-        </w:rPr>
-      </w:r>
-      <w:hyperlink r:id="rId142">
-        <w:r>
-          <w:rPr>
-            <w:rtl/>
-            <w:cs/>
-            <w:lang w:val="ar_AE" w:bidi="ar_AE"/>
-          </w:rPr>
-          <w:rPr>
-            <w:color w:val="0000EE"/>
-            <w:u w:val="single"/>
-          </w:rPr>
-          <w:t>2 كورنثوس 3: 16</w:t>
-        </w:r>
-      </w:hyperlink>
-    </w:p>
-    <w:p>
-      <w:pPr>
-        <w:pStyle w:val="ListBullet"/>
-        <w:bidi/>
-        <w:spacing w:line="240" w:lineRule="auto"/>
-        <w:ind w:left="720"/>
-      </w:pPr>
-      <w:r>
-        <w:rPr>
-          <w:rtl/>
-          <w:cs/>
-          <w:lang w:val="ar_AE" w:bidi="ar_AE"/>
-        </w:rPr>
-      </w:r>
-      <w:hyperlink r:id="rId143">
-        <w:r>
-          <w:rPr>
-            <w:rtl/>
-            <w:cs/>
-            <w:lang w:val="ar_AE" w:bidi="ar_AE"/>
-          </w:rPr>
-          <w:rPr>
-            <w:color w:val="0000EE"/>
-            <w:u w:val="single"/>
-          </w:rPr>
-          <w:t>حزقيال 13: 18</w:t>
-        </w:r>
-      </w:hyperlink>
-    </w:p>
-    <w:p>
-      <w:pPr>
-        <w:pStyle w:val="ListBullet"/>
-        <w:bidi/>
-        <w:spacing w:line="240" w:lineRule="auto"/>
-        <w:ind w:left="720"/>
-      </w:pPr>
-      <w:r>
-        <w:rPr>
-          <w:rtl/>
-          <w:cs/>
-          <w:lang w:val="ar_AE" w:bidi="ar_AE"/>
-        </w:rPr>
-      </w:r>
-      <w:hyperlink r:id="rId144">
-        <w:r>
-          <w:rPr>
-            <w:rtl/>
-            <w:cs/>
-            <w:lang w:val="ar_AE" w:bidi="ar_AE"/>
-          </w:rPr>
-          <w:rPr>
-            <w:color w:val="0000EE"/>
-            <w:u w:val="single"/>
-          </w:rPr>
-          <w:t>إشعياء 47: 1–2</w:t>
-        </w:r>
-      </w:hyperlink>
-    </w:p>
-    <w:p>
-      <w:pPr>
-        <w:pStyle w:val="ListBullet"/>
-        <w:bidi/>
-        <w:spacing w:line="240" w:lineRule="auto"/>
-        <w:ind w:left="720"/>
-      </w:pPr>
-      <w:r>
-        <w:rPr>
-          <w:rtl/>
-          <w:cs/>
-          <w:lang w:val="ar_AE" w:bidi="ar_AE"/>
-        </w:rPr>
-      </w:r>
-      <w:hyperlink r:id="rId145">
-        <w:r>
-          <w:rPr>
-            <w:rtl/>
-            <w:cs/>
-            <w:lang w:val="ar_AE" w:bidi="ar_AE"/>
-          </w:rPr>
-          <w:rPr>
-            <w:color w:val="0000EE"/>
-            <w:u w:val="single"/>
-          </w:rPr>
-          <w:t>نشيد الأنشاد 4: 3</w:t>
-        </w:r>
-      </w:hyperlink>
+      <w:r>
+        <w:rPr>
+          <w:rtl/>
+          <w:cs/>
+          <w:lang w:val="ar_AE" w:bidi="ar_AE"/>
+        </w:rPr>
+        <w:t>2 كورنثوس 3: 12–13</w:t>
+      </w:r>
+    </w:p>
+    <w:p>
+      <w:pPr>
+        <w:pStyle w:val="ListBullet"/>
+        <w:bidi/>
+        <w:spacing w:line="240" w:lineRule="auto"/>
+        <w:ind w:left="720"/>
+      </w:pPr>
+      <w:r>
+        <w:rPr>
+          <w:rtl/>
+          <w:cs/>
+          <w:lang w:val="ar_AE" w:bidi="ar_AE"/>
+        </w:rPr>
+      </w:r>
+      <w:r>
+        <w:rPr>
+          <w:rtl/>
+          <w:cs/>
+          <w:lang w:val="ar_AE" w:bidi="ar_AE"/>
+        </w:rPr>
+        <w:t>2 كورنثوس 3: 16</w:t>
+      </w:r>
+    </w:p>
+    <w:p>
+      <w:pPr>
+        <w:pStyle w:val="ListBullet"/>
+        <w:bidi/>
+        <w:spacing w:line="240" w:lineRule="auto"/>
+        <w:ind w:left="720"/>
+      </w:pPr>
+      <w:r>
+        <w:rPr>
+          <w:rtl/>
+          <w:cs/>
+          <w:lang w:val="ar_AE" w:bidi="ar_AE"/>
+        </w:rPr>
+      </w:r>
+      <w:r>
+        <w:rPr>
+          <w:rtl/>
+          <w:cs/>
+          <w:lang w:val="ar_AE" w:bidi="ar_AE"/>
+        </w:rPr>
+        <w:t>حزقيال 13: 18</w:t>
+      </w:r>
+    </w:p>
+    <w:p>
+      <w:pPr>
+        <w:pStyle w:val="ListBullet"/>
+        <w:bidi/>
+        <w:spacing w:line="240" w:lineRule="auto"/>
+        <w:ind w:left="720"/>
+      </w:pPr>
+      <w:r>
+        <w:rPr>
+          <w:rtl/>
+          <w:cs/>
+          <w:lang w:val="ar_AE" w:bidi="ar_AE"/>
+        </w:rPr>
+      </w:r>
+      <w:r>
+        <w:rPr>
+          <w:rtl/>
+          <w:cs/>
+          <w:lang w:val="ar_AE" w:bidi="ar_AE"/>
+        </w:rPr>
+        <w:t>إشعياء 47: 1–2</w:t>
+      </w:r>
+    </w:p>
+    <w:p>
+      <w:pPr>
+        <w:pStyle w:val="ListBullet"/>
+        <w:bidi/>
+        <w:spacing w:line="240" w:lineRule="auto"/>
+        <w:ind w:left="720"/>
+      </w:pPr>
+      <w:r>
+        <w:rPr>
+          <w:rtl/>
+          <w:cs/>
+          <w:lang w:val="ar_AE" w:bidi="ar_AE"/>
+        </w:rPr>
+      </w:r>
+      <w:r>
+        <w:rPr>
+          <w:rtl/>
+          <w:cs/>
+          <w:lang w:val="ar_AE" w:bidi="ar_AE"/>
+        </w:rPr>
+        <w:t>نشيد الأنشاد 4: 3</w:t>
+      </w:r>
     </w:p>
     <w:p>
       <w:pPr>
@@ -13881,107 +13071,83 @@
           <w:lang w:val="ar_AE" w:bidi="ar_AE"/>
         </w:rPr>
       </w:r>
-      <w:hyperlink r:id="rId146">
-        <w:r>
-          <w:rPr>
-            <w:rtl/>
-            <w:cs/>
-            <w:lang w:val="ar_AE" w:bidi="ar_AE"/>
-          </w:rPr>
-          <w:rPr>
-            <w:color w:val="0000EE"/>
-            <w:u w:val="single"/>
-          </w:rPr>
-          <w:t>دانيال 7: 6</w:t>
-        </w:r>
-      </w:hyperlink>
-    </w:p>
-    <w:p>
-      <w:pPr>
-        <w:pStyle w:val="ListBullet"/>
-        <w:bidi/>
-        <w:spacing w:line="240" w:lineRule="auto"/>
-        <w:ind w:left="720"/>
-      </w:pPr>
-      <w:r>
-        <w:rPr>
-          <w:rtl/>
-          <w:cs/>
-          <w:lang w:val="ar_AE" w:bidi="ar_AE"/>
-        </w:rPr>
-      </w:r>
-      <w:hyperlink r:id="rId147">
-        <w:r>
-          <w:rPr>
-            <w:rtl/>
-            <w:cs/>
-            <w:lang w:val="ar_AE" w:bidi="ar_AE"/>
-          </w:rPr>
-          <w:rPr>
-            <w:color w:val="0000EE"/>
-            <w:u w:val="single"/>
-          </w:rPr>
-          <w:t>هوشع 13: 7</w:t>
-        </w:r>
-      </w:hyperlink>
-    </w:p>
-    <w:p>
-      <w:pPr>
-        <w:pStyle w:val="ListBullet"/>
-        <w:bidi/>
-        <w:spacing w:line="240" w:lineRule="auto"/>
-        <w:ind w:left="720"/>
-      </w:pPr>
-      <w:r>
-        <w:rPr>
-          <w:rtl/>
-          <w:cs/>
-          <w:lang w:val="ar_AE" w:bidi="ar_AE"/>
-        </w:rPr>
-      </w:r>
-      <w:hyperlink r:id="rId148">
-        <w:r>
-          <w:rPr>
-            <w:rtl/>
-            <w:cs/>
-            <w:lang w:val="ar_AE" w:bidi="ar_AE"/>
-          </w:rPr>
-          <w:rPr>
-            <w:color w:val="0000EE"/>
-            <w:u w:val="single"/>
-          </w:rPr>
-          <w:t>رؤيا 13: 1–2</w:t>
-        </w:r>
-      </w:hyperlink>
-    </w:p>
-    <w:p>
-      <w:pPr>
-        <w:pStyle w:val="ListBullet"/>
-        <w:bidi/>
-        <w:spacing w:line="240" w:lineRule="auto"/>
-        <w:ind w:left="720"/>
-      </w:pPr>
-      <w:r>
-        <w:rPr>
-          <w:rtl/>
-          <w:cs/>
-          <w:lang w:val="ar_AE" w:bidi="ar_AE"/>
-        </w:rPr>
-      </w:r>
-      <w:hyperlink r:id="rId149">
-        <w:r>
-          <w:rPr>
-            <w:rtl/>
-            <w:cs/>
-            <w:lang w:val="ar_AE" w:bidi="ar_AE"/>
-          </w:rPr>
-          <w:rPr>
-            <w:color w:val="0000EE"/>
-            <w:u w:val="single"/>
-          </w:rPr>
-          <w:t>نشيد الأنشاد 4: 8</w:t>
-        </w:r>
-      </w:hyperlink>
+      <w:r>
+        <w:rPr>
+          <w:rtl/>
+          <w:cs/>
+          <w:lang w:val="ar_AE" w:bidi="ar_AE"/>
+        </w:rPr>
+        <w:t>دانيال 7: 6</w:t>
+      </w:r>
+    </w:p>
+    <w:p>
+      <w:pPr>
+        <w:pStyle w:val="ListBullet"/>
+        <w:bidi/>
+        <w:spacing w:line="240" w:lineRule="auto"/>
+        <w:ind w:left="720"/>
+      </w:pPr>
+      <w:r>
+        <w:rPr>
+          <w:rtl/>
+          <w:cs/>
+          <w:lang w:val="ar_AE" w:bidi="ar_AE"/>
+        </w:rPr>
+      </w:r>
+      <w:r>
+        <w:rPr>
+          <w:rtl/>
+          <w:cs/>
+          <w:lang w:val="ar_AE" w:bidi="ar_AE"/>
+        </w:rPr>
+        <w:t>هوشع 13: 7</w:t>
+      </w:r>
+    </w:p>
+    <w:p>
+      <w:pPr>
+        <w:pStyle w:val="ListBullet"/>
+        <w:bidi/>
+        <w:spacing w:line="240" w:lineRule="auto"/>
+        <w:ind w:left="720"/>
+      </w:pPr>
+      <w:r>
+        <w:rPr>
+          <w:rtl/>
+          <w:cs/>
+          <w:lang w:val="ar_AE" w:bidi="ar_AE"/>
+        </w:rPr>
+      </w:r>
+      <w:r>
+        <w:rPr>
+          <w:rtl/>
+          <w:cs/>
+          <w:lang w:val="ar_AE" w:bidi="ar_AE"/>
+        </w:rPr>
+        <w:t>رؤيا 13: 1–2</w:t>
+      </w:r>
+    </w:p>
+    <w:p>
+      <w:pPr>
+        <w:pStyle w:val="ListBullet"/>
+        <w:bidi/>
+        <w:spacing w:line="240" w:lineRule="auto"/>
+        <w:ind w:left="720"/>
+      </w:pPr>
+      <w:r>
+        <w:rPr>
+          <w:rtl/>
+          <w:cs/>
+          <w:lang w:val="ar_AE" w:bidi="ar_AE"/>
+        </w:rPr>
+      </w:r>
+      <w:r>
+        <w:rPr>
+          <w:rtl/>
+          <w:cs/>
+          <w:lang w:val="ar_AE" w:bidi="ar_AE"/>
+        </w:rPr>
+        <w:t>نشيد الأنشاد 4: 8</w:t>
+      </w:r>
     </w:p>
     <w:p>
       <w:pPr>
@@ -14536,223 +13702,175 @@
           <w:lang w:val="ar_AE" w:bidi="ar_AE"/>
         </w:rPr>
       </w:r>
-      <w:hyperlink r:id="rId150">
-        <w:r>
-          <w:rPr>
-            <w:rtl/>
-            <w:cs/>
-            <w:lang w:val="ar_AE" w:bidi="ar_AE"/>
-          </w:rPr>
-          <w:rPr>
-            <w:color w:val="0000EE"/>
-            <w:u w:val="single"/>
-          </w:rPr>
-          <w:t>تكوين 32: 9–10</w:t>
-        </w:r>
-      </w:hyperlink>
-    </w:p>
-    <w:p>
-      <w:pPr>
-        <w:pStyle w:val="ListBullet"/>
-        <w:bidi/>
-        <w:spacing w:line="240" w:lineRule="auto"/>
-        <w:ind w:left="720"/>
-      </w:pPr>
-      <w:r>
-        <w:rPr>
-          <w:rtl/>
-          <w:cs/>
-          <w:lang w:val="ar_AE" w:bidi="ar_AE"/>
-        </w:rPr>
-      </w:r>
-      <w:hyperlink r:id="rId151">
-        <w:r>
-          <w:rPr>
-            <w:rtl/>
-            <w:cs/>
-            <w:lang w:val="ar_AE" w:bidi="ar_AE"/>
-          </w:rPr>
-          <w:rPr>
-            <w:color w:val="0000EE"/>
-            <w:u w:val="single"/>
-          </w:rPr>
-          <w:t>يوحنا 1: 26–28</w:t>
-        </w:r>
-      </w:hyperlink>
-    </w:p>
-    <w:p>
-      <w:pPr>
-        <w:pStyle w:val="ListBullet"/>
-        <w:bidi/>
-        <w:spacing w:line="240" w:lineRule="auto"/>
-        <w:ind w:left="720"/>
-      </w:pPr>
-      <w:r>
-        <w:rPr>
-          <w:rtl/>
-          <w:cs/>
-          <w:lang w:val="ar_AE" w:bidi="ar_AE"/>
-        </w:rPr>
-      </w:r>
-      <w:hyperlink r:id="rId152">
-        <w:r>
-          <w:rPr>
-            <w:rtl/>
-            <w:cs/>
-            <w:lang w:val="ar_AE" w:bidi="ar_AE"/>
-          </w:rPr>
-          <w:rPr>
-            <w:color w:val="0000EE"/>
-            <w:u w:val="single"/>
-          </w:rPr>
-          <w:t>يوحنا 3: 25–26</w:t>
-        </w:r>
-      </w:hyperlink>
-    </w:p>
-    <w:p>
-      <w:pPr>
-        <w:pStyle w:val="ListBullet"/>
-        <w:bidi/>
-        <w:spacing w:line="240" w:lineRule="auto"/>
-        <w:ind w:left="720"/>
-      </w:pPr>
-      <w:r>
-        <w:rPr>
-          <w:rtl/>
-          <w:cs/>
-          <w:lang w:val="ar_AE" w:bidi="ar_AE"/>
-        </w:rPr>
-      </w:r>
-      <w:hyperlink r:id="rId153">
-        <w:r>
-          <w:rPr>
-            <w:rtl/>
-            <w:cs/>
-            <w:lang w:val="ar_AE" w:bidi="ar_AE"/>
-          </w:rPr>
-          <w:rPr>
-            <w:color w:val="0000EE"/>
-            <w:u w:val="single"/>
-          </w:rPr>
-          <w:t>لوقا 3: 3</w:t>
-        </w:r>
-      </w:hyperlink>
-    </w:p>
-    <w:p>
-      <w:pPr>
-        <w:pStyle w:val="ListBullet"/>
-        <w:bidi/>
-        <w:spacing w:line="240" w:lineRule="auto"/>
-        <w:ind w:left="720"/>
-      </w:pPr>
-      <w:r>
-        <w:rPr>
-          <w:rtl/>
-          <w:cs/>
-          <w:lang w:val="ar_AE" w:bidi="ar_AE"/>
-        </w:rPr>
-      </w:r>
-      <w:hyperlink r:id="rId154">
-        <w:r>
-          <w:rPr>
-            <w:rtl/>
-            <w:cs/>
-            <w:lang w:val="ar_AE" w:bidi="ar_AE"/>
-          </w:rPr>
-          <w:rPr>
-            <w:color w:val="0000EE"/>
-            <w:u w:val="single"/>
-          </w:rPr>
-          <w:t>متى 3: 6</w:t>
-        </w:r>
-      </w:hyperlink>
-    </w:p>
-    <w:p>
-      <w:pPr>
-        <w:pStyle w:val="ListBullet"/>
-        <w:bidi/>
-        <w:spacing w:line="240" w:lineRule="auto"/>
-        <w:ind w:left="720"/>
-      </w:pPr>
-      <w:r>
-        <w:rPr>
-          <w:rtl/>
-          <w:cs/>
-          <w:lang w:val="ar_AE" w:bidi="ar_AE"/>
-        </w:rPr>
-      </w:r>
-      <w:hyperlink r:id="rId155">
-        <w:r>
-          <w:rPr>
-            <w:rtl/>
-            <w:cs/>
-            <w:lang w:val="ar_AE" w:bidi="ar_AE"/>
-          </w:rPr>
-          <w:rPr>
-            <w:color w:val="0000EE"/>
-            <w:u w:val="single"/>
-          </w:rPr>
-          <w:t>متى 3: 13–15</w:t>
-        </w:r>
-      </w:hyperlink>
-    </w:p>
-    <w:p>
-      <w:pPr>
-        <w:pStyle w:val="ListBullet"/>
-        <w:bidi/>
-        <w:spacing w:line="240" w:lineRule="auto"/>
-        <w:ind w:left="720"/>
-      </w:pPr>
-      <w:r>
-        <w:rPr>
-          <w:rtl/>
-          <w:cs/>
-          <w:lang w:val="ar_AE" w:bidi="ar_AE"/>
-        </w:rPr>
-      </w:r>
-      <w:hyperlink r:id="rId156">
-        <w:r>
-          <w:rPr>
-            <w:rtl/>
-            <w:cs/>
-            <w:lang w:val="ar_AE" w:bidi="ar_AE"/>
-          </w:rPr>
-          <w:rPr>
-            <w:color w:val="0000EE"/>
-            <w:u w:val="single"/>
-          </w:rPr>
-          <w:t>متى 4: 14–16</w:t>
-        </w:r>
-      </w:hyperlink>
-    </w:p>
-    <w:p>
-      <w:pPr>
-        <w:pStyle w:val="ListBullet"/>
-        <w:bidi/>
-        <w:spacing w:line="240" w:lineRule="auto"/>
-        <w:ind w:left="720"/>
-      </w:pPr>
-      <w:r>
-        <w:rPr>
-          <w:rtl/>
-          <w:cs/>
-          <w:lang w:val="ar_AE" w:bidi="ar_AE"/>
-        </w:rPr>
-      </w:r>
-      <w:hyperlink r:id="rId157">
-        <w:r>
-          <w:rPr>
-            <w:rtl/>
-            <w:cs/>
-            <w:lang w:val="ar_AE" w:bidi="ar_AE"/>
-          </w:rPr>
-          <w:rPr>
-            <w:color w:val="0000EE"/>
-            <w:u w:val="single"/>
-          </w:rPr>
-          <w:t>متى 19: 1–2</w:t>
-        </w:r>
-      </w:hyperlink>
+      <w:r>
+        <w:rPr>
+          <w:rtl/>
+          <w:cs/>
+          <w:lang w:val="ar_AE" w:bidi="ar_AE"/>
+        </w:rPr>
+        <w:t>تكوين 32: 9–10</w:t>
+      </w:r>
+    </w:p>
+    <w:p>
+      <w:pPr>
+        <w:pStyle w:val="ListBullet"/>
+        <w:bidi/>
+        <w:spacing w:line="240" w:lineRule="auto"/>
+        <w:ind w:left="720"/>
+      </w:pPr>
+      <w:r>
+        <w:rPr>
+          <w:rtl/>
+          <w:cs/>
+          <w:lang w:val="ar_AE" w:bidi="ar_AE"/>
+        </w:rPr>
+      </w:r>
+      <w:r>
+        <w:rPr>
+          <w:rtl/>
+          <w:cs/>
+          <w:lang w:val="ar_AE" w:bidi="ar_AE"/>
+        </w:rPr>
+        <w:t>يوحنا 1: 26–28</w:t>
+      </w:r>
+    </w:p>
+    <w:p>
+      <w:pPr>
+        <w:pStyle w:val="ListBullet"/>
+        <w:bidi/>
+        <w:spacing w:line="240" w:lineRule="auto"/>
+        <w:ind w:left="720"/>
+      </w:pPr>
+      <w:r>
+        <w:rPr>
+          <w:rtl/>
+          <w:cs/>
+          <w:lang w:val="ar_AE" w:bidi="ar_AE"/>
+        </w:rPr>
+      </w:r>
+      <w:r>
+        <w:rPr>
+          <w:rtl/>
+          <w:cs/>
+          <w:lang w:val="ar_AE" w:bidi="ar_AE"/>
+        </w:rPr>
+        <w:t>يوحنا 3: 25–26</w:t>
+      </w:r>
+    </w:p>
+    <w:p>
+      <w:pPr>
+        <w:pStyle w:val="ListBullet"/>
+        <w:bidi/>
+        <w:spacing w:line="240" w:lineRule="auto"/>
+        <w:ind w:left="720"/>
+      </w:pPr>
+      <w:r>
+        <w:rPr>
+          <w:rtl/>
+          <w:cs/>
+          <w:lang w:val="ar_AE" w:bidi="ar_AE"/>
+        </w:rPr>
+      </w:r>
+      <w:r>
+        <w:rPr>
+          <w:rtl/>
+          <w:cs/>
+          <w:lang w:val="ar_AE" w:bidi="ar_AE"/>
+        </w:rPr>
+        <w:t>لوقا 3: 3</w:t>
+      </w:r>
+    </w:p>
+    <w:p>
+      <w:pPr>
+        <w:pStyle w:val="ListBullet"/>
+        <w:bidi/>
+        <w:spacing w:line="240" w:lineRule="auto"/>
+        <w:ind w:left="720"/>
+      </w:pPr>
+      <w:r>
+        <w:rPr>
+          <w:rtl/>
+          <w:cs/>
+          <w:lang w:val="ar_AE" w:bidi="ar_AE"/>
+        </w:rPr>
+      </w:r>
+      <w:r>
+        <w:rPr>
+          <w:rtl/>
+          <w:cs/>
+          <w:lang w:val="ar_AE" w:bidi="ar_AE"/>
+        </w:rPr>
+        <w:t>متى 3: 6</w:t>
+      </w:r>
+    </w:p>
+    <w:p>
+      <w:pPr>
+        <w:pStyle w:val="ListBullet"/>
+        <w:bidi/>
+        <w:spacing w:line="240" w:lineRule="auto"/>
+        <w:ind w:left="720"/>
+      </w:pPr>
+      <w:r>
+        <w:rPr>
+          <w:rtl/>
+          <w:cs/>
+          <w:lang w:val="ar_AE" w:bidi="ar_AE"/>
+        </w:rPr>
+      </w:r>
+      <w:r>
+        <w:rPr>
+          <w:rtl/>
+          <w:cs/>
+          <w:lang w:val="ar_AE" w:bidi="ar_AE"/>
+        </w:rPr>
+        <w:t>متى 3: 13–15</w:t>
+      </w:r>
+    </w:p>
+    <w:p>
+      <w:pPr>
+        <w:pStyle w:val="ListBullet"/>
+        <w:bidi/>
+        <w:spacing w:line="240" w:lineRule="auto"/>
+        <w:ind w:left="720"/>
+      </w:pPr>
+      <w:r>
+        <w:rPr>
+          <w:rtl/>
+          <w:cs/>
+          <w:lang w:val="ar_AE" w:bidi="ar_AE"/>
+        </w:rPr>
+      </w:r>
+      <w:r>
+        <w:rPr>
+          <w:rtl/>
+          <w:cs/>
+          <w:lang w:val="ar_AE" w:bidi="ar_AE"/>
+        </w:rPr>
+        <w:t>متى 4: 14–16</w:t>
+      </w:r>
+    </w:p>
+    <w:p>
+      <w:pPr>
+        <w:pStyle w:val="ListBullet"/>
+        <w:bidi/>
+        <w:spacing w:line="240" w:lineRule="auto"/>
+        <w:ind w:left="720"/>
+      </w:pPr>
+      <w:r>
+        <w:rPr>
+          <w:rtl/>
+          <w:cs/>
+          <w:lang w:val="ar_AE" w:bidi="ar_AE"/>
+        </w:rPr>
+      </w:r>
+      <w:r>
+        <w:rPr>
+          <w:rtl/>
+          <w:cs/>
+          <w:lang w:val="ar_AE" w:bidi="ar_AE"/>
+        </w:rPr>
+        <w:t>متى 19: 1–2</w:t>
+      </w:r>
     </w:p>
     <w:p>
       <w:pPr>
@@ -15264,78 +14382,60 @@
           <w:lang w:val="ar_AE" w:bidi="ar_AE"/>
         </w:rPr>
       </w:r>
-      <w:hyperlink r:id="rId158">
-        <w:r>
-          <w:rPr>
-            <w:rtl/>
-            <w:cs/>
-            <w:lang w:val="ar_AE" w:bidi="ar_AE"/>
-          </w:rPr>
-          <w:rPr>
-            <w:color w:val="0000EE"/>
-            <w:u w:val="single"/>
-          </w:rPr>
-          <w:t>عاموس 8: 8</w:t>
-        </w:r>
-      </w:hyperlink>
-    </w:p>
-    <w:p>
-      <w:pPr>
-        <w:pStyle w:val="ListBullet"/>
-        <w:bidi/>
-        <w:spacing w:line="240" w:lineRule="auto"/>
-        <w:ind w:left="720"/>
-      </w:pPr>
-      <w:r>
-        <w:rPr>
-          <w:rtl/>
-          <w:cs/>
-          <w:lang w:val="ar_AE" w:bidi="ar_AE"/>
-        </w:rPr>
-      </w:r>
-      <w:hyperlink r:id="rId159">
-        <w:r>
-          <w:rPr>
-            <w:rtl/>
-            <w:cs/>
-            <w:lang w:val="ar_AE" w:bidi="ar_AE"/>
-          </w:rPr>
-          <w:rPr>
-            <w:color w:val="0000EE"/>
-            <w:u w:val="single"/>
-          </w:rPr>
-          <w:t>تكوين 41: 1–3</w:t>
-        </w:r>
-      </w:hyperlink>
-    </w:p>
-    <w:p>
-      <w:pPr>
-        <w:pStyle w:val="ListBullet"/>
-        <w:bidi/>
-        <w:spacing w:line="240" w:lineRule="auto"/>
-        <w:ind w:left="720"/>
-      </w:pPr>
-      <w:r>
-        <w:rPr>
-          <w:rtl/>
-          <w:cs/>
-          <w:lang w:val="ar_AE" w:bidi="ar_AE"/>
-        </w:rPr>
-      </w:r>
-      <w:hyperlink r:id="rId160">
-        <w:r>
-          <w:rPr>
-            <w:rtl/>
-            <w:cs/>
-            <w:lang w:val="ar_AE" w:bidi="ar_AE"/>
-          </w:rPr>
-          <w:rPr>
-            <w:color w:val="0000EE"/>
-            <w:u w:val="single"/>
-          </w:rPr>
-          <w:t>إرميا 46: 8</w:t>
-        </w:r>
-      </w:hyperlink>
+      <w:r>
+        <w:rPr>
+          <w:rtl/>
+          <w:cs/>
+          <w:lang w:val="ar_AE" w:bidi="ar_AE"/>
+        </w:rPr>
+        <w:t>عاموس 8: 8</w:t>
+      </w:r>
+    </w:p>
+    <w:p>
+      <w:pPr>
+        <w:pStyle w:val="ListBullet"/>
+        <w:bidi/>
+        <w:spacing w:line="240" w:lineRule="auto"/>
+        <w:ind w:left="720"/>
+      </w:pPr>
+      <w:r>
+        <w:rPr>
+          <w:rtl/>
+          <w:cs/>
+          <w:lang w:val="ar_AE" w:bidi="ar_AE"/>
+        </w:rPr>
+      </w:r>
+      <w:r>
+        <w:rPr>
+          <w:rtl/>
+          <w:cs/>
+          <w:lang w:val="ar_AE" w:bidi="ar_AE"/>
+        </w:rPr>
+        <w:t>تكوين 41: 1–3</w:t>
+      </w:r>
+    </w:p>
+    <w:p>
+      <w:pPr>
+        <w:pStyle w:val="ListBullet"/>
+        <w:bidi/>
+        <w:spacing w:line="240" w:lineRule="auto"/>
+        <w:ind w:left="720"/>
+      </w:pPr>
+      <w:r>
+        <w:rPr>
+          <w:rtl/>
+          <w:cs/>
+          <w:lang w:val="ar_AE" w:bidi="ar_AE"/>
+        </w:rPr>
+      </w:r>
+      <w:r>
+        <w:rPr>
+          <w:rtl/>
+          <w:cs/>
+          <w:lang w:val="ar_AE" w:bidi="ar_AE"/>
+        </w:rPr>
+        <w:t>إرميا 46: 8</w:t>
+      </w:r>
     </w:p>
     <w:p>
       <w:pPr>
@@ -15857,165 +14957,129 @@
           <w:lang w:val="ar_AE" w:bidi="ar_AE"/>
         </w:rPr>
       </w:r>
-      <w:hyperlink r:id="rId161">
-        <w:r>
-          <w:rPr>
-            <w:rtl/>
-            <w:cs/>
-            <w:lang w:val="ar_AE" w:bidi="ar_AE"/>
-          </w:rPr>
-          <w:rPr>
-            <w:color w:val="0000EE"/>
-            <w:u w:val="single"/>
-          </w:rPr>
-          <w:t>تكوين 5: 30–31</w:t>
-        </w:r>
-      </w:hyperlink>
-    </w:p>
-    <w:p>
-      <w:pPr>
-        <w:pStyle w:val="ListBullet"/>
-        <w:bidi/>
-        <w:spacing w:line="240" w:lineRule="auto"/>
-        <w:ind w:left="720"/>
-      </w:pPr>
-      <w:r>
-        <w:rPr>
-          <w:rtl/>
-          <w:cs/>
-          <w:lang w:val="ar_AE" w:bidi="ar_AE"/>
-        </w:rPr>
-      </w:r>
-      <w:hyperlink r:id="rId162">
-        <w:r>
-          <w:rPr>
-            <w:rtl/>
-            <w:cs/>
-            <w:lang w:val="ar_AE" w:bidi="ar_AE"/>
-          </w:rPr>
-          <w:rPr>
-            <w:color w:val="0000EE"/>
-            <w:u w:val="single"/>
-          </w:rPr>
-          <w:t>تكوين 5: 32</w:t>
-        </w:r>
-      </w:hyperlink>
-    </w:p>
-    <w:p>
-      <w:pPr>
-        <w:pStyle w:val="ListBullet"/>
-        <w:bidi/>
-        <w:spacing w:line="240" w:lineRule="auto"/>
-        <w:ind w:left="720"/>
-      </w:pPr>
-      <w:r>
-        <w:rPr>
-          <w:rtl/>
-          <w:cs/>
-          <w:lang w:val="ar_AE" w:bidi="ar_AE"/>
-        </w:rPr>
-      </w:r>
-      <w:hyperlink r:id="rId163">
-        <w:r>
-          <w:rPr>
-            <w:rtl/>
-            <w:cs/>
-            <w:lang w:val="ar_AE" w:bidi="ar_AE"/>
-          </w:rPr>
-          <w:rPr>
-            <w:color w:val="0000EE"/>
-            <w:u w:val="single"/>
-          </w:rPr>
-          <w:t>تكوين 6: 8</w:t>
-        </w:r>
-      </w:hyperlink>
-    </w:p>
-    <w:p>
-      <w:pPr>
-        <w:pStyle w:val="ListBullet"/>
-        <w:bidi/>
-        <w:spacing w:line="240" w:lineRule="auto"/>
-        <w:ind w:left="720"/>
-      </w:pPr>
-      <w:r>
-        <w:rPr>
-          <w:rtl/>
-          <w:cs/>
-          <w:lang w:val="ar_AE" w:bidi="ar_AE"/>
-        </w:rPr>
-      </w:r>
-      <w:hyperlink r:id="rId164">
-        <w:r>
-          <w:rPr>
-            <w:rtl/>
-            <w:cs/>
-            <w:lang w:val="ar_AE" w:bidi="ar_AE"/>
-          </w:rPr>
-          <w:rPr>
-            <w:color w:val="0000EE"/>
-            <w:u w:val="single"/>
-          </w:rPr>
-          <w:t>تكوين 8: 1</w:t>
-        </w:r>
-      </w:hyperlink>
-    </w:p>
-    <w:p>
-      <w:pPr>
-        <w:pStyle w:val="ListBullet"/>
-        <w:bidi/>
-        <w:spacing w:line="240" w:lineRule="auto"/>
-        <w:ind w:left="720"/>
-      </w:pPr>
-      <w:r>
-        <w:rPr>
-          <w:rtl/>
-          <w:cs/>
-          <w:lang w:val="ar_AE" w:bidi="ar_AE"/>
-        </w:rPr>
-      </w:r>
-      <w:hyperlink r:id="rId165">
-        <w:r>
-          <w:rPr>
-            <w:rtl/>
-            <w:cs/>
-            <w:lang w:val="ar_AE" w:bidi="ar_AE"/>
-          </w:rPr>
-          <w:rPr>
-            <w:color w:val="0000EE"/>
-            <w:u w:val="single"/>
-          </w:rPr>
-          <w:t>عبرانيين 11: 7</w:t>
-        </w:r>
-      </w:hyperlink>
-    </w:p>
-    <w:p>
-      <w:pPr>
-        <w:pStyle w:val="ListBullet"/>
-        <w:bidi/>
-        <w:spacing w:line="240" w:lineRule="auto"/>
-        <w:ind w:left="720"/>
-      </w:pPr>
-      <w:r>
-        <w:rPr>
-          <w:rtl/>
-          <w:cs/>
-          <w:lang w:val="ar_AE" w:bidi="ar_AE"/>
-        </w:rPr>
-      </w:r>
-      <w:hyperlink r:id="rId166">
-        <w:r>
-          <w:rPr>
-            <w:rtl/>
-            <w:cs/>
-            <w:lang w:val="ar_AE" w:bidi="ar_AE"/>
-          </w:rPr>
-          <w:rPr>
-            <w:color w:val="0000EE"/>
-            <w:u w:val="single"/>
-          </w:rPr>
-          <w:t>متى 24: 37</w:t>
-        </w:r>
-      </w:hyperlink>
+      <w:r>
+        <w:rPr>
+          <w:rtl/>
+          <w:cs/>
+          <w:lang w:val="ar_AE" w:bidi="ar_AE"/>
+        </w:rPr>
+        <w:t>تكوين 5: 30–31</w:t>
+      </w:r>
+    </w:p>
+    <w:p>
+      <w:pPr>
+        <w:pStyle w:val="ListBullet"/>
+        <w:bidi/>
+        <w:spacing w:line="240" w:lineRule="auto"/>
+        <w:ind w:left="720"/>
+      </w:pPr>
+      <w:r>
+        <w:rPr>
+          <w:rtl/>
+          <w:cs/>
+          <w:lang w:val="ar_AE" w:bidi="ar_AE"/>
+        </w:rPr>
+      </w:r>
+      <w:r>
+        <w:rPr>
+          <w:rtl/>
+          <w:cs/>
+          <w:lang w:val="ar_AE" w:bidi="ar_AE"/>
+        </w:rPr>
+        <w:t>تكوين 5: 32</w:t>
+      </w:r>
+    </w:p>
+    <w:p>
+      <w:pPr>
+        <w:pStyle w:val="ListBullet"/>
+        <w:bidi/>
+        <w:spacing w:line="240" w:lineRule="auto"/>
+        <w:ind w:left="720"/>
+      </w:pPr>
+      <w:r>
+        <w:rPr>
+          <w:rtl/>
+          <w:cs/>
+          <w:lang w:val="ar_AE" w:bidi="ar_AE"/>
+        </w:rPr>
+      </w:r>
+      <w:r>
+        <w:rPr>
+          <w:rtl/>
+          <w:cs/>
+          <w:lang w:val="ar_AE" w:bidi="ar_AE"/>
+        </w:rPr>
+        <w:t>تكوين 6: 8</w:t>
+      </w:r>
+    </w:p>
+    <w:p>
+      <w:pPr>
+        <w:pStyle w:val="ListBullet"/>
+        <w:bidi/>
+        <w:spacing w:line="240" w:lineRule="auto"/>
+        <w:ind w:left="720"/>
+      </w:pPr>
+      <w:r>
+        <w:rPr>
+          <w:rtl/>
+          <w:cs/>
+          <w:lang w:val="ar_AE" w:bidi="ar_AE"/>
+        </w:rPr>
+      </w:r>
+      <w:r>
+        <w:rPr>
+          <w:rtl/>
+          <w:cs/>
+          <w:lang w:val="ar_AE" w:bidi="ar_AE"/>
+        </w:rPr>
+        <w:t>تكوين 8: 1</w:t>
+      </w:r>
+    </w:p>
+    <w:p>
+      <w:pPr>
+        <w:pStyle w:val="ListBullet"/>
+        <w:bidi/>
+        <w:spacing w:line="240" w:lineRule="auto"/>
+        <w:ind w:left="720"/>
+      </w:pPr>
+      <w:r>
+        <w:rPr>
+          <w:rtl/>
+          <w:cs/>
+          <w:lang w:val="ar_AE" w:bidi="ar_AE"/>
+        </w:rPr>
+      </w:r>
+      <w:r>
+        <w:rPr>
+          <w:rtl/>
+          <w:cs/>
+          <w:lang w:val="ar_AE" w:bidi="ar_AE"/>
+        </w:rPr>
+        <w:t>عبرانيين 11: 7</w:t>
+      </w:r>
+    </w:p>
+    <w:p>
+      <w:pPr>
+        <w:pStyle w:val="ListBullet"/>
+        <w:bidi/>
+        <w:spacing w:line="240" w:lineRule="auto"/>
+        <w:ind w:left="720"/>
+      </w:pPr>
+      <w:r>
+        <w:rPr>
+          <w:rtl/>
+          <w:cs/>
+          <w:lang w:val="ar_AE" w:bidi="ar_AE"/>
+        </w:rPr>
+      </w:r>
+      <w:r>
+        <w:rPr>
+          <w:rtl/>
+          <w:cs/>
+          <w:lang w:val="ar_AE" w:bidi="ar_AE"/>
+        </w:rPr>
+        <w:t>متى 24: 37</w:t>
+      </w:r>
     </w:p>
     <w:p>
       <w:pPr>
@@ -16556,194 +15620,152 @@
           <w:lang w:val="ar_AE" w:bidi="ar_AE"/>
         </w:rPr>
       </w:r>
-      <w:hyperlink r:id="rId167">
-        <w:r>
-          <w:rPr>
-            <w:rtl/>
-            <w:cs/>
-            <w:lang w:val="ar_AE" w:bidi="ar_AE"/>
-          </w:rPr>
-          <w:rPr>
-            <w:color w:val="0000EE"/>
-            <w:u w:val="single"/>
-          </w:rPr>
-          <w:t>أعمال الرسل 15: 10</w:t>
-        </w:r>
-      </w:hyperlink>
-    </w:p>
-    <w:p>
-      <w:pPr>
-        <w:pStyle w:val="ListBullet"/>
-        <w:bidi/>
-        <w:spacing w:line="240" w:lineRule="auto"/>
-        <w:ind w:left="720"/>
-      </w:pPr>
-      <w:r>
-        <w:rPr>
-          <w:rtl/>
-          <w:cs/>
-          <w:lang w:val="ar_AE" w:bidi="ar_AE"/>
-        </w:rPr>
-      </w:r>
-      <w:hyperlink r:id="rId168">
-        <w:r>
-          <w:rPr>
-            <w:rtl/>
-            <w:cs/>
-            <w:lang w:val="ar_AE" w:bidi="ar_AE"/>
-          </w:rPr>
-          <w:rPr>
-            <w:color w:val="0000EE"/>
-            <w:u w:val="single"/>
-          </w:rPr>
-          <w:t>غلاطية 5: 1</w:t>
-        </w:r>
-      </w:hyperlink>
-    </w:p>
-    <w:p>
-      <w:pPr>
-        <w:pStyle w:val="ListBullet"/>
-        <w:bidi/>
-        <w:spacing w:line="240" w:lineRule="auto"/>
-        <w:ind w:left="720"/>
-      </w:pPr>
-      <w:r>
-        <w:rPr>
-          <w:rtl/>
-          <w:cs/>
-          <w:lang w:val="ar_AE" w:bidi="ar_AE"/>
-        </w:rPr>
-      </w:r>
-      <w:hyperlink r:id="rId169">
-        <w:r>
-          <w:rPr>
-            <w:rtl/>
-            <w:cs/>
-            <w:lang w:val="ar_AE" w:bidi="ar_AE"/>
-          </w:rPr>
-          <w:rPr>
-            <w:color w:val="0000EE"/>
-            <w:u w:val="single"/>
-          </w:rPr>
-          <w:t>تكوين 27: 40</w:t>
-        </w:r>
-      </w:hyperlink>
-    </w:p>
-    <w:p>
-      <w:pPr>
-        <w:pStyle w:val="ListBullet"/>
-        <w:bidi/>
-        <w:spacing w:line="240" w:lineRule="auto"/>
-        <w:ind w:left="720"/>
-      </w:pPr>
-      <w:r>
-        <w:rPr>
-          <w:rtl/>
-          <w:cs/>
-          <w:lang w:val="ar_AE" w:bidi="ar_AE"/>
-        </w:rPr>
-      </w:r>
-      <w:hyperlink r:id="rId170">
-        <w:r>
-          <w:rPr>
-            <w:rtl/>
-            <w:cs/>
-            <w:lang w:val="ar_AE" w:bidi="ar_AE"/>
-          </w:rPr>
-          <w:rPr>
-            <w:color w:val="0000EE"/>
-            <w:u w:val="single"/>
-          </w:rPr>
-          <w:t>إشعياء 9: 4</w:t>
-        </w:r>
-      </w:hyperlink>
-    </w:p>
-    <w:p>
-      <w:pPr>
-        <w:pStyle w:val="ListBullet"/>
-        <w:bidi/>
-        <w:spacing w:line="240" w:lineRule="auto"/>
-        <w:ind w:left="720"/>
-      </w:pPr>
-      <w:r>
-        <w:rPr>
-          <w:rtl/>
-          <w:cs/>
-          <w:lang w:val="ar_AE" w:bidi="ar_AE"/>
-        </w:rPr>
-      </w:r>
-      <w:hyperlink r:id="rId171">
-        <w:r>
-          <w:rPr>
-            <w:rtl/>
-            <w:cs/>
-            <w:lang w:val="ar_AE" w:bidi="ar_AE"/>
-          </w:rPr>
-          <w:rPr>
-            <w:color w:val="0000EE"/>
-            <w:u w:val="single"/>
-          </w:rPr>
-          <w:t>إرميا 27: 4</w:t>
-        </w:r>
-      </w:hyperlink>
-    </w:p>
-    <w:p>
-      <w:pPr>
-        <w:pStyle w:val="ListBullet"/>
-        <w:bidi/>
-        <w:spacing w:line="240" w:lineRule="auto"/>
-        <w:ind w:left="720"/>
-      </w:pPr>
-      <w:r>
-        <w:rPr>
-          <w:rtl/>
-          <w:cs/>
-          <w:lang w:val="ar_AE" w:bidi="ar_AE"/>
-        </w:rPr>
-      </w:r>
-      <w:hyperlink r:id="rId172">
-        <w:r>
-          <w:rPr>
-            <w:rtl/>
-            <w:cs/>
-            <w:lang w:val="ar_AE" w:bidi="ar_AE"/>
-          </w:rPr>
-          <w:rPr>
-            <w:color w:val="0000EE"/>
-            <w:u w:val="single"/>
-          </w:rPr>
-          <w:t>متى 11: 30</w:t>
-        </w:r>
-      </w:hyperlink>
-    </w:p>
-    <w:p>
-      <w:pPr>
-        <w:pStyle w:val="ListBullet"/>
-        <w:bidi/>
-        <w:spacing w:line="240" w:lineRule="auto"/>
-        <w:ind w:left="720"/>
-      </w:pPr>
-      <w:r>
-        <w:rPr>
-          <w:rtl/>
-          <w:cs/>
-          <w:lang w:val="ar_AE" w:bidi="ar_AE"/>
-        </w:rPr>
-      </w:r>
-      <w:hyperlink r:id="rId173">
-        <w:r>
-          <w:rPr>
-            <w:rtl/>
-            <w:cs/>
-            <w:lang w:val="ar_AE" w:bidi="ar_AE"/>
-          </w:rPr>
-          <w:rPr>
-            <w:color w:val="0000EE"/>
-            <w:u w:val="single"/>
-          </w:rPr>
-          <w:t>فيلبي 4: 3</w:t>
-        </w:r>
-      </w:hyperlink>
+      <w:r>
+        <w:rPr>
+          <w:rtl/>
+          <w:cs/>
+          <w:lang w:val="ar_AE" w:bidi="ar_AE"/>
+        </w:rPr>
+        <w:t>أعمال الرسل 15: 10</w:t>
+      </w:r>
+    </w:p>
+    <w:p>
+      <w:pPr>
+        <w:pStyle w:val="ListBullet"/>
+        <w:bidi/>
+        <w:spacing w:line="240" w:lineRule="auto"/>
+        <w:ind w:left="720"/>
+      </w:pPr>
+      <w:r>
+        <w:rPr>
+          <w:rtl/>
+          <w:cs/>
+          <w:lang w:val="ar_AE" w:bidi="ar_AE"/>
+        </w:rPr>
+      </w:r>
+      <w:r>
+        <w:rPr>
+          <w:rtl/>
+          <w:cs/>
+          <w:lang w:val="ar_AE" w:bidi="ar_AE"/>
+        </w:rPr>
+        <w:t>غلاطية 5: 1</w:t>
+      </w:r>
+    </w:p>
+    <w:p>
+      <w:pPr>
+        <w:pStyle w:val="ListBullet"/>
+        <w:bidi/>
+        <w:spacing w:line="240" w:lineRule="auto"/>
+        <w:ind w:left="720"/>
+      </w:pPr>
+      <w:r>
+        <w:rPr>
+          <w:rtl/>
+          <w:cs/>
+          <w:lang w:val="ar_AE" w:bidi="ar_AE"/>
+        </w:rPr>
+      </w:r>
+      <w:r>
+        <w:rPr>
+          <w:rtl/>
+          <w:cs/>
+          <w:lang w:val="ar_AE" w:bidi="ar_AE"/>
+        </w:rPr>
+        <w:t>تكوين 27: 40</w:t>
+      </w:r>
+    </w:p>
+    <w:p>
+      <w:pPr>
+        <w:pStyle w:val="ListBullet"/>
+        <w:bidi/>
+        <w:spacing w:line="240" w:lineRule="auto"/>
+        <w:ind w:left="720"/>
+      </w:pPr>
+      <w:r>
+        <w:rPr>
+          <w:rtl/>
+          <w:cs/>
+          <w:lang w:val="ar_AE" w:bidi="ar_AE"/>
+        </w:rPr>
+      </w:r>
+      <w:r>
+        <w:rPr>
+          <w:rtl/>
+          <w:cs/>
+          <w:lang w:val="ar_AE" w:bidi="ar_AE"/>
+        </w:rPr>
+        <w:t>إشعياء 9: 4</w:t>
+      </w:r>
+    </w:p>
+    <w:p>
+      <w:pPr>
+        <w:pStyle w:val="ListBullet"/>
+        <w:bidi/>
+        <w:spacing w:line="240" w:lineRule="auto"/>
+        <w:ind w:left="720"/>
+      </w:pPr>
+      <w:r>
+        <w:rPr>
+          <w:rtl/>
+          <w:cs/>
+          <w:lang w:val="ar_AE" w:bidi="ar_AE"/>
+        </w:rPr>
+      </w:r>
+      <w:r>
+        <w:rPr>
+          <w:rtl/>
+          <w:cs/>
+          <w:lang w:val="ar_AE" w:bidi="ar_AE"/>
+        </w:rPr>
+        <w:t>إرميا 27: 4</w:t>
+      </w:r>
+    </w:p>
+    <w:p>
+      <w:pPr>
+        <w:pStyle w:val="ListBullet"/>
+        <w:bidi/>
+        <w:spacing w:line="240" w:lineRule="auto"/>
+        <w:ind w:left="720"/>
+      </w:pPr>
+      <w:r>
+        <w:rPr>
+          <w:rtl/>
+          <w:cs/>
+          <w:lang w:val="ar_AE" w:bidi="ar_AE"/>
+        </w:rPr>
+      </w:r>
+      <w:r>
+        <w:rPr>
+          <w:rtl/>
+          <w:cs/>
+          <w:lang w:val="ar_AE" w:bidi="ar_AE"/>
+        </w:rPr>
+        <w:t>متى 11: 30</w:t>
+      </w:r>
+    </w:p>
+    <w:p>
+      <w:pPr>
+        <w:pStyle w:val="ListBullet"/>
+        <w:bidi/>
+        <w:spacing w:line="240" w:lineRule="auto"/>
+        <w:ind w:left="720"/>
+      </w:pPr>
+      <w:r>
+        <w:rPr>
+          <w:rtl/>
+          <w:cs/>
+          <w:lang w:val="ar_AE" w:bidi="ar_AE"/>
+        </w:rPr>
+      </w:r>
+      <w:r>
+        <w:rPr>
+          <w:rtl/>
+          <w:cs/>
+          <w:lang w:val="ar_AE" w:bidi="ar_AE"/>
+        </w:rPr>
+        <w:t>فيلبي 4: 3</w:t>
+      </w:r>
     </w:p>
     <w:p>
       <w:pPr>
@@ -17079,136 +16101,106 @@
           <w:lang w:val="ar_AE" w:bidi="ar_AE"/>
         </w:rPr>
       </w:r>
-      <w:hyperlink r:id="rId174">
-        <w:r>
-          <w:rPr>
-            <w:rtl/>
-            <w:cs/>
-            <w:lang w:val="ar_AE" w:bidi="ar_AE"/>
-          </w:rPr>
-          <w:rPr>
-            <w:color w:val="0000EE"/>
-            <w:u w:val="single"/>
-          </w:rPr>
-          <w:t>تكوين 10: 11–14</w:t>
-        </w:r>
-      </w:hyperlink>
-    </w:p>
-    <w:p>
-      <w:pPr>
-        <w:pStyle w:val="ListBullet"/>
-        <w:bidi/>
-        <w:spacing w:line="240" w:lineRule="auto"/>
-        <w:ind w:left="720"/>
-      </w:pPr>
-      <w:r>
-        <w:rPr>
-          <w:rtl/>
-          <w:cs/>
-          <w:lang w:val="ar_AE" w:bidi="ar_AE"/>
-        </w:rPr>
-      </w:r>
-      <w:hyperlink r:id="rId175">
-        <w:r>
-          <w:rPr>
-            <w:rtl/>
-            <w:cs/>
-            <w:lang w:val="ar_AE" w:bidi="ar_AE"/>
-          </w:rPr>
-          <w:rPr>
-            <w:color w:val="0000EE"/>
-            <w:u w:val="single"/>
-          </w:rPr>
-          <w:t>يونان 1: 3</w:t>
-        </w:r>
-      </w:hyperlink>
-    </w:p>
-    <w:p>
-      <w:pPr>
-        <w:pStyle w:val="ListBullet"/>
-        <w:bidi/>
-        <w:spacing w:line="240" w:lineRule="auto"/>
-        <w:ind w:left="720"/>
-      </w:pPr>
-      <w:r>
-        <w:rPr>
-          <w:rtl/>
-          <w:cs/>
-          <w:lang w:val="ar_AE" w:bidi="ar_AE"/>
-        </w:rPr>
-      </w:r>
-      <w:hyperlink r:id="rId176">
-        <w:r>
-          <w:rPr>
-            <w:rtl/>
-            <w:cs/>
-            <w:lang w:val="ar_AE" w:bidi="ar_AE"/>
-          </w:rPr>
-          <w:rPr>
-            <w:color w:val="0000EE"/>
-            <w:u w:val="single"/>
-          </w:rPr>
-          <w:t>يونان 3: 3</w:t>
-        </w:r>
-      </w:hyperlink>
-    </w:p>
-    <w:p>
-      <w:pPr>
-        <w:pStyle w:val="ListBullet"/>
-        <w:bidi/>
-        <w:spacing w:line="240" w:lineRule="auto"/>
-        <w:ind w:left="720"/>
-      </w:pPr>
-      <w:r>
-        <w:rPr>
-          <w:rtl/>
-          <w:cs/>
-          <w:lang w:val="ar_AE" w:bidi="ar_AE"/>
-        </w:rPr>
-      </w:r>
-      <w:hyperlink r:id="rId177">
-        <w:r>
-          <w:rPr>
-            <w:rtl/>
-            <w:cs/>
-            <w:lang w:val="ar_AE" w:bidi="ar_AE"/>
-          </w:rPr>
-          <w:rPr>
-            <w:color w:val="0000EE"/>
-            <w:u w:val="single"/>
-          </w:rPr>
-          <w:t>لوقا 11: 32</w:t>
-        </w:r>
-      </w:hyperlink>
-    </w:p>
-    <w:p>
-      <w:pPr>
-        <w:pStyle w:val="ListBullet"/>
-        <w:bidi/>
-        <w:spacing w:line="240" w:lineRule="auto"/>
-        <w:ind w:left="720"/>
-      </w:pPr>
-      <w:r>
-        <w:rPr>
-          <w:rtl/>
-          <w:cs/>
-          <w:lang w:val="ar_AE" w:bidi="ar_AE"/>
-        </w:rPr>
-      </w:r>
-      <w:hyperlink r:id="rId178">
-        <w:r>
-          <w:rPr>
-            <w:rtl/>
-            <w:cs/>
-            <w:lang w:val="ar_AE" w:bidi="ar_AE"/>
-          </w:rPr>
-          <w:rPr>
-            <w:color w:val="0000EE"/>
-            <w:u w:val="single"/>
-          </w:rPr>
-          <w:t>متى 12: 41</w:t>
-        </w:r>
-      </w:hyperlink>
+      <w:r>
+        <w:rPr>
+          <w:rtl/>
+          <w:cs/>
+          <w:lang w:val="ar_AE" w:bidi="ar_AE"/>
+        </w:rPr>
+        <w:t>تكوين 10: 11–14</w:t>
+      </w:r>
+    </w:p>
+    <w:p>
+      <w:pPr>
+        <w:pStyle w:val="ListBullet"/>
+        <w:bidi/>
+        <w:spacing w:line="240" w:lineRule="auto"/>
+        <w:ind w:left="720"/>
+      </w:pPr>
+      <w:r>
+        <w:rPr>
+          <w:rtl/>
+          <w:cs/>
+          <w:lang w:val="ar_AE" w:bidi="ar_AE"/>
+        </w:rPr>
+      </w:r>
+      <w:r>
+        <w:rPr>
+          <w:rtl/>
+          <w:cs/>
+          <w:lang w:val="ar_AE" w:bidi="ar_AE"/>
+        </w:rPr>
+        <w:t>يونان 1: 3</w:t>
+      </w:r>
+    </w:p>
+    <w:p>
+      <w:pPr>
+        <w:pStyle w:val="ListBullet"/>
+        <w:bidi/>
+        <w:spacing w:line="240" w:lineRule="auto"/>
+        <w:ind w:left="720"/>
+      </w:pPr>
+      <w:r>
+        <w:rPr>
+          <w:rtl/>
+          <w:cs/>
+          <w:lang w:val="ar_AE" w:bidi="ar_AE"/>
+        </w:rPr>
+      </w:r>
+      <w:r>
+        <w:rPr>
+          <w:rtl/>
+          <w:cs/>
+          <w:lang w:val="ar_AE" w:bidi="ar_AE"/>
+        </w:rPr>
+        <w:t>يونان 3: 3</w:t>
+      </w:r>
+    </w:p>
+    <w:p>
+      <w:pPr>
+        <w:pStyle w:val="ListBullet"/>
+        <w:bidi/>
+        <w:spacing w:line="240" w:lineRule="auto"/>
+        <w:ind w:left="720"/>
+      </w:pPr>
+      <w:r>
+        <w:rPr>
+          <w:rtl/>
+          <w:cs/>
+          <w:lang w:val="ar_AE" w:bidi="ar_AE"/>
+        </w:rPr>
+      </w:r>
+      <w:r>
+        <w:rPr>
+          <w:rtl/>
+          <w:cs/>
+          <w:lang w:val="ar_AE" w:bidi="ar_AE"/>
+        </w:rPr>
+        <w:t>لوقا 11: 32</w:t>
+      </w:r>
+    </w:p>
+    <w:p>
+      <w:pPr>
+        <w:pStyle w:val="ListBullet"/>
+        <w:bidi/>
+        <w:spacing w:line="240" w:lineRule="auto"/>
+        <w:ind w:left="720"/>
+      </w:pPr>
+      <w:r>
+        <w:rPr>
+          <w:rtl/>
+          <w:cs/>
+          <w:lang w:val="ar_AE" w:bidi="ar_AE"/>
+        </w:rPr>
+      </w:r>
+      <w:r>
+        <w:rPr>
+          <w:rtl/>
+          <w:cs/>
+          <w:lang w:val="ar_AE" w:bidi="ar_AE"/>
+        </w:rPr>
+        <w:t>متى 12: 41</w:t>
+      </w:r>
     </w:p>
     <w:p>
       <w:pPr>
